--- a/own-article/paper/en/paper_en.docx
+++ b/own-article/paper/en/paper_en.docx
@@ -31,7 +31,7 @@
           <w:b/>
           <w:bCs/>
         </w:rPr>
-        <w:t xml:space="preserve">[[AUTHOR 1 – FULL NAME REQUIRED]]</w:t>
+        <w:t xml:space="preserve">Ivan I. Naumov</w:t>
       </w:r>
       <m:oMath>
         <m:sSup>
@@ -50,18 +50,15 @@
               </m:rPr>
               <m:t>,</m:t>
             </m:r>
+            <m:r>
+              <m:rPr>
+                <m:sty m:val="p"/>
+              </m:rPr>
+              <m:t>*</m:t>
+            </m:r>
           </m:sup>
         </m:sSup>
       </m:oMath>
-      <w:r>
-        <w:t xml:space="preserve"> </w:t>
-      </w:r>
-      <w:r>
-        <w:rPr>
-          <w:rStyle w:val="FootnoteReference"/>
-        </w:rPr>
-        <w:footnoteReference w:id="25"/>
-      </w:r>
       <w:r>
         <w:t xml:space="preserve"> </w:t>
       </w:r>
@@ -72,7 +69,7 @@
         <w:rPr>
           <w:vertAlign w:val="superscript"/>
         </w:rPr>
-        <w:t xml:space="preserve">[[ORCID REQUIRED]]</w:t>
+        <w:t xml:space="preserve">0000-0002-8582-3203</w:t>
       </w:r>
     </w:p>
     <w:p>
@@ -84,7 +81,7 @@
           <w:b/>
           <w:bCs/>
         </w:rPr>
-        <w:t xml:space="preserve">[[AUTHOR 2 – FULL NAME REQUIRED]]</w:t>
+        <w:t xml:space="preserve">Maksim V. Lyashov</w:t>
       </w:r>
       <m:oMath>
         <m:sSup>
@@ -95,7 +92,7 @@
           </m:e>
           <m:sup>
             <m:r>
-              <m:t>2</m:t>
+              <m:t>1</m:t>
             </m:r>
           </m:sup>
         </m:sSup>
@@ -110,7 +107,7 @@
         <w:rPr>
           <w:vertAlign w:val="superscript"/>
         </w:rPr>
-        <w:t xml:space="preserve">[[ORCID REQUIRED]]</w:t>
+        <w:t xml:space="preserve">0009-0004-9754-3390</w:t>
       </w:r>
     </w:p>
     <w:p>
@@ -122,10 +119,7 @@
           <w:b/>
           <w:bCs/>
         </w:rPr>
-        <w:t xml:space="preserve">[[ADD OR DELETE AUTHORS AS REQUIRED]]</w:t>
-      </w:r>
-      <w:r>
-        <w:br/>
+        <w:t xml:space="preserve">Anton T. Chernyaev</w:t>
       </w:r>
       <m:oMath>
         <m:sSup>
@@ -142,16 +136,28 @@
         </m:sSup>
       </m:oMath>
       <w:r>
-        <w:t xml:space="preserve">[[AFFILIATION 1 REQUIRED: DEPARTMENT, INSTITUTION, STREET,</w:t>
-      </w:r>
-      <w:r>
-        <w:t xml:space="preserve"> </w:t>
-      </w:r>
-      <w:r>
-        <w:t xml:space="preserve">POSTCODE, CITY, COUNTRY; E-MAIL]]</w:t>
-      </w:r>
-      <w:r>
-        <w:br/>
+        <w:t xml:space="preserve"> </w:t>
+      </w:r>
+      <w:r>
+        <w:t xml:space="preserve"> </w:t>
+      </w:r>
+      <w:r>
+        <w:rPr>
+          <w:vertAlign w:val="superscript"/>
+        </w:rPr>
+        <w:t xml:space="preserve">0009-0001-6836-6522</w:t>
+      </w:r>
+    </w:p>
+    <w:p>
+      <w:pPr>
+        <w:pStyle w:val="Author"/>
+      </w:pPr>
+      <w:r>
+        <w:rPr>
+          <w:b/>
+          <w:bCs/>
+        </w:rPr>
+        <w:t xml:space="preserve">Mariya S. Kilina</w:t>
       </w:r>
       <m:oMath>
         <m:sSup>
@@ -167,14 +173,274 @@
           </m:sup>
         </m:sSup>
       </m:oMath>
-      <w:r>
-        <w:t xml:space="preserve">[[AFFILIATION 2 REQUIRED, OR DELETE IF ALL AUTHORS SHARE</w:t>
-      </w:r>
-      <w:r>
-        <w:t xml:space="preserve"> </w:t>
-      </w:r>
-      <w:r>
-        <w:t xml:space="preserve">AFFILIATION 1]]</w:t>
+    </w:p>
+    <w:p>
+      <w:pPr>
+        <w:pStyle w:val="Author"/>
+      </w:pPr>
+      <w:r>
+        <w:rPr>
+          <w:b/>
+          <w:bCs/>
+        </w:rPr>
+        <w:t xml:space="preserve">Marina M. Zhdanova</w:t>
+      </w:r>
+      <m:oMath>
+        <m:sSup>
+          <m:e>
+            <m:r>
+              <m:t>​</m:t>
+            </m:r>
+          </m:e>
+          <m:sup>
+            <m:r>
+              <m:t>3</m:t>
+            </m:r>
+          </m:sup>
+        </m:sSup>
+      </m:oMath>
+      <w:r>
+        <w:t xml:space="preserve"> </w:t>
+      </w:r>
+      <w:r>
+        <w:t xml:space="preserve"> </w:t>
+      </w:r>
+      <w:r>
+        <w:rPr>
+          <w:vertAlign w:val="superscript"/>
+        </w:rPr>
+        <w:t xml:space="preserve">0000-0003-1119-5221</w:t>
+      </w:r>
+    </w:p>
+    <w:p>
+      <w:pPr>
+        <w:pStyle w:val="Author"/>
+      </w:pPr>
+      <w:r>
+        <w:rPr>
+          <w:b/>
+          <w:bCs/>
+        </w:rPr>
+        <w:t xml:space="preserve">Elena O. Chernyaeva</w:t>
+      </w:r>
+      <m:oMath>
+        <m:sSup>
+          <m:e>
+            <m:r>
+              <m:t>​</m:t>
+            </m:r>
+          </m:e>
+          <m:sup>
+            <m:r>
+              <m:t>1</m:t>
+            </m:r>
+          </m:sup>
+        </m:sSup>
+      </m:oMath>
+      <w:r>
+        <w:t xml:space="preserve"> </w:t>
+      </w:r>
+      <w:r>
+        <w:t xml:space="preserve"> </w:t>
+      </w:r>
+      <w:r>
+        <w:rPr>
+          <w:vertAlign w:val="superscript"/>
+        </w:rPr>
+        <w:t xml:space="preserve">0009-0003-3829-3486</w:t>
+      </w:r>
+    </w:p>
+    <w:p>
+      <w:pPr>
+        <w:pStyle w:val="Author"/>
+      </w:pPr>
+      <w:r>
+        <w:rPr>
+          <w:b/>
+          <w:bCs/>
+        </w:rPr>
+        <w:t xml:space="preserve">Marina S. Kharina</w:t>
+      </w:r>
+      <m:oMath>
+        <m:sSup>
+          <m:e>
+            <m:r>
+              <m:t>​</m:t>
+            </m:r>
+          </m:e>
+          <m:sup>
+            <m:r>
+              <m:t>1</m:t>
+            </m:r>
+          </m:sup>
+        </m:sSup>
+      </m:oMath>
+    </w:p>
+    <w:p>
+      <w:pPr>
+        <w:pStyle w:val="Author"/>
+      </w:pPr>
+      <w:r>
+        <w:rPr>
+          <w:b/>
+          <w:bCs/>
+        </w:rPr>
+        <w:t xml:space="preserve">Angelina E. Merzlikina</w:t>
+      </w:r>
+      <m:oMath>
+        <m:sSup>
+          <m:e>
+            <m:r>
+              <m:t>​</m:t>
+            </m:r>
+          </m:e>
+          <m:sup>
+            <m:r>
+              <m:t>1</m:t>
+            </m:r>
+          </m:sup>
+        </m:sSup>
+      </m:oMath>
+      <w:r>
+        <w:t xml:space="preserve"> </w:t>
+      </w:r>
+      <w:r>
+        <w:t xml:space="preserve"> </w:t>
+      </w:r>
+      <w:r>
+        <w:rPr>
+          <w:vertAlign w:val="superscript"/>
+        </w:rPr>
+        <w:t xml:space="preserve">0009-0000-5051-346X</w:t>
+      </w:r>
+    </w:p>
+    <w:p>
+      <w:pPr>
+        <w:pStyle w:val="Author"/>
+      </w:pPr>
+      <w:r>
+        <w:rPr>
+          <w:b/>
+          <w:bCs/>
+        </w:rPr>
+        <w:t xml:space="preserve">Mariya N. Kulinich</w:t>
+      </w:r>
+      <m:oMath>
+        <m:sSup>
+          <m:e>
+            <m:r>
+              <m:t>​</m:t>
+            </m:r>
+          </m:e>
+          <m:sup>
+            <m:r>
+              <m:t>4</m:t>
+            </m:r>
+          </m:sup>
+        </m:sSup>
+      </m:oMath>
+      <w:r>
+        <w:br/>
+      </w:r>
+      <m:oMath>
+        <m:sSup>
+          <m:e>
+            <m:r>
+              <m:t>​</m:t>
+            </m:r>
+          </m:e>
+          <m:sup>
+            <m:r>
+              <m:t>1</m:t>
+            </m:r>
+          </m:sup>
+        </m:sSup>
+      </m:oMath>
+      <w:r>
+        <w:t xml:space="preserve">World-Class Research Centre "Agroengineering of the Future", Don State Technical University, 1 Gagarin Square, 344003 Rostov-on-Don, Russia; inaumov@donstu.ru (I.I.N.); mlyashov@donstu.ru (M.V.L.); atchernyaev@donstu.ru (A.T.C.); echernyaeva@donstu.ru (E.O.C.); mharina@donstu.ru (M.S.Kh.); aelevchenko@donstu.ru (A.E.M.)</w:t>
+      </w:r>
+      <w:r>
+        <w:br/>
+      </w:r>
+      <m:oMath>
+        <m:sSup>
+          <m:e>
+            <m:r>
+              <m:t>​</m:t>
+            </m:r>
+          </m:e>
+          <m:sup>
+            <m:r>
+              <m:t>2</m:t>
+            </m:r>
+          </m:sup>
+        </m:sSup>
+      </m:oMath>
+      <w:r>
+        <w:t xml:space="preserve">Department of Hydraulics, Hydropneumatic Automation and Thermal Processes, Don State Technical University, 1 Gagarin Square, 344003 Rostov-on-Don, Russia; Mkilina@donstu.ru (M.S.K.)</w:t>
+      </w:r>
+      <w:r>
+        <w:br/>
+      </w:r>
+      <m:oMath>
+        <m:sSup>
+          <m:e>
+            <m:r>
+              <m:t>​</m:t>
+            </m:r>
+          </m:e>
+          <m:sup>
+            <m:r>
+              <m:t>3</m:t>
+            </m:r>
+          </m:sup>
+        </m:sSup>
+      </m:oMath>
+      <w:r>
+        <w:t xml:space="preserve">Department of Cybersecurity of Information Systems, Don State Technical University, 1 Gagarin Square, 344003 Rostov-on-Don, Russia; mpismenskova@donstu.ru (M.M.Z.)</w:t>
+      </w:r>
+      <w:r>
+        <w:br/>
+      </w:r>
+      <m:oMath>
+        <m:sSup>
+          <m:e>
+            <m:r>
+              <m:t>​</m:t>
+            </m:r>
+          </m:e>
+          <m:sup>
+            <m:r>
+              <m:t>4</m:t>
+            </m:r>
+          </m:sup>
+        </m:sSup>
+      </m:oMath>
+      <w:r>
+        <w:t xml:space="preserve">Research Administration Office, Don State Technical University, 1 Gagarin Square, 344003 Rostov-on-Don, Russia; mkulinich@donstu.ru (M.N.K.)</w:t>
+      </w:r>
+      <w:r>
+        <w:br/>
+      </w:r>
+      <m:oMath>
+        <m:sSup>
+          <m:e>
+            <m:r>
+              <m:t>​</m:t>
+            </m:r>
+          </m:e>
+          <m:sup>
+            <m:r>
+              <m:rPr>
+                <m:sty m:val="p"/>
+              </m:rPr>
+              <m:t>*</m:t>
+            </m:r>
+          </m:sup>
+        </m:sSup>
+      </m:oMath>
+      <w:r>
+        <w:t xml:space="preserve">Correspondence: inaumov@donstu.ru</w:t>
       </w:r>
     </w:p>
     <w:p>
@@ -456,7 +722,7 @@
         <w:t xml:space="preserve">control-oriented model selection; multi-step prediction error; actuator-pathway survival</w:t>
       </w:r>
     </w:p>
-    <w:bookmarkStart w:id="27" w:name="sec:intro"/>
+    <w:bookmarkStart w:id="26" w:name="sec:intro"/>
     <w:p>
       <w:pPr>
         <w:pStyle w:val="Heading1"/>
@@ -897,7 +1163,7 @@
         <w:t xml:space="preserve">assume, whether physically motivated features improve a control-oriented surrogate.</w:t>
       </w:r>
     </w:p>
-    <w:bookmarkStart w:id="26" w:name="tab:defects"/>
+    <w:bookmarkStart w:id="25" w:name="tab:defects"/>
     <w:p>
       <w:pPr>
         <w:pStyle w:val="TableCaption"/>
@@ -1036,7 +1302,7 @@
               <w:t xml:space="preserve"> </w:t>
             </w:r>
             <w:r>
-              <w:t xml:space="preserve">random search — the same trial budget the reinforcement-learning agents receive</w:t>
+              <w:t xml:space="preserve">random search – the same trial budget the reinforcement-learning agents receive</w:t>
             </w:r>
           </w:p>
         </w:tc>
@@ -1468,7 +1734,7 @@
         </w:tc>
       </w:tr>
     </w:tbl>
-    <w:bookmarkEnd w:id="26"/>
+    <w:bookmarkEnd w:id="25"/>
     <w:p>
       <w:pPr>
         <w:pStyle w:val="BodyText"/>
@@ -1492,7 +1758,7 @@
         <w:t xml:space="preserve"> </w:t>
       </w:r>
       <w:r>
-        <w:t xml:space="preserve">seasons, and fifteen controllers were evaluated — nine SINDy-MPC variants, a</w:t>
+        <w:t xml:space="preserve">seasons, and fifteen controllers were evaluated – nine SINDy-MPC variants, a</w:t>
       </w:r>
       <w:r>
         <w:t xml:space="preserve"> </w:t>
@@ -1516,7 +1782,7 @@
         <w:t xml:space="preserve"> </w:t>
       </w:r>
       <w:r>
-        <w:t xml:space="preserve">its stock and tuned configurations — over four held-out test seasons. A</w:t>
+        <w:t xml:space="preserve">its stock and tuned configurations – over four held-out test seasons. A</w:t>
       </w:r>
       <w:r>
         <w:t xml:space="preserve"> </w:t>
@@ -1618,19 +1884,19 @@
         <w:t xml:space="preserve"> </w:t>
       </w:r>
       <w:r>
-        <w:t xml:space="preserve">identification ladder evaluated 72 labelled configurations, covering 54 distinct fits —</w:t>
-      </w:r>
-      <w:r>
-        <w:t xml:space="preserve"> </w:t>
-      </w:r>
-      <w:r>
-        <w:t xml:space="preserve">two of the optimizer labels turn out to be bit-identical. Within its degree-1 block —</w:t>
-      </w:r>
-      <w:r>
-        <w:t xml:space="preserve"> </w:t>
-      </w:r>
-      <w:r>
-        <w:t xml:space="preserve">the degree-2 candidates are all non-embeddable in the MPC solver — the library with the</w:t>
+        <w:t xml:space="preserve">identification ladder evaluated 72 labelled configurations, covering 54 distinct fits –</w:t>
+      </w:r>
+      <w:r>
+        <w:t xml:space="preserve"> </w:t>
+      </w:r>
+      <w:r>
+        <w:t xml:space="preserve">two of the optimizer labels turn out to be bit-identical. Within its degree-1 block –</w:t>
+      </w:r>
+      <w:r>
+        <w:t xml:space="preserve"> </w:t>
+      </w:r>
+      <w:r>
+        <w:t xml:space="preserve">the degree-2 candidates are all non-embeddable in the MPC solver – the library with the</w:t>
       </w:r>
       <w:r>
         <w:t xml:space="preserve"> </w:t>
@@ -1906,7 +2172,7 @@
         <w:t xml:space="preserve"> </w:t>
       </w:r>
       <w:r>
-        <w:t xml:space="preserve">— also the sparsest of the three — attains the best</w:t>
+        <w:t xml:space="preserve">– also the sparsest of the three – attains the best</w:t>
       </w:r>
       <w:r>
         <w:t xml:space="preserve"> </w:t>
@@ -2035,7 +2301,7 @@
           <m:t>=</m:t>
         </m:r>
         <m:r>
-          <m:t>4.6</m:t>
+          <m:t>7.7</m:t>
         </m:r>
         <m:r>
           <m:rPr>
@@ -2069,7 +2335,7 @@
         <w:t xml:space="preserve"> </w:t>
       </w:r>
       <w:r>
-        <w:t xml:space="preserve">run-to-run spread — standard deviations</w:t>
+        <w:t xml:space="preserve">run-to-run spread – standard deviations</w:t>
       </w:r>
       <w:r>
         <w:t xml:space="preserve"> </w:t>
@@ -2111,7 +2377,7 @@
         <w:t xml:space="preserve"> </w:t>
       </w:r>
       <w:r>
-        <w:t xml:space="preserve">—</w:t>
+        <w:t xml:space="preserve">–</w:t>
       </w:r>
       <w:r>
         <w:t xml:space="preserve"> </w:t>
@@ -2208,7 +2474,7 @@
         <w:t xml:space="preserve"> </w:t>
       </w:r>
       <w:r>
-        <w:t xml:space="preserve">strict one-factor design — same estimator, same sparsity threshold, same seeds, same</w:t>
+        <w:t xml:space="preserve">strict one-factor design – same estimator, same sparsity threshold, same seeds, same</w:t>
       </w:r>
       <w:r>
         <w:t xml:space="preserve"> </w:t>
@@ -2675,7 +2941,7 @@
           <m:t>=</m:t>
         </m:r>
         <m:r>
-          <m:t>6.3</m:t>
+          <m:t>8.3</m:t>
         </m:r>
         <m:r>
           <m:rPr>
@@ -2970,7 +3236,7 @@
         <w:t xml:space="preserve"> </w:t>
       </w:r>
       <w:r>
-        <w:t xml:space="preserve">—</w:t>
+        <w:t xml:space="preserve">–</w:t>
       </w:r>
       <w:r>
         <w:t xml:space="preserve"> </w:t>
@@ -3217,7 +3483,7 @@
         <w:t xml:space="preserve"> </w:t>
       </w:r>
       <w:r>
-        <w:t xml:space="preserve">— significant, typically small and heavily right-skewed — while the</w:t>
+        <w:t xml:space="preserve">– significant, typically small and heavily right-skewed – while the</w:t>
       </w:r>
       <w:r>
         <w:t xml:space="preserve"> </w:t>
@@ -3346,11 +3612,11 @@
           <m:t>+</m:t>
         </m:r>
         <m:r>
-          <m:t>2.36</m:t>
-        </m:r>
-      </m:oMath>
-      <w:r>
-        <w:t xml:space="preserve">). The obvious structural account of why the middle library is the worst —</w:t>
+          <m:t>2.52</m:t>
+        </m:r>
+      </m:oMath>
+      <w:r>
+        <w:t xml:space="preserve">). The obvious structural account of why the middle library is the worst –</w:t>
       </w:r>
       <w:r>
         <w:t xml:space="preserve"> </w:t>
@@ -3433,7 +3699,7 @@
         <w:t xml:space="preserve"> </w:t>
       </w:r>
       <w:r>
-        <w:t xml:space="preserve">carry the heating pathway once the direct one is cut — has been tested and rejected:</w:t>
+        <w:t xml:space="preserve">carry the heating pathway once the direct one is cut – has been tested and rejected:</w:t>
       </w:r>
       <w:r>
         <w:t xml:space="preserve"> </w:t>
@@ -3605,7 +3871,7 @@
         <w:t xml:space="preserve"> </w:t>
       </w:r>
       <w:r>
-        <w:t xml:space="preserve">— nowhere near the collapse a bilinear bypass predicts</w:t>
+        <w:t xml:space="preserve">– nowhere near the collapse a bilinear bypass predicts</w:t>
       </w:r>
       <w:r>
         <w:t xml:space="preserve"> </w:t>
@@ -3711,7 +3977,7 @@
         <w:t xml:space="preserve"> </w:t>
       </w:r>
       <w:r>
-        <w:t xml:space="preserve">estimator only, and survival is measured rather than manipulated at library level — the</w:t>
+        <w:t xml:space="preserve">estimator only, and survival is measured rather than manipulated at library level – the</w:t>
       </w:r>
       <w:r>
         <w:t xml:space="preserve"> </w:t>
@@ -3848,8 +4114,8 @@
         <w:t xml:space="preserve">concludes.</w:t>
       </w:r>
     </w:p>
-    <w:bookmarkEnd w:id="27"/>
-    <w:bookmarkStart w:id="39" w:name="sec:methods"/>
+    <w:bookmarkEnd w:id="26"/>
+    <w:bookmarkStart w:id="38" w:name="sec:methods"/>
     <w:p>
       <w:pPr>
         <w:pStyle w:val="Heading1"/>
@@ -3858,7 +4124,7 @@
         <w:t xml:space="preserve">Materials and Methods</w:t>
       </w:r>
     </w:p>
-    <w:bookmarkStart w:id="28" w:name="sec:sim"/>
+    <w:bookmarkStart w:id="27" w:name="sec:sim"/>
     <w:p>
       <w:pPr>
         <w:pStyle w:val="Heading2"/>
@@ -4117,8 +4383,8 @@
         <w:t xml:space="preserve">for every fit [28]. Evaluation rollouts carry no excitation.</w:t>
       </w:r>
     </w:p>
-    <w:bookmarkEnd w:id="28"/>
-    <w:bookmarkStart w:id="29" w:name="sec:epi"/>
+    <w:bookmarkEnd w:id="27"/>
+    <w:bookmarkStart w:id="28" w:name="sec:epi"/>
     <w:p>
       <w:pPr>
         <w:pStyle w:val="Heading2"/>
@@ -4312,15 +4578,6 @@
             </m:e>
           </m:nary>
           <m:r>
-            <m:t>  </m:t>
-          </m:r>
-          <m:r>
-            <m:rPr>
-              <m:sty m:val="p"/>
-            </m:rPr>
-            <m:t>(1)</m:t>
-          </m:r>
-          <m:r>
             <m:rPr>
               <m:sty m:val="p"/>
             </m:rPr>
@@ -4549,7 +4806,7 @@
         <w:t xml:space="preserve"> </w:t>
       </w:r>
       <w:r>
-        <w:t xml:space="preserve">— their position</w:t>
+        <w:t xml:space="preserve">– their position</w:t>
       </w:r>
       <w:r>
         <w:t xml:space="preserve"> </w:t>
@@ -4855,7 +5112,7 @@
         <w:t xml:space="preserve"> </w:t>
       </w:r>
       <w:r>
-        <w:t xml:space="preserve">compared by Pareto dominance in two axes —</w:t>
+        <w:t xml:space="preserve">compared by Pareto dominance in two axes –</w:t>
       </w:r>
       <w:r>
         <w:t xml:space="preserve"> </w:t>
@@ -4875,7 +5132,7 @@
         <w:t xml:space="preserve"> </w:t>
       </w:r>
       <w:r>
-        <w:t xml:space="preserve">violation — and no scalarised</w:t>
+        <w:t xml:space="preserve">violation – and no scalarised</w:t>
       </w:r>
       <w:r>
         <w:t xml:space="preserve"> </w:t>
@@ -5003,8 +5260,8 @@
         <w:t xml:space="preserve">the violation axis.</w:t>
       </w:r>
     </w:p>
-    <w:bookmarkEnd w:id="29"/>
-    <w:bookmarkStart w:id="31" w:name="sec:controllers"/>
+    <w:bookmarkEnd w:id="28"/>
+    <w:bookmarkStart w:id="30" w:name="sec:controllers"/>
     <w:p>
       <w:pPr>
         <w:pStyle w:val="Heading2"/>
@@ -5150,7 +5407,7 @@
         <w:t xml:space="preserve">under one cost function and are evaluated under another.</w:t>
       </w:r>
     </w:p>
-    <w:bookmarkStart w:id="30" w:name="tab:controllers"/>
+    <w:bookmarkStart w:id="29" w:name="tab:controllers"/>
     <w:p>
       <w:pPr>
         <w:pStyle w:val="TableCaption"/>
@@ -6159,7 +6416,7 @@
         </w:tc>
       </w:tr>
     </w:tbl>
-    <w:bookmarkEnd w:id="30"/>
+    <w:bookmarkEnd w:id="29"/>
     <w:p>
       <w:pPr>
         <w:pStyle w:val="BodyText"/>
@@ -6547,8 +6804,8 @@
         <w:t xml:space="preserve">against the MPC family and is disclosed in the Discussion.</w:t>
       </w:r>
     </w:p>
-    <w:bookmarkEnd w:id="31"/>
-    <w:bookmarkStart w:id="32" w:name="sec:sindy"/>
+    <w:bookmarkEnd w:id="30"/>
+    <w:bookmarkStart w:id="31" w:name="sec:sindy"/>
     <w:p>
       <w:pPr>
         <w:pStyle w:val="Heading2"/>
@@ -6683,15 +6940,6 @@
             <m:t>)</m:t>
           </m:r>
           <m:r>
-            <m:t>  </m:t>
-          </m:r>
-          <m:r>
-            <m:rPr>
-              <m:sty m:val="p"/>
-            </m:rPr>
-            <m:t>(2)</m:t>
-          </m:r>
-          <m:r>
             <m:rPr>
               <m:sty m:val="p"/>
             </m:rPr>
@@ -6987,7 +7235,7 @@
         <w:t xml:space="preserve"> </w:t>
       </w:r>
       <w:r>
-        <w:t xml:space="preserve">— 11 features: the five disturbance channels and the six controls,</w:t>
+        <w:t xml:space="preserve">– 11 features: the five disturbance channels and the six controls,</w:t>
       </w:r>
       <w:r>
         <w:t xml:space="preserve"> </w:t>
@@ -7013,7 +7261,7 @@
         <w:t xml:space="preserve"> </w:t>
       </w:r>
       <w:r>
-        <w:t xml:space="preserve">— those 11 plus three physically motivated transforms</w:t>
+        <w:t xml:space="preserve">– those 11 plus three physically motivated transforms</w:t>
       </w:r>
       <w:r>
         <w:t xml:space="preserve"> </w:t>
@@ -7373,7 +7621,7 @@
         <w:t xml:space="preserve"> </w:t>
       </w:r>
       <w:r>
-        <w:t xml:space="preserve">— those 14 plus four bilinear state </w:t>
+        <w:t xml:space="preserve">– those 14 plus four bilinear state </w:t>
       </w:r>
       <m:oMath>
         <m:r>
@@ -7694,7 +7942,7 @@
         <w:t xml:space="preserve"> </w:t>
       </w:r>
       <w:r>
-        <w:t xml:space="preserve">design axis, and the number of draws is recorded per row rather than assumed — 10 per</w:t>
+        <w:t xml:space="preserve">design axis, and the number of draws is recorded per row rather than assumed – 10 per</w:t>
       </w:r>
       <w:r>
         <w:t xml:space="preserve"> </w:t>
@@ -7709,8 +7957,8 @@
         <w:t xml:space="preserve">controller.</w:t>
       </w:r>
     </w:p>
-    <w:bookmarkEnd w:id="32"/>
-    <w:bookmarkStart w:id="33" w:name="sec:ladder"/>
+    <w:bookmarkEnd w:id="31"/>
+    <w:bookmarkStart w:id="32" w:name="sec:ladder"/>
     <w:p>
       <w:pPr>
         <w:pStyle w:val="Heading2"/>
@@ -8068,8 +8316,8 @@
         <w:t xml:space="preserve">days; the reported ladder is the step-indexed recomputation used by every analysis here.</w:t>
       </w:r>
     </w:p>
-    <w:bookmarkEnd w:id="33"/>
-    <w:bookmarkStart w:id="34" w:name="sec:mpc"/>
+    <w:bookmarkEnd w:id="32"/>
+    <w:bookmarkStart w:id="33" w:name="sec:mpc"/>
     <w:p>
       <w:pPr>
         <w:pStyle w:val="Heading2"/>
@@ -9644,8 +9892,8 @@
         <w:t xml:space="preserve">threshold sensitivity have not been re-evaluated under the price-aligned weights.</w:t>
       </w:r>
     </w:p>
-    <w:bookmarkEnd w:id="34"/>
-    <w:bookmarkStart w:id="36" w:name="sec:rbtune"/>
+    <w:bookmarkEnd w:id="33"/>
+    <w:bookmarkStart w:id="35" w:name="sec:rbtune"/>
     <w:p>
       <w:pPr>
         <w:pStyle w:val="Heading2"/>
@@ -9732,7 +9980,7 @@
         <w:t xml:space="preserve">suffices and there is no run-to-run dispersion.</w:t>
       </w:r>
     </w:p>
-    <w:bookmarkStart w:id="35" w:name="tab:rbtune"/>
+    <w:bookmarkStart w:id="34" w:name="tab:rbtune"/>
     <w:p>
       <w:pPr>
         <w:pStyle w:val="TableCaption"/>
@@ -10147,7 +10395,7 @@
               <w:jc w:val="center"/>
             </w:pPr>
             <w:r>
-              <w:t xml:space="preserve">—</w:t>
+              <w:t xml:space="preserve">–</w:t>
             </w:r>
           </w:p>
         </w:tc>
@@ -10166,7 +10414,7 @@
                 <m:t>−</m:t>
               </m:r>
               <m:r>
-                <m:t>1.937</m:t>
+                <m:t>1.936</m:t>
               </m:r>
             </m:oMath>
             <w:r>
@@ -10250,7 +10498,7 @@
               <w:jc w:val="center"/>
             </w:pPr>
             <w:r>
-              <w:t xml:space="preserve">—</w:t>
+              <w:t xml:space="preserve">–</w:t>
             </w:r>
           </w:p>
         </w:tc>
@@ -10302,7 +10550,7 @@
         </w:tc>
       </w:tr>
     </w:tbl>
-    <w:bookmarkEnd w:id="35"/>
+    <w:bookmarkEnd w:id="34"/>
     <w:p>
       <w:pPr>
         <w:pStyle w:val="BodyText"/>
@@ -10378,8 +10626,8 @@
         <w:t xml:space="preserve">searched space: it was not arbitrary, merely unsearched.</w:t>
       </w:r>
     </w:p>
-    <w:bookmarkEnd w:id="36"/>
-    <w:bookmarkStart w:id="37" w:name="sec:stats"/>
+    <w:bookmarkEnd w:id="35"/>
+    <w:bookmarkStart w:id="36" w:name="sec:stats"/>
     <w:p>
       <w:pPr>
         <w:pStyle w:val="Heading2"/>
@@ -10504,7 +10752,7 @@
         <w:t xml:space="preserve"> </w:t>
       </w:r>
       <w:r>
-        <w:t xml:space="preserve">(method, seed, test_year) — or on the block-specific factor key — before</w:t>
+        <w:t xml:space="preserve">(method, seed, test_year) – or on the block-specific factor key – before</w:t>
       </w:r>
       <w:r>
         <w:t xml:space="preserve"> </w:t>
@@ -10571,13 +10819,13 @@
         <w:t xml:space="preserve"> </w:t>
       </w:r>
       <w:r>
-        <w:t xml:space="preserve">ways — as-is, over complete seasons only, and normalised by the realised season</w:t>
-      </w:r>
-      <w:r>
-        <w:t xml:space="preserve"> </w:t>
-      </w:r>
-      <w:r>
-        <w:t xml:space="preserve">fraction — with any rank change reported.</w:t>
+        <w:t xml:space="preserve">ways – as-is, over complete seasons only, and normalised by the realised season</w:t>
+      </w:r>
+      <w:r>
+        <w:t xml:space="preserve"> </w:t>
+      </w:r>
+      <w:r>
+        <w:t xml:space="preserve">fraction – with any rank change reported.</w:t>
       </w:r>
     </w:p>
     <w:p>
@@ -10800,8 +11048,8 @@
         <w:t xml:space="preserve">median.</w:t>
       </w:r>
     </w:p>
-    <w:bookmarkEnd w:id="37"/>
-    <w:bookmarkStart w:id="38" w:name="sec:repro"/>
+    <w:bookmarkEnd w:id="36"/>
+    <w:bookmarkStart w:id="37" w:name="sec:repro"/>
     <w:p>
       <w:pPr>
         <w:pStyle w:val="Heading2"/>
@@ -10941,7 +11189,7 @@
         <w:t xml:space="preserve"> </w:t>
       </w:r>
       <w:r>
-        <w:t xml:space="preserve">flag was added — it is absent from the canonical main table, which is default-objective by</w:t>
+        <w:t xml:space="preserve">flag was added – it is absent from the canonical main table, which is default-objective by</w:t>
       </w:r>
       <w:r>
         <w:t xml:space="preserve"> </w:t>
@@ -11195,7 +11443,7 @@
         <w:t xml:space="preserve"> </w:t>
       </w:r>
       <w:r>
-        <w:t xml:space="preserve">— eleven distinct values across those twenty manifests at one common</w:t>
+        <w:t xml:space="preserve">– eleven distinct values across those twenty manifests at one common</w:t>
       </w:r>
       <w:r>
         <w:t xml:space="preserve"> </w:t>
@@ -11210,7 +11458,7 @@
         <w:t xml:space="preserve"> </w:t>
       </w:r>
       <w:r>
-        <w:t xml:space="preserve">— which identifies the code but not the machine it ran on.</w:t>
+        <w:t xml:space="preserve">– which identifies the code but not the machine it ran on.</w:t>
       </w:r>
     </w:p>
     <w:p>
@@ -11424,9 +11672,9 @@
         <w:t xml:space="preserve">a cross-platform guarantee; the reproducibility claim is within-environment only.</w:t>
       </w:r>
     </w:p>
+    <w:bookmarkEnd w:id="37"/>
     <w:bookmarkEnd w:id="38"/>
-    <w:bookmarkEnd w:id="39"/>
-    <w:bookmarkStart w:id="74" w:name="sec:results"/>
+    <w:bookmarkStart w:id="73" w:name="sec:results"/>
     <w:p>
       <w:pPr>
         <w:pStyle w:val="Heading1"/>
@@ -11656,7 +11904,7 @@
         <w:t xml:space="preserve"> </w:t>
       </w:r>
       <w:r>
-        <w:t xml:space="preserve">planner — that one maximises the simulator’s own economic return and has no weights to</w:t>
+        <w:t xml:space="preserve">planner – that one maximises the simulator’s own economic return and has no weights to</w:t>
       </w:r>
       <w:r>
         <w:t xml:space="preserve"> </w:t>
@@ -11767,7 +12015,7 @@
         <w:t xml:space="preserve">are compared within one environment and never cell-by-cell across environments.</w:t>
       </w:r>
     </w:p>
-    <w:bookmarkStart w:id="45" w:name="sec:res-ladder"/>
+    <w:bookmarkStart w:id="44" w:name="sec:res-ladder"/>
     <w:p>
       <w:pPr>
         <w:pStyle w:val="Heading2"/>
@@ -12379,7 +12627,7 @@
         <w:t xml:space="preserve"> </w:t>
       </w:r>
       <w:r>
-        <w:t xml:space="preserve">same three libraries, compared one factor at a time — ensemble estimator, threshold</w:t>
+        <w:t xml:space="preserve">same three libraries, compared one factor at a time – ensemble estimator, threshold</w:t>
       </w:r>
       <w:r>
         <w:t xml:space="preserve"> </w:t>
@@ -12390,7 +12638,7 @@
         </m:r>
       </m:oMath>
       <w:r>
-        <w:t xml:space="preserve">, only the library changed — return</w:t>
+        <w:t xml:space="preserve">, only the library changed – return</w:t>
       </w:r>
       <w:r>
         <w:t xml:space="preserve"> </w:t>
@@ -12658,7 +12906,7 @@
         <w:t xml:space="preserve"> </w:t>
       </w:r>
       <w:r>
-        <w:t xml:space="preserve">Pooled over all four optimizer labels the one-step ordering is not strict — the raw</w:t>
+        <w:t xml:space="preserve">Pooled over all four optimizer labels the one-step ordering is not strict – the raw</w:t>
       </w:r>
       <w:r>
         <w:t xml:space="preserve"> </w:t>
@@ -12886,7 +13134,7 @@
         <w:t xml:space="preserve"> </w:t>
       </w:r>
       <w:r>
-        <w:t xml:space="preserve">dominates it simultaneously on all three pre-registered axes: rollout RMSE</w:t>
+        <w:t xml:space="preserve">dominates it simultaneously on all three pre-registered axes: mean rollout RMSE</w:t>
       </w:r>
       <w:r>
         <w:t xml:space="preserve"> </w:t>
@@ -12994,13 +13242,13 @@
         <w:t xml:space="preserve"> </w:t>
       </w:r>
       <w:r>
-        <w:t xml:space="preserve">still on the pre-registered axes — 63rd of 72 on median rollout error, 64th on divergence</w:t>
-      </w:r>
-      <w:r>
-        <w:t xml:space="preserve"> </w:t>
-      </w:r>
-      <w:r>
-        <w:t xml:space="preserve">— and it is one of the 40 labels that</w:t>
+        <w:t xml:space="preserve">still on the pre-registered axes – 63rd of 72 on median rollout error, 64th on divergence</w:t>
+      </w:r>
+      <w:r>
+        <w:t xml:space="preserve"> </w:t>
+      </w:r>
+      <w:r>
+        <w:t xml:space="preserve">– and it is one of the 40 labels that</w:t>
       </w:r>
       <w:r>
         <w:t xml:space="preserve"> </w:t>
@@ -13163,7 +13411,7 @@
         </w:r>
       </w:hyperlink>
       <w:r>
-        <w:t xml:space="preserve">) — the reverse of their open-loop</w:t>
+        <w:t xml:space="preserve">) – the reverse of their open-loop</w:t>
       </w:r>
       <w:r>
         <w:t xml:space="preserve"> </w:t>
@@ -13430,7 +13678,7 @@
         <w:t xml:space="preserve">the physics libraries are strongly year-dependent.</w:t>
       </w:r>
     </w:p>
-    <w:bookmarkStart w:id="40" w:name="tab:ladder"/>
+    <w:bookmarkStart w:id="39" w:name="tab:ladder"/>
     <w:p>
       <w:pPr>
         <w:pStyle w:val="TableCaption"/>
@@ -14150,7 +14398,7 @@
               <w:jc w:val="center"/>
             </w:pPr>
             <w:r>
-              <w:t xml:space="preserve">—</w:t>
+              <w:t xml:space="preserve">–</w:t>
             </w:r>
           </w:p>
         </w:tc>
@@ -14198,7 +14446,7 @@
               <w:jc w:val="center"/>
             </w:pPr>
             <w:r>
-              <w:t xml:space="preserve">—</w:t>
+              <w:t xml:space="preserve">–</w:t>
             </w:r>
           </w:p>
         </w:tc>
@@ -14239,7 +14487,7 @@
               <w:jc w:val="center"/>
             </w:pPr>
             <w:r>
-              <w:t xml:space="preserve">—</w:t>
+              <w:t xml:space="preserve">–</w:t>
             </w:r>
           </w:p>
         </w:tc>
@@ -14287,7 +14535,7 @@
               <w:jc w:val="center"/>
             </w:pPr>
             <w:r>
-              <w:t xml:space="preserve">—</w:t>
+              <w:t xml:space="preserve">–</w:t>
             </w:r>
           </w:p>
         </w:tc>
@@ -14328,7 +14576,7 @@
               <w:jc w:val="center"/>
             </w:pPr>
             <w:r>
-              <w:t xml:space="preserve">—</w:t>
+              <w:t xml:space="preserve">–</w:t>
             </w:r>
           </w:p>
         </w:tc>
@@ -14384,7 +14632,7 @@
               <w:jc w:val="center"/>
             </w:pPr>
             <w:r>
-              <w:t xml:space="preserve">—</w:t>
+              <w:t xml:space="preserve">–</w:t>
             </w:r>
           </w:p>
         </w:tc>
@@ -14402,8 +14650,8 @@
         </w:tc>
       </w:tr>
     </w:tbl>
-    <w:bookmarkEnd w:id="40"/>
-    <w:bookmarkStart w:id="44" w:name="fig:kappa"/>
+    <w:bookmarkEnd w:id="39"/>
+    <w:bookmarkStart w:id="43" w:name="fig:kappa"/>
     <w:p>
       <w:pPr>
         <w:pStyle w:val="CaptionedFigure"/>
@@ -14411,20 +14659,20 @@
       <w:r>
         <w:drawing>
           <wp:inline>
-            <wp:extent cx="6164185" cy="4306381"/>
+            <wp:extent cx="6170291" cy="4307907"/>
             <wp:effectExtent b="0" l="0" r="0" t="0"/>
-            <wp:docPr descr="" title="" id="42" name="Picture"/>
+            <wp:docPr descr="" title="" id="41" name="Picture"/>
             <a:graphic>
               <a:graphicData uri="http://schemas.openxmlformats.org/drawingml/2006/picture">
                 <pic:pic>
                   <pic:nvPicPr>
-                    <pic:cNvPr descr="figures/fig1_selection_and_conditioning.png" id="43" name="Picture"/>
+                    <pic:cNvPr descr="figures/fig1_selection_and_conditioning.png" id="42" name="Picture"/>
                     <pic:cNvPicPr>
                       <a:picLocks noChangeArrowheads="1" noChangeAspect="1"/>
                     </pic:cNvPicPr>
                   </pic:nvPicPr>
                   <pic:blipFill>
-                    <a:blip r:embed="rId41"/>
+                    <a:blip r:embed="rId40"/>
                     <a:stretch>
                       <a:fillRect/>
                     </a:stretch>
@@ -14432,7 +14680,7 @@
                   <pic:spPr bwMode="auto">
                     <a:xfrm>
                       <a:off x="0" y="0"/>
-                      <a:ext cx="6164185" cy="4306381"/>
+                      <a:ext cx="6170291" cy="4307907"/>
                     </a:xfrm>
                     <a:prstGeom prst="rect">
                       <a:avLst/>
@@ -14456,7 +14704,7 @@
         <w:pStyle w:val="ImageCaption"/>
       </w:pPr>
       <w:r>
-        <w:t xml:space="preserve">Feature-library choice under open- and closed-loop criteria.</w:t>
+        <w:t xml:space="preserve">Feature-library choice under open- and closed-loop criteria. Panels</w:t>
       </w:r>
       <w:r>
         <w:t xml:space="preserve"> </w:t>
@@ -14472,7 +14720,7 @@
         <w:t xml:space="preserve">a</w:t>
       </w:r>
       <w:r>
-        <w:t xml:space="preserve">) One-step versus 24-h rollout RMSE. (</w:t>
+        <w:t xml:space="preserve">) and (</w:t>
       </w:r>
       <w:r>
         <w:rPr>
@@ -14482,13 +14730,72 @@
         <w:t xml:space="preserve">b</w:t>
       </w:r>
       <w:r>
-        <w:t xml:space="preserve">) The same prediction metrics</w:t>
-      </w:r>
-      <w:r>
-        <w:t xml:space="preserve"> </w:t>
-      </w:r>
-      <w:r>
-        <w:t xml:space="preserve">versus the regression condition number. (</w:t>
+        <w:t xml:space="preserve">) use the degree-one undenoised fits under the two sparse</w:t>
+      </w:r>
+      <w:r>
+        <w:t xml:space="preserve"> </w:t>
+      </w:r>
+      <w:r>
+        <w:t xml:space="preserve">estimators, 40 per library; open markers in (</w:t>
+      </w:r>
+      <w:r>
+        <w:rPr>
+          <w:b/>
+          <w:bCs/>
+        </w:rPr>
+        <w:t xml:space="preserve">a</w:t>
+      </w:r>
+      <w:r>
+        <w:t xml:space="preserve">) are the fits that fail the</w:t>
+      </w:r>
+      <w:r>
+        <w:t xml:space="preserve"> </w:t>
+      </w:r>
+      <w:r>
+        <w:t xml:space="preserve">divergence gate of</w:t>
+      </w:r>
+      <w:r>
+        <w:t xml:space="preserve"> </w:t>
+      </w:r>
+      <m:oMath>
+        <m:r>
+          <m:t>0.05</m:t>
+        </m:r>
+      </m:oMath>
+      <w:r>
+        <w:t xml:space="preserve">. (</w:t>
+      </w:r>
+      <w:r>
+        <w:rPr>
+          <w:b/>
+          <w:bCs/>
+        </w:rPr>
+        <w:t xml:space="preserve">a</w:t>
+      </w:r>
+      <w:r>
+        <w:t xml:space="preserve">) One-step against 24-h rollout RMSE: the two criteria</w:t>
+      </w:r>
+      <w:r>
+        <w:t xml:space="preserve"> </w:t>
+      </w:r>
+      <w:r>
+        <w:t xml:space="preserve">order the libraries oppositely. (</w:t>
+      </w:r>
+      <w:r>
+        <w:rPr>
+          <w:b/>
+          <w:bCs/>
+        </w:rPr>
+        <w:t xml:space="preserve">b</w:t>
+      </w:r>
+      <w:r>
+        <w:t xml:space="preserve">) The same two metrics against the regression</w:t>
+      </w:r>
+      <w:r>
+        <w:t xml:space="preserve"> </w:t>
+      </w:r>
+      <w:r>
+        <w:t xml:space="preserve">condition number, which orders the open loop monotonically. (</w:t>
       </w:r>
       <w:r>
         <w:rPr>
@@ -14498,24 +14805,87 @@
         <w:t xml:space="preserve">c</w:t>
       </w:r>
       <w:r>
-        <w:t xml:space="preserve">) Four-season simulated margin and</w:t>
-      </w:r>
-      <w:r>
-        <w:t xml:space="preserve"> </w:t>
-      </w:r>
-      <w:r>
-        <w:t xml:space="preserve">boiler-term survival for the nested libraries and the 17-feature deletion probe. Error</w:t>
-      </w:r>
-      <w:r>
-        <w:t xml:space="preserve"> </w:t>
-      </w:r>
-      <w:r>
-        <w:t xml:space="preserve">bars show SD.</w:t>
+        <w:t xml:space="preserve">) Four-season</w:t>
+      </w:r>
+      <w:r>
+        <w:t xml:space="preserve"> </w:t>
+      </w:r>
+      <w:r>
+        <w:t xml:space="preserve">simulated margin against boiler-term survival, for the three nested libraries and the</w:t>
+      </w:r>
+      <w:r>
+        <w:t xml:space="preserve"> </w:t>
+      </w:r>
+      <w:r>
+        <w:t xml:space="preserve">17-feature deletion probe; vertical bars are seed-level standard errors and horizontal bars</w:t>
+      </w:r>
+      <w:r>
+        <w:t xml:space="preserve"> </w:t>
+      </w:r>
+      <w:r>
+        <w:t xml:space="preserve">Wilson</w:t>
+      </w:r>
+      <w:r>
+        <w:t xml:space="preserve"> </w:t>
+      </w:r>
+      <m:oMath>
+        <m:r>
+          <m:t>95</m:t>
+        </m:r>
+        <m:r>
+          <m:t> </m:t>
+        </m:r>
+        <m:r>
+          <m:rPr>
+            <m:sty m:val="p"/>
+          </m:rPr>
+          <m:t>%</m:t>
+        </m:r>
+      </m:oMath>
+      <w:r>
+        <w:t xml:space="preserve"> </w:t>
+      </w:r>
+      <w:r>
+        <w:t xml:space="preserve">intervals. The nested three differ in nothing but the feature library and the</w:t>
+      </w:r>
+      <w:r>
+        <w:t xml:space="preserve"> </w:t>
+      </w:r>
+      <w:r>
+        <w:t xml:space="preserve">fourth drops one bilinear term, so survival orders these four and does not rank controllers</w:t>
+      </w:r>
+      <w:r>
+        <w:t xml:space="preserve"> </w:t>
+      </w:r>
+      <w:r>
+        <w:t xml:space="preserve">that differ in more than that. (</w:t>
+      </w:r>
+      <w:r>
+        <w:rPr>
+          <w:b/>
+          <w:bCs/>
+        </w:rPr>
+        <w:t xml:space="preserve">d</w:t>
+      </w:r>
+      <w:r>
+        <w:t xml:space="preserve">) The identified boiler coefficient of each</w:t>
+      </w:r>
+      <w:r>
+        <w:t xml:space="preserve"> </w:t>
+      </w:r>
+      <w:r>
+        <w:t xml:space="preserve">replicate against the sparsity threshold, one fit per replicate, with the heavy rule at the</w:t>
+      </w:r>
+      <w:r>
+        <w:t xml:space="preserve"> </w:t>
+      </w:r>
+      <w:r>
+        <w:t xml:space="preserve">median of the survivors.</w:t>
       </w:r>
     </w:p>
+    <w:bookmarkEnd w:id="43"/>
     <w:bookmarkEnd w:id="44"/>
-    <w:bookmarkEnd w:id="45"/>
-    <w:bookmarkStart w:id="47" w:name="sec:res-tune"/>
+    <w:bookmarkStart w:id="46" w:name="sec:res-tune"/>
     <w:p>
       <w:pPr>
         <w:pStyle w:val="Heading2"/>
@@ -14535,7 +14905,7 @@
         <w:t xml:space="preserve"> </w:t>
       </w:r>
       <w:r>
-        <w:t xml:space="preserve">reinforcement-learning agents are recorded as having received — 16 configurations drawn</w:t>
+        <w:t xml:space="preserve">reinforcement-learning agents are recorded as having received – 16 configurations drawn</w:t>
       </w:r>
       <w:r>
         <w:t xml:space="preserve"> </w:t>
@@ -14547,7 +14917,7 @@
         <w:t xml:space="preserve"> </w:t>
       </w:r>
       <w:r>
-        <w:t xml:space="preserve">trial 0, so 17 configurations were scored in all — and selected on the training</w:t>
+        <w:t xml:space="preserve">trial 0, so 17 configurations were scored in all – and selected on the training</w:t>
       </w:r>
       <w:r>
         <w:t xml:space="preserve"> </w:t>
@@ -14719,7 +15089,7 @@
         <w:t xml:space="preserve"> </w:t>
       </w:r>
       <w:r>
-        <w:t xml:space="preserve">selected solution is agronomically interpretable — a wider diurnal swing (day setpoint</w:t>
+        <w:t xml:space="preserve">selected solution is agronomically interpretable – a wider diurnal swing (day setpoint</w:t>
       </w:r>
       <w:r>
         <w:t xml:space="preserve"> </w:t>
@@ -14805,7 +15175,7 @@
         <w:t xml:space="preserve"> </w:t>
       </w:r>
       <w:r>
-        <w:t xml:space="preserve">supplementary-lighting threshold — and it is bought with constraint pressure</w:t>
+        <w:t xml:space="preserve">supplementary-lighting threshold – and it is bought with constraint pressure</w:t>
       </w:r>
       <w:r>
         <w:t xml:space="preserve"> </w:t>
@@ -14881,7 +15251,7 @@
         <w:t xml:space="preserve">dispersion; the spread across seasons is not an error bar.</w:t>
       </w:r>
     </w:p>
-    <w:bookmarkStart w:id="46" w:name="tab:tune"/>
+    <w:bookmarkStart w:id="45" w:name="tab:tune"/>
     <w:p>
       <w:pPr>
         <w:pStyle w:val="TableCaption"/>
@@ -15652,9 +16022,9 @@
         </w:tc>
       </w:tr>
     </w:tbl>
+    <w:bookmarkEnd w:id="45"/>
     <w:bookmarkEnd w:id="46"/>
-    <w:bookmarkEnd w:id="47"/>
-    <w:bookmarkStart w:id="54" w:name="sec:res-main"/>
+    <w:bookmarkStart w:id="53" w:name="sec:res-main"/>
     <w:p>
       <w:pPr>
         <w:pStyle w:val="Heading2"/>
@@ -15736,7 +16106,7 @@
         <w:t xml:space="preserve"> </w:t>
       </w:r>
       <w:r>
-        <w:t xml:space="preserve">the three was repriced and all are quoted from the canonical wave. Two of the fifteen —</w:t>
+        <w:t xml:space="preserve">the three was repriced and all are quoted from the canonical wave. Two of the fifteen –</w:t>
       </w:r>
       <w:r>
         <w:t xml:space="preserve"> </w:t>
@@ -15766,7 +16136,7 @@
         <w:t xml:space="preserve"> </w:t>
       </w:r>
       <w:r>
-        <w:t xml:space="preserve">— carry the full</w:t>
+        <w:t xml:space="preserve">– carry the full</w:t>
       </w:r>
       <w:r>
         <w:t xml:space="preserve"> </w:t>
@@ -16207,7 +16577,7 @@
         <w:t xml:space="preserve"> </w:t>
       </w:r>
       <w:r>
-        <w:t xml:space="preserve">by four places on a one-factor change of library alone — same</w:t>
+        <w:t xml:space="preserve">by four places on a one-factor change of library alone – same</w:t>
       </w:r>
       <w:r>
         <w:t xml:space="preserve"> </w:t>
@@ -16287,7 +16657,7 @@
         <w:t xml:space="preserve"> </w:t>
       </w:r>
       <w:r>
-        <w:t xml:space="preserve">exactly five members —</w:t>
+        <w:t xml:space="preserve">exactly five members –</w:t>
       </w:r>
       <w:r>
         <w:t xml:space="preserve"> </w:t>
@@ -17207,7 +17577,7 @@
         </m:r>
       </m:oMath>
       <w:r>
-        <w:t xml:space="preserve">) — the library,</w:t>
+        <w:t xml:space="preserve">) – the library,</w:t>
       </w:r>
       <w:r>
         <w:t xml:space="preserve"> </w:t>
@@ -17517,7 +17887,7 @@
         </m:r>
       </m:oMath>
       <w:r>
-        <w:t xml:space="preserve">6005 to</w:t>
+        <w:t xml:space="preserve">6006 to</w:t>
       </w:r>
       <w:r>
         <w:t xml:space="preserve"> </w:t>
@@ -17531,7 +17901,7 @@
         </m:r>
       </m:oMath>
       <w:r>
-        <w:t xml:space="preserve">3690, against</w:t>
+        <w:t xml:space="preserve">3689, against</w:t>
       </w:r>
       <w:r>
         <w:t xml:space="preserve"> </w:t>
@@ -17577,7 +17947,7 @@
         <w:t xml:space="preserve"> </w:t>
       </w:r>
       <w:r>
-        <w:t xml:space="preserve">raw-library variants — a ratio of</w:t>
+        <w:t xml:space="preserve">raw-library variants – a ratio of</w:t>
       </w:r>
       <w:r>
         <w:t xml:space="preserve"> </w:t>
@@ -17767,7 +18137,7 @@
         <w:t xml:space="preserve">under one objective only and therefore not decomposable in the same way.</w:t>
       </w:r>
     </w:p>
-    <w:bookmarkStart w:id="48" w:name="tab:main"/>
+    <w:bookmarkStart w:id="47" w:name="tab:main"/>
     <w:p>
       <w:pPr>
         <w:pStyle w:val="TableCaption"/>
@@ -19451,7 +19821,7 @@
               <w:jc w:val="left"/>
             </w:pPr>
             <w:r>
-              <w:t xml:space="preserve">—</w:t>
+              <w:t xml:space="preserve">–</w:t>
             </w:r>
           </w:p>
         </w:tc>
@@ -19991,7 +20361,7 @@
               <w:jc w:val="left"/>
             </w:pPr>
             <w:r>
-              <w:t xml:space="preserve">—</w:t>
+              <w:t xml:space="preserve">–</w:t>
             </w:r>
           </w:p>
         </w:tc>
@@ -20403,7 +20773,7 @@
               <w:jc w:val="left"/>
             </w:pPr>
             <w:r>
-              <w:t xml:space="preserve">—</w:t>
+              <w:t xml:space="preserve">–</w:t>
             </w:r>
           </w:p>
         </w:tc>
@@ -20604,7 +20974,7 @@
               <w:jc w:val="left"/>
             </w:pPr>
             <w:r>
-              <w:t xml:space="preserve">—</w:t>
+              <w:t xml:space="preserve">–</w:t>
             </w:r>
           </w:p>
         </w:tc>
@@ -20674,7 +21044,7 @@
               <w:jc w:val="center"/>
             </w:pPr>
             <w:r>
-              <w:t xml:space="preserve">—</w:t>
+              <w:t xml:space="preserve">–</w:t>
             </w:r>
           </w:p>
         </w:tc>
@@ -21021,7 +21391,7 @@
               <w:jc w:val="left"/>
             </w:pPr>
             <w:r>
-              <w:t xml:space="preserve">—</w:t>
+              <w:t xml:space="preserve">–</w:t>
             </w:r>
           </w:p>
         </w:tc>
@@ -21211,7 +21581,7 @@
         </w:tc>
       </w:tr>
     </w:tbl>
-    <w:bookmarkEnd w:id="48"/>
+    <w:bookmarkEnd w:id="47"/>
     <w:p>
       <w:pPr>
         <w:pStyle w:val="BodyText"/>
@@ -21545,7 +21915,7 @@
         <w:t xml:space="preserve">within that harness, so the two values of this row are never mixed.</w:t>
       </w:r>
     </w:p>
-    <w:bookmarkStart w:id="49" w:name="tab:wilcoxon"/>
+    <w:bookmarkStart w:id="48" w:name="tab:wilcoxon"/>
     <w:p>
       <w:pPr>
         <w:pStyle w:val="TableCaption"/>
@@ -23362,8 +23732,8 @@
         </w:tc>
       </w:tr>
     </w:tbl>
-    <w:bookmarkEnd w:id="49"/>
-    <w:bookmarkStart w:id="53" w:name="fig:pareto"/>
+    <w:bookmarkEnd w:id="48"/>
+    <w:bookmarkStart w:id="52" w:name="fig:pareto"/>
     <w:p>
       <w:pPr>
         <w:pStyle w:val="CaptionedFigure"/>
@@ -23371,20 +23741,20 @@
       <w:r>
         <w:drawing>
           <wp:inline>
-            <wp:extent cx="2874482" cy="3066827"/>
+            <wp:extent cx="6124495" cy="3784303"/>
             <wp:effectExtent b="0" l="0" r="0" t="0"/>
-            <wp:docPr descr="" title="" id="51" name="Picture"/>
+            <wp:docPr descr="" title="" id="50" name="Picture"/>
             <a:graphic>
               <a:graphicData uri="http://schemas.openxmlformats.org/drawingml/2006/picture">
                 <pic:pic>
                   <pic:nvPicPr>
-                    <pic:cNvPr descr="figures/fig2_pareto_margin_violations.png" id="52" name="Picture"/>
+                    <pic:cNvPr descr="figures/fig2_pareto_margin_violations.png" id="51" name="Picture"/>
                     <pic:cNvPicPr>
                       <a:picLocks noChangeArrowheads="1" noChangeAspect="1"/>
                     </pic:cNvPicPr>
                   </pic:nvPicPr>
                   <pic:blipFill>
-                    <a:blip r:embed="rId50"/>
+                    <a:blip r:embed="rId49"/>
                     <a:stretch>
                       <a:fillRect/>
                     </a:stretch>
@@ -23392,7 +23762,7 @@
                   <pic:spPr bwMode="auto">
                     <a:xfrm>
                       <a:off x="0" y="0"/>
-                      <a:ext cx="2874482" cy="3066827"/>
+                      <a:ext cx="6124495" cy="3784303"/>
                     </a:xfrm>
                     <a:prstGeom prst="rect">
                       <a:avLst/>
@@ -23416,25 +23786,128 @@
         <w:pStyle w:val="ImageCaption"/>
       </w:pPr>
       <w:r>
-        <w:t xml:space="preserve">Simulated seasonal margin versus constraint-violation steps under the priced</w:t>
-      </w:r>
-      <w:r>
-        <w:t xml:space="preserve"> </w:t>
-      </w:r>
-      <w:r>
-        <w:t xml:space="preserve">objective, four test seasons and 15 controllers. Whiskers show SD; the step line joins</w:t>
-      </w:r>
-      <w:r>
-        <w:t xml:space="preserve"> </w:t>
-      </w:r>
-      <w:r>
-        <w:t xml:space="preserve">the five non-dominated controllers. Replication counts and exclusions are reported in</w:t>
-      </w:r>
-      <w:r>
-        <w:t xml:space="preserve"> </w:t>
-      </w:r>
-      <w:r>
-        <w:t xml:space="preserve">Table </w:t>
+        <w:t xml:space="preserve">Simulated seasonal margin against constraint-violation steps under the priced</w:t>
+      </w:r>
+      <w:r>
+        <w:t xml:space="preserve"> </w:t>
+      </w:r>
+      <w:r>
+        <w:t xml:space="preserve">objective, four test seasons and 15 controllers. Whiskers show SD; the step line joins the</w:t>
+      </w:r>
+      <w:r>
+        <w:t xml:space="preserve"> </w:t>
+      </w:r>
+      <w:r>
+        <w:t xml:space="preserve">five non-dominated controllers, and the tuned heuristic lies off that front, dominated on</w:t>
+      </w:r>
+      <w:r>
+        <w:t xml:space="preserve"> </w:t>
+      </w:r>
+      <w:r>
+        <w:t xml:space="preserve">both axes.</w:t>
+      </w:r>
+      <w:r>
+        <w:t xml:space="preserve"> </w:t>
+      </w:r>
+      <w:r>
+        <w:rPr>
+          <w:rStyle w:val="VerbatimChar"/>
+        </w:rPr>
+        <w:t xml:space="preserve">dense</w:t>
+      </w:r>
+      <w:r>
+        <w:t xml:space="preserve"> </w:t>
+      </w:r>
+      <w:r>
+        <w:t xml:space="preserve">and</w:t>
+      </w:r>
+      <w:r>
+        <w:t xml:space="preserve"> </w:t>
+      </w:r>
+      <w:r>
+        <w:rPr>
+          <w:rStyle w:val="VerbatimChar"/>
+        </w:rPr>
+        <w:t xml:space="preserve">dense, low thr.</w:t>
+      </w:r>
+      <w:r>
+        <w:t xml:space="preserve"> </w:t>
+      </w:r>
+      <w:r>
+        <w:t xml:space="preserve">are one controller under two</w:t>
+      </w:r>
+      <w:r>
+        <w:t xml:space="preserve"> </w:t>
+      </w:r>
+      <w:r>
+        <w:t xml:space="preserve">sparsity thresholds and differ by</w:t>
+      </w:r>
+      <w:r>
+        <w:t xml:space="preserve"> </w:t>
+      </w:r>
+      <m:oMath>
+        <m:r>
+          <m:t>0.0066</m:t>
+        </m:r>
+      </m:oMath>
+      <w:r>
+        <w:t xml:space="preserve"> EUR m</w:t>
+      </w:r>
+      <m:oMath>
+        <m:sSup>
+          <m:e>
+            <m:r>
+              <m:t>​</m:t>
+            </m:r>
+          </m:e>
+          <m:sup>
+            <m:r>
+              <m:rPr>
+                <m:sty m:val="p"/>
+              </m:rPr>
+              <m:t>−</m:t>
+            </m:r>
+            <m:r>
+              <m:t>2</m:t>
+            </m:r>
+          </m:sup>
+        </m:sSup>
+      </m:oMath>
+      <w:r>
+        <w:t xml:space="preserve"> </w:t>
+      </w:r>
+      <w:r>
+        <w:t xml:space="preserve">and 5 violation steps, so their</w:t>
+      </w:r>
+      <w:r>
+        <w:t xml:space="preserve"> </w:t>
+      </w:r>
+      <w:r>
+        <w:t xml:space="preserve">two markers should be read as one point. The dagger marks</w:t>
+      </w:r>
+      <w:r>
+        <w:t xml:space="preserve"> </w:t>
+      </w:r>
+      <w:r>
+        <w:rPr>
+          <w:rStyle w:val="VerbatimChar"/>
+        </w:rPr>
+        <w:t xml:space="preserve">dense + re-ident.</w:t>
+      </w:r>
+      <w:r>
+        <w:t xml:space="preserve">, 7 of</w:t>
+      </w:r>
+      <w:r>
+        <w:t xml:space="preserve"> </w:t>
+      </w:r>
+      <w:r>
+        <w:t xml:space="preserve">whose 80 runs terminated early; over completed runs its lead in violation steps narrows</w:t>
+      </w:r>
+      <w:r>
+        <w:t xml:space="preserve"> </w:t>
+      </w:r>
+      <w:r>
+        <w:t xml:space="preserve">from 71 to 26. Replication counts and exclusions are reported in Table </w:t>
       </w:r>
       <w:hyperlink w:anchor="tab:main">
         <w:r>
@@ -23448,9 +23921,9 @@
         <w:t xml:space="preserve">.</w:t>
       </w:r>
     </w:p>
+    <w:bookmarkEnd w:id="52"/>
     <w:bookmarkEnd w:id="53"/>
-    <w:bookmarkEnd w:id="54"/>
-    <w:bookmarkStart w:id="56" w:name="sec:res-unseen"/>
+    <w:bookmarkStart w:id="55" w:name="sec:res-unseen"/>
     <w:p>
       <w:pPr>
         <w:pStyle w:val="Heading2"/>
@@ -23801,13 +24274,13 @@
         <w:t xml:space="preserve"> </w:t>
       </w:r>
       <w:r>
-        <w:t xml:space="preserve">the lead does not carry over. Compared like for like — the same</w:t>
-      </w:r>
-      <w:r>
-        <w:t xml:space="preserve"> </w:t>
-      </w:r>
-      <w:r>
-        <w:t xml:space="preserve">four controllers on 2020–2023 under the same original objective — the dense variant</w:t>
+        <w:t xml:space="preserve">the lead does not carry over. Compared like for like – the same</w:t>
+      </w:r>
+      <w:r>
+        <w:t xml:space="preserve"> </w:t>
+      </w:r>
+      <w:r>
+        <w:t xml:space="preserve">four controllers on 2020–2023 under the same original objective – the dense variant</w:t>
       </w:r>
       <w:r>
         <w:t xml:space="preserve"> </w:t>
@@ -24015,7 +24488,7 @@
         <w:t xml:space="preserve">violation steps).</w:t>
       </w:r>
     </w:p>
-    <w:bookmarkStart w:id="55" w:name="tab:unseen"/>
+    <w:bookmarkStart w:id="54" w:name="tab:unseen"/>
     <w:p>
       <w:pPr>
         <w:pStyle w:val="TableCaption"/>
@@ -24585,7 +25058,7 @@
                 <m:t>+</m:t>
               </m:r>
               <m:r>
-                <m:t>0.55</m:t>
+                <m:t>0.54</m:t>
               </m:r>
             </m:oMath>
             <w:r>
@@ -24871,7 +25344,7 @@
         </w:tc>
       </w:tr>
     </w:tbl>
-    <w:bookmarkEnd w:id="55"/>
+    <w:bookmarkEnd w:id="54"/>
     <w:p>
       <w:pPr>
         <w:pStyle w:val="BodyText"/>
@@ -24917,13 +25390,48 @@
         <w:t xml:space="preserve"> </w:t>
       </w:r>
       <w:r>
-        <w:t xml:space="preserve">four seasons; the entry is across-season spread, not run-to-run error, and the paired test</w:t>
-      </w:r>
-      <w:r>
-        <w:t xml:space="preserve"> </w:t>
-      </w:r>
-      <w:r>
-        <w:t xml:space="preserve">against it is one-sample, as in Table </w:t>
+        <w:t xml:space="preserve">four seasons. The entry is the sample SD over the same</w:t>
+      </w:r>
+      <w:r>
+        <w:t xml:space="preserve"> </w:t>
+      </w:r>
+      <m:oMath>
+        <m:r>
+          <m:t>n</m:t>
+        </m:r>
+        <m:r>
+          <m:rPr>
+            <m:sty m:val="p"/>
+          </m:rPr>
+          <m:t>=</m:t>
+        </m:r>
+        <m:r>
+          <m:t>32</m:t>
+        </m:r>
+      </m:oMath>
+      <w:r>
+        <w:t xml:space="preserve"> </w:t>
+      </w:r>
+      <w:r>
+        <w:t xml:space="preserve">rows as every other row of</w:t>
+      </w:r>
+      <w:r>
+        <w:t xml:space="preserve"> </w:t>
+      </w:r>
+      <w:r>
+        <w:t xml:space="preserve">the column; for this row all of that dispersion is between seasons and none of it is</w:t>
+      </w:r>
+      <w:r>
+        <w:t xml:space="preserve"> </w:t>
+      </w:r>
+      <w:r>
+        <w:t xml:space="preserve">run-to-run error, and the paired test against it is one-sample, as in</w:t>
+      </w:r>
+      <w:r>
+        <w:t xml:space="preserve"> </w:t>
+      </w:r>
+      <w:r>
+        <w:t xml:space="preserve">Table </w:t>
       </w:r>
       <w:hyperlink w:anchor="tab:main">
         <w:r>
@@ -24937,8 +25445,8 @@
         <w:t xml:space="preserve">.</w:t>
       </w:r>
     </w:p>
-    <w:bookmarkEnd w:id="56"/>
-    <w:bookmarkStart w:id="64" w:name="sec:res-mech"/>
+    <w:bookmarkEnd w:id="55"/>
+    <w:bookmarkStart w:id="63" w:name="sec:res-mech"/>
     <w:p>
       <w:pPr>
         <w:pStyle w:val="Heading2"/>
@@ -25382,7 +25890,7 @@
         <w:t xml:space="preserve"> </w:t>
       </w:r>
       <w:r>
-        <w:t xml:space="preserve">exactly that configuration on season 2020, and it reproduces the anomaly — survival</w:t>
+        <w:t xml:space="preserve">exactly that configuration on season 2020, and it reproduces the anomaly – survival</w:t>
       </w:r>
       <w:r>
         <w:t xml:space="preserve"> </w:t>
@@ -25663,7 +26171,7 @@
         <w:t xml:space="preserve"> </w:t>
       </w:r>
       <w:r>
-        <w:t xml:space="preserve">term, while the full library — worse conditioned still — keeps the bilinear term as a</w:t>
+        <w:t xml:space="preserve">term, while the full library – worse conditioned still – keeps the bilinear term as a</w:t>
       </w:r>
       <w:r>
         <w:t xml:space="preserve"> </w:t>
@@ -25681,13 +26189,13 @@
         <w:t xml:space="preserve"> </w:t>
       </w:r>
       <w:r>
-        <w:t xml:space="preserve">full library — sixteen of eighteen features, and essentially all of the collinearity,</w:t>
-      </w:r>
-      <w:r>
-        <w:t xml:space="preserve"> </w:t>
-      </w:r>
-      <w:r>
-        <w:t xml:space="preserve">unchanged — should collapse the truncated library onto the middle one, with boiler</w:t>
+        <w:t xml:space="preserve">full library – sixteen of eighteen features, and essentially all of the collinearity,</w:t>
+      </w:r>
+      <w:r>
+        <w:t xml:space="preserve"> </w:t>
+      </w:r>
+      <w:r>
+        <w:t xml:space="preserve">unchanged – should collapse the truncated library onto the middle one, with boiler</w:t>
       </w:r>
       <w:r>
         <w:t xml:space="preserve"> </w:t>
@@ -25937,13 +26445,19 @@
         </m:r>
       </m:oMath>
       <w:r>
-        <w:t xml:space="preserve">) and —</w:t>
-      </w:r>
-      <w:r>
-        <w:t xml:space="preserve"> </w:t>
-      </w:r>
-      <w:r>
-        <w:t xml:space="preserve">decisively — its closed-loop level:</w:t>
+        <w:t xml:space="preserve">, both under</w:t>
+      </w:r>
+      <w:r>
+        <w:t xml:space="preserve"> </w:t>
+      </w:r>
+      <w:r>
+        <w:t xml:space="preserve">the ensemble estimator) and –</w:t>
+      </w:r>
+      <w:r>
+        <w:t xml:space="preserve"> </w:t>
+      </w:r>
+      <w:r>
+        <w:t xml:space="preserve">decisively – its closed-loop level:</w:t>
       </w:r>
       <w:r>
         <w:t xml:space="preserve"> </w:t>
@@ -26274,7 +26788,7 @@
         <w:t xml:space="preserve"> </w:t>
       </w:r>
       <w:r>
-        <w:t xml:space="preserve">libraries continues to track survival —</w:t>
+        <w:t xml:space="preserve">libraries continues to track survival –</w:t>
       </w:r>
       <w:r>
         <w:t xml:space="preserve"> </w:t>
@@ -26401,7 +26915,7 @@
         <w:t xml:space="preserve"> </w:t>
       </w:r>
       <w:r>
-        <w:t xml:space="preserve">— while</w:t>
+        <w:t xml:space="preserve">– while</w:t>
       </w:r>
       <w:r>
         <w:t xml:space="preserve"> </w:t>
@@ -27221,7 +27735,7 @@
         <w:t xml:space="preserve"> </w:t>
       </w:r>
       <w:r>
-        <w:t xml:space="preserve">objective — the worst retaining level (</w:t>
+        <w:t xml:space="preserve">objective – the worst retaining level (</w:t>
       </w:r>
       <m:oMath>
         <m:r>
@@ -27243,7 +27757,7 @@
         </m:r>
       </m:oMath>
       <w:r>
-        <w:t xml:space="preserve">) — so the statement</w:t>
+        <w:t xml:space="preserve">) – so the statement</w:t>
       </w:r>
       <w:r>
         <w:t xml:space="preserve"> </w:t>
@@ -27550,7 +28064,7 @@
         <w:t xml:space="preserve"> </w:t>
       </w:r>
       <w:r>
-        <w:t xml:space="preserve">randomised ablation — survival is a property of the fit, constant across the four seasons</w:t>
+        <w:t xml:space="preserve">randomised ablation – survival is a property of the fit, constant across the four seasons</w:t>
       </w:r>
       <w:r>
         <w:t xml:space="preserve"> </w:t>
@@ -27893,13 +28407,13 @@
         <w:t xml:space="preserve"> </w:t>
       </w:r>
       <w:r>
-        <w:t xml:space="preserve">libraries, so their deltas are not one ablation family. The library comparisons —</w:t>
-      </w:r>
-      <w:r>
-        <w:t xml:space="preserve"> </w:t>
-      </w:r>
-      <w:r>
-        <w:t xml:space="preserve">including the term deletion, which is a structural edit and not an assigned factor —</w:t>
+        <w:t xml:space="preserve">libraries, so their deltas are not one ablation family. The library comparisons –</w:t>
+      </w:r>
+      <w:r>
+        <w:t xml:space="preserve"> </w:t>
+      </w:r>
+      <w:r>
+        <w:t xml:space="preserve">including the term deletion, which is a structural edit and not an assigned factor –</w:t>
       </w:r>
       <w:r>
         <w:t xml:space="preserve"> </w:t>
@@ -27946,7 +28460,7 @@
         <w:t xml:space="preserve">pathways was not tested.</w:t>
       </w:r>
     </w:p>
-    <w:bookmarkStart w:id="57" w:name="tab:survival3"/>
+    <w:bookmarkStart w:id="56" w:name="tab:survival3"/>
     <w:p>
       <w:pPr>
         <w:pStyle w:val="TableCaption"/>
@@ -29059,7 +29573,7 @@
               <w:jc w:val="left"/>
             </w:pPr>
             <w:r>
-              <w:t xml:space="preserve">— (not run)</w:t>
+              <w:t xml:space="preserve">– (not run)</w:t>
             </w:r>
           </w:p>
         </w:tc>
@@ -29107,7 +29621,7 @@
               <w:jc w:val="center"/>
             </w:pPr>
             <w:r>
-              <w:t xml:space="preserve">—</w:t>
+              <w:t xml:space="preserve">–</w:t>
             </w:r>
           </w:p>
         </w:tc>
@@ -29119,7 +29633,7 @@
               <w:jc w:val="center"/>
             </w:pPr>
             <w:r>
-              <w:t xml:space="preserve">—</w:t>
+              <w:t xml:space="preserve">–</w:t>
             </w:r>
           </w:p>
         </w:tc>
@@ -29349,7 +29863,7 @@
         </w:tc>
       </w:tr>
     </w:tbl>
-    <w:bookmarkEnd w:id="57"/>
+    <w:bookmarkEnd w:id="56"/>
     <w:p>
       <w:pPr>
         <w:pStyle w:val="BodyText"/>
@@ -29624,7 +30138,7 @@
         <w:t xml:space="preserve">check only.</w:t>
       </w:r>
     </w:p>
-    <w:bookmarkStart w:id="58" w:name="tab:lambda"/>
+    <w:bookmarkStart w:id="57" w:name="tab:lambda"/>
     <w:p>
       <w:pPr>
         <w:pStyle w:val="TableCaption"/>
@@ -29758,7 +30272,7 @@
         <w:t xml:space="preserve"> </w:t>
       </w:r>
       <w:r>
-        <w:t xml:space="preserve">survival — whence the</w:t>
+        <w:t xml:space="preserve">survival – whence the</w:t>
       </w:r>
       <w:r>
         <w:t xml:space="preserve"> </w:t>
@@ -29876,7 +30390,7 @@
         <w:tblStyle w:val="Table"/>
         <w:tblW w:type="auto" w:w="0"/>
         <w:tblLook w:firstRow="1" w:lastRow="0" w:firstColumn="0" w:lastColumn="0" w:noHBand="0" w:noVBand="0" w:val="0020"/>
-        <w:tblCaption w:val="Sparsity sweep within the physics_no_cross library, season 2020, 20 seeds per level. \xi survival is the fraction of seeds retaining the boiler-input coefficient; it and the active-term count are quoted from the priced wave. Identification precedes the closed loop and does not depend on the objective, but the two waves were executed in different environments, so their fits are not bit-identical: 28 of the 260 (\lambda,\text{seed}) cells differ by one or two active terms, level means by at most 0.15, and one cell flips \xi survival — whence the original-objective survival at \lambda=0.04 is 0.30 rather than 0.35. EPI in EUR m^{-2}. Sources: regen/results/priced_mech/ and regen/results/final/mechanism*.csv."/>
+        <w:tblCaption w:val="Sparsity sweep within the physics_no_cross library, season 2020, 20 seeds per level. \xi survival is the fraction of seeds retaining the boiler-input coefficient; it and the active-term count are quoted from the priced wave. Identification precedes the closed loop and does not depend on the objective, but the two waves were executed in different environments, so their fits are not bit-identical: 28 of the 260 (\lambda,\text{seed}) cells differ by one or two active terms, level means by at most 0.15, and one cell flips \xi survival – whence the original-objective survival at \lambda=0.04 is 0.30 rather than 0.35. EPI in EUR m^{-2}. Sources: regen/results/priced_mech/ and regen/results/final/mechanism*.csv."/>
       </w:tblPr>
       <w:tblGrid>
         <w:gridCol w:w="1320"/>
@@ -30418,7 +30932,7 @@
                 <m:t>±</m:t>
               </m:r>
               <m:r>
-                <m:t>2.01</m:t>
+                <m:t>2.00</m:t>
               </m:r>
             </m:oMath>
             <w:r>
@@ -30444,7 +30958,7 @@
                 <m:t>±</m:t>
               </m:r>
               <m:r>
-                <m:t>1.47</m:t>
+                <m:t>1.46</m:t>
               </m:r>
             </m:oMath>
             <w:r>
@@ -31494,9 +32008,9 @@
         </w:tc>
       </w:tr>
     </w:tbl>
-    <w:bookmarkEnd w:id="58"/>
+    <w:bookmarkEnd w:id="57"/>
     <w:p/>
-    <w:bookmarkStart w:id="59" w:name="tab:twobytwo"/>
+    <w:bookmarkStart w:id="58" w:name="tab:twobytwo"/>
     <w:p>
       <w:pPr>
         <w:pStyle w:val="TableCaption"/>
@@ -32063,7 +32577,7 @@
               <w:jc w:val="center"/>
             </w:pPr>
             <w:r>
-              <w:t xml:space="preserve">—</w:t>
+              <w:t xml:space="preserve">–</w:t>
             </w:r>
           </w:p>
         </w:tc>
@@ -32075,7 +32589,7 @@
               <w:jc w:val="center"/>
             </w:pPr>
             <w:r>
-              <w:t xml:space="preserve">—</w:t>
+              <w:t xml:space="preserve">–</w:t>
             </w:r>
           </w:p>
         </w:tc>
@@ -32351,7 +32865,7 @@
               <w:jc w:val="center"/>
             </w:pPr>
             <w:r>
-              <w:t xml:space="preserve">—</w:t>
+              <w:t xml:space="preserve">–</w:t>
             </w:r>
           </w:p>
         </w:tc>
@@ -32363,7 +32877,7 @@
               <w:jc w:val="center"/>
             </w:pPr>
             <w:r>
-              <w:t xml:space="preserve">—</w:t>
+              <w:t xml:space="preserve">–</w:t>
             </w:r>
           </w:p>
         </w:tc>
@@ -32423,7 +32937,7 @@
         </w:tc>
       </w:tr>
     </w:tbl>
-    <w:bookmarkEnd w:id="59"/>
+    <w:bookmarkEnd w:id="58"/>
     <w:p>
       <w:pPr>
         <w:pStyle w:val="BodyText"/>
@@ -32598,7 +33112,7 @@
         <w:t xml:space="preserve">motivates the cross-term account in the text; it is not a test of it.</w:t>
       </w:r>
     </w:p>
-    <w:bookmarkStart w:id="63" w:name="fig:lambda"/>
+    <w:bookmarkStart w:id="62" w:name="fig:lambda"/>
     <w:p>
       <w:pPr>
         <w:pStyle w:val="CaptionedFigure"/>
@@ -32606,20 +33120,20 @@
       <w:r>
         <w:drawing>
           <wp:inline>
-            <wp:extent cx="6391640" cy="2529483"/>
+            <wp:extent cx="6216088" cy="2547802"/>
             <wp:effectExtent b="0" l="0" r="0" t="0"/>
-            <wp:docPr descr="" title="" id="61" name="Picture"/>
+            <wp:docPr descr="" title="" id="60" name="Picture"/>
             <a:graphic>
               <a:graphicData uri="http://schemas.openxmlformats.org/drawingml/2006/picture">
                 <pic:pic>
                   <pic:nvPicPr>
-                    <pic:cNvPr descr="figures/fig3_lambda_survival_knockin.png" id="62" name="Picture"/>
+                    <pic:cNvPr descr="figures/fig3_lambda_survival_knockin.png" id="61" name="Picture"/>
                     <pic:cNvPicPr>
                       <a:picLocks noChangeArrowheads="1" noChangeAspect="1"/>
                     </pic:cNvPicPr>
                   </pic:nvPicPr>
                   <pic:blipFill>
-                    <a:blip r:embed="rId60"/>
+                    <a:blip r:embed="rId59"/>
                     <a:stretch>
                       <a:fillRect/>
                     </a:stretch>
@@ -32627,7 +33141,7 @@
                   <pic:spPr bwMode="auto">
                     <a:xfrm>
                       <a:off x="0" y="0"/>
-                      <a:ext cx="6391640" cy="2529483"/>
+                      <a:ext cx="6216088" cy="2547802"/>
                     </a:xfrm>
                     <a:prstGeom prst="rect">
                       <a:avLst/>
@@ -32686,13 +33200,41 @@
         <w:t xml:space="preserve"> </w:t>
       </w:r>
       <w:r>
-        <w:t xml:space="preserve">per condition).</w:t>
-      </w:r>
-      <w:r>
-        <w:t xml:space="preserve"> </w:t>
-      </w:r>
-      <w:r>
-        <w:t xml:space="preserve">(</w:t>
+        <w:t xml:space="preserve">per condition). The 13 threshold</w:t>
+      </w:r>
+      <w:r>
+        <w:t xml:space="preserve"> </w:t>
+      </w:r>
+      <w:r>
+        <w:t xml:space="preserve">levels are drawn evenly spaced rather than to scale, so that the collapse between</w:t>
+      </w:r>
+      <w:r>
+        <w:t xml:space="preserve"> </w:t>
+      </w:r>
+      <m:oMath>
+        <m:r>
+          <m:t>0.03</m:t>
+        </m:r>
+      </m:oMath>
+      <w:r>
+        <w:t xml:space="preserve"> </w:t>
+      </w:r>
+      <w:r>
+        <w:t xml:space="preserve">and</w:t>
+      </w:r>
+      <w:r>
+        <w:t xml:space="preserve"> </w:t>
+      </w:r>
+      <m:oMath>
+        <m:r>
+          <m:t>0.06</m:t>
+        </m:r>
+      </m:oMath>
+      <w:r>
+        <w:t xml:space="preserve"> </w:t>
+      </w:r>
+      <w:r>
+        <w:t xml:space="preserve">is visible; every level is labelled. (</w:t>
       </w:r>
       <w:r>
         <w:rPr>
@@ -32702,7 +33244,13 @@
         <w:t xml:space="preserve">a</w:t>
       </w:r>
       <w:r>
-        <w:t xml:space="preserve">) Mean margin with SD. (</w:t>
+        <w:t xml:space="preserve">) Mean margin with SD.</w:t>
+      </w:r>
+      <w:r>
+        <w:t xml:space="preserve"> </w:t>
+      </w:r>
+      <w:r>
+        <w:t xml:space="preserve">(</w:t>
       </w:r>
       <w:r>
         <w:rPr>
@@ -32712,13 +33260,19 @@
         <w:t xml:space="preserve">b</w:t>
       </w:r>
       <w:r>
-        <w:t xml:space="preserve">) Boiler-term survival on the same threshold</w:t>
-      </w:r>
-      <w:r>
-        <w:t xml:space="preserve"> </w:t>
-      </w:r>
-      <w:r>
-        <w:t xml:space="preserve">grid. (</w:t>
+        <w:t xml:space="preserve">) Boiler-term survival on the same threshold grid, with the survival of each</w:t>
+      </w:r>
+      <w:r>
+        <w:t xml:space="preserve"> </w:t>
+      </w:r>
+      <w:r>
+        <w:t xml:space="preserve">closed-loop controller of the priced pool marked on the right-hand strip, one fit per</w:t>
+      </w:r>
+      <w:r>
+        <w:t xml:space="preserve"> </w:t>
+      </w:r>
+      <w:r>
+        <w:t xml:space="preserve">replicate. (</w:t>
       </w:r>
       <w:r>
         <w:rPr>
@@ -32728,18 +33282,263 @@
         <w:t xml:space="preserve">c</w:t>
       </w:r>
       <w:r>
-        <w:t xml:space="preserve">) Seed-paired coefficient knock-in; the heavy tick is the median and the</w:t>
-      </w:r>
-      <w:r>
-        <w:t xml:space="preserve"> </w:t>
-      </w:r>
-      <w:r>
-        <w:t xml:space="preserve">open circle the mean.</w:t>
+        <w:t xml:space="preserve">) Seed-paired coefficient knock-in under each stage cost; grey lines</w:t>
+      </w:r>
+      <w:r>
+        <w:t xml:space="preserve"> </w:t>
+      </w:r>
+      <w:r>
+        <w:t xml:space="preserve">join the same replicate, the heavy tick is the median and the open circle the mean. The</w:t>
+      </w:r>
+      <w:r>
+        <w:t xml:space="preserve"> </w:t>
+      </w:r>
+      <w:r>
+        <w:t xml:space="preserve">knock-in is positive in 17 of 20 replicates under the default stage cost</w:t>
+      </w:r>
+      <w:r>
+        <w:t xml:space="preserve"> </w:t>
+      </w:r>
+      <w:r>
+        <w:t xml:space="preserve">(</w:t>
+      </w:r>
+      <m:oMath>
+        <m:r>
+          <m:t>p</m:t>
+        </m:r>
+        <m:r>
+          <m:rPr>
+            <m:sty m:val="p"/>
+          </m:rPr>
+          <m:t>=</m:t>
+        </m:r>
+        <m:r>
+          <m:t>3.2</m:t>
+        </m:r>
+        <m:r>
+          <m:rPr>
+            <m:sty m:val="p"/>
+          </m:rPr>
+          <m:t>×</m:t>
+        </m:r>
+        <m:sSup>
+          <m:e>
+            <m:r>
+              <m:t>10</m:t>
+            </m:r>
+          </m:e>
+          <m:sup>
+            <m:r>
+              <m:rPr>
+                <m:sty m:val="p"/>
+              </m:rPr>
+              <m:t>−</m:t>
+            </m:r>
+            <m:r>
+              <m:t>4</m:t>
+            </m:r>
+          </m:sup>
+        </m:sSup>
+      </m:oMath>
+      <w:r>
+        <w:t xml:space="preserve">, mean</w:t>
+      </w:r>
+      <w:r>
+        <w:t xml:space="preserve"> </w:t>
+      </w:r>
+      <m:oMath>
+        <m:r>
+          <m:rPr>
+            <m:sty m:val="p"/>
+          </m:rPr>
+          <m:t>+</m:t>
+        </m:r>
+        <m:r>
+          <m:t>2.52</m:t>
+        </m:r>
+      </m:oMath>
+      <w:r>
+        <w:t xml:space="preserve">) and in 16 of 20 under the priced one</w:t>
+      </w:r>
+      <w:r>
+        <w:t xml:space="preserve"> </w:t>
+      </w:r>
+      <w:r>
+        <w:t xml:space="preserve">(</w:t>
+      </w:r>
+      <m:oMath>
+        <m:r>
+          <m:t>p</m:t>
+        </m:r>
+        <m:r>
+          <m:rPr>
+            <m:sty m:val="p"/>
+          </m:rPr>
+          <m:t>=</m:t>
+        </m:r>
+        <m:r>
+          <m:t>5.9</m:t>
+        </m:r>
+        <m:r>
+          <m:rPr>
+            <m:sty m:val="p"/>
+          </m:rPr>
+          <m:t>×</m:t>
+        </m:r>
+        <m:sSup>
+          <m:e>
+            <m:r>
+              <m:t>10</m:t>
+            </m:r>
+          </m:e>
+          <m:sup>
+            <m:r>
+              <m:rPr>
+                <m:sty m:val="p"/>
+              </m:rPr>
+              <m:t>−</m:t>
+            </m:r>
+            <m:r>
+              <m:t>4</m:t>
+            </m:r>
+          </m:sup>
+        </m:sSup>
+      </m:oMath>
+      <w:r>
+        <w:t xml:space="preserve">, mean</w:t>
+      </w:r>
+      <w:r>
+        <w:t xml:space="preserve"> </w:t>
+      </w:r>
+      <m:oMath>
+        <m:r>
+          <m:rPr>
+            <m:sty m:val="p"/>
+          </m:rPr>
+          <m:t>+</m:t>
+        </m:r>
+        <m:r>
+          <m:t>1.92</m:t>
+        </m:r>
+      </m:oMath>
+      <w:r>
+        <w:t xml:space="preserve">); Holm correction over the four contrasts of this block</w:t>
+      </w:r>
+      <w:r>
+        <w:t xml:space="preserve"> </w:t>
+      </w:r>
+      <w:r>
+        <w:t xml:space="preserve">gives</w:t>
+      </w:r>
+      <w:r>
+        <w:t xml:space="preserve"> </w:t>
+      </w:r>
+      <m:oMath>
+        <m:r>
+          <m:t>1.3</m:t>
+        </m:r>
+        <m:r>
+          <m:rPr>
+            <m:sty m:val="p"/>
+          </m:rPr>
+          <m:t>×</m:t>
+        </m:r>
+        <m:sSup>
+          <m:e>
+            <m:r>
+              <m:t>10</m:t>
+            </m:r>
+          </m:e>
+          <m:sup>
+            <m:r>
+              <m:rPr>
+                <m:sty m:val="p"/>
+              </m:rPr>
+              <m:t>−</m:t>
+            </m:r>
+            <m:r>
+              <m:t>3</m:t>
+            </m:r>
+          </m:sup>
+        </m:sSup>
+      </m:oMath>
+      <w:r>
+        <w:t xml:space="preserve"> </w:t>
+      </w:r>
+      <w:r>
+        <w:t xml:space="preserve">and</w:t>
+      </w:r>
+      <w:r>
+        <w:t xml:space="preserve"> </w:t>
+      </w:r>
+      <m:oMath>
+        <m:r>
+          <m:t>1.8</m:t>
+        </m:r>
+        <m:r>
+          <m:rPr>
+            <m:sty m:val="p"/>
+          </m:rPr>
+          <m:t>×</m:t>
+        </m:r>
+        <m:sSup>
+          <m:e>
+            <m:r>
+              <m:t>10</m:t>
+            </m:r>
+          </m:e>
+          <m:sup>
+            <m:r>
+              <m:rPr>
+                <m:sty m:val="p"/>
+              </m:rPr>
+              <m:t>−</m:t>
+            </m:r>
+            <m:r>
+              <m:t>3</m:t>
+            </m:r>
+          </m:sup>
+        </m:sSup>
+      </m:oMath>
+      <w:r>
+        <w:t xml:space="preserve">. The complementary knock-out is null under</w:t>
+      </w:r>
+      <w:r>
+        <w:t xml:space="preserve"> </w:t>
+      </w:r>
+      <w:r>
+        <w:t xml:space="preserve">both stage costs, with median</w:t>
+      </w:r>
+      <w:r>
+        <w:t xml:space="preserve"> </w:t>
+      </w:r>
+      <m:oMath>
+        <m:r>
+          <m:rPr>
+            <m:sty m:val="p"/>
+          </m:rPr>
+          <m:t>+</m:t>
+        </m:r>
+        <m:r>
+          <m:t>0.00</m:t>
+        </m:r>
+      </m:oMath>
+      <w:r>
+        <w:t xml:space="preserve"> </w:t>
+      </w:r>
+      <w:r>
+        <w:t xml:space="preserve">and one positive replicate of 20 in each, because the</w:t>
+      </w:r>
+      <w:r>
+        <w:t xml:space="preserve"> </w:t>
+      </w:r>
+      <w:r>
+        <w:t xml:space="preserve">coefficient it removes has mostly been cut already.</w:t>
       </w:r>
     </w:p>
+    <w:bookmarkEnd w:id="62"/>
     <w:bookmarkEnd w:id="63"/>
-    <w:bookmarkEnd w:id="64"/>
-    <w:bookmarkStart w:id="65" w:name="sec:res-alt"/>
+    <w:bookmarkStart w:id="64" w:name="sec:res-alt"/>
     <w:p>
       <w:pPr>
         <w:pStyle w:val="Heading2"/>
@@ -32838,13 +33637,13 @@
         <w:t xml:space="preserve"> </w:t>
       </w:r>
       <w:r>
-        <w:t xml:space="preserve">return over its horizon. What it does have is a weak optimiser — a warm-started</w:t>
-      </w:r>
-      <w:r>
-        <w:t xml:space="preserve"> </w:t>
-      </w:r>
-      <w:r>
-        <w:t xml:space="preserve">cross-entropy search over a few dozen candidate sequences — so the result is about</w:t>
+        <w:t xml:space="preserve">return over its horizon. What it does have is a weak optimiser – a warm-started</w:t>
+      </w:r>
+      <w:r>
+        <w:t xml:space="preserve"> </w:t>
+      </w:r>
+      <w:r>
+        <w:t xml:space="preserve">cross-entropy search over a few dozen candidate sequences – so the result is about</w:t>
       </w:r>
       <w:r>
         <w:t xml:space="preserve"> </w:t>
@@ -33297,7 +34096,7 @@
         </m:sSup>
       </m:oMath>
       <w:r>
-        <w:t xml:space="preserve">C on the excitation data of the ladder — roughly four times larger. The</w:t>
+        <w:t xml:space="preserve">C on the excitation data of the ladder – roughly four times larger. The</w:t>
       </w:r>
       <w:r>
         <w:t xml:space="preserve"> </w:t>
@@ -33624,7 +34423,7 @@
         <w:t xml:space="preserve"> </w:t>
       </w:r>
       <w:r>
-        <w:t xml:space="preserve">change. The size of the gain is inversely related to multi-step prediction quality —</w:t>
+        <w:t xml:space="preserve">change. The size of the gain is inversely related to multi-step prediction quality –</w:t>
       </w:r>
       <w:r>
         <w:t xml:space="preserve"> </w:t>
@@ -33705,7 +34504,7 @@
         <w:t xml:space="preserve"> </w:t>
       </w:r>
       <w:r>
-        <w:t xml:space="preserve">— which is exactly the compounding-error mechanism. The two full-</w:t>
+        <w:t xml:space="preserve">– which is exactly the compounding-error mechanism. The two full-</w:t>
       </w:r>
       <w:r>
         <w:rPr>
@@ -33865,7 +34664,7 @@
           <m:t>=</m:t>
         </m:r>
         <m:r>
-          <m:t>0.88</m:t>
+          <m:t>0.87</m:t>
         </m:r>
       </m:oMath>
       <w:r>
@@ -34117,8 +34916,8 @@
         <w:t xml:space="preserve">must be cited separately and never merged.</w:t>
       </w:r>
     </w:p>
-    <w:bookmarkEnd w:id="65"/>
-    <w:bookmarkStart w:id="67" w:name="sec:res-safety"/>
+    <w:bookmarkEnd w:id="64"/>
+    <w:bookmarkStart w:id="66" w:name="sec:res-safety"/>
     <w:p>
       <w:pPr>
         <w:pStyle w:val="Heading2"/>
@@ -34161,7 +34960,7 @@
         <w:t xml:space="preserve"> </w:t>
       </w:r>
       <w:r>
-        <w:t xml:space="preserve">objective. On-policy re-identification — the surrogate is rolled out in closed loop, the</w:t>
+        <w:t xml:space="preserve">objective. On-policy re-identification – the surrogate is rolled out in closed loop, the</w:t>
       </w:r>
       <w:r>
         <w:t xml:space="preserve"> </w:t>
@@ -34173,7 +34972,7 @@
         <w:t xml:space="preserve"> </w:t>
       </w:r>
       <w:r>
-        <w:t xml:space="preserve">expert queried, so this is not DAgger [41] — gives</w:t>
+        <w:t xml:space="preserve">expert queried, so this is not DAgger [41] – gives</w:t>
       </w:r>
       <w:r>
         <w:t xml:space="preserve"> </w:t>
@@ -34281,7 +35080,7 @@
           <m:t>+</m:t>
         </m:r>
         <m:r>
-          <m:t>0.41</m:t>
+          <m:t>0.40</m:t>
         </m:r>
       </m:oMath>
       <w:r>
@@ -35006,7 +35805,7 @@
         <w:t xml:space="preserve">over-uses supplementary lighting.</w:t>
       </w:r>
     </w:p>
-    <w:bookmarkStart w:id="66" w:name="tab:faults"/>
+    <w:bookmarkStart w:id="65" w:name="tab:faults"/>
     <w:p>
       <w:pPr>
         <w:pStyle w:val="TableCaption"/>
@@ -35265,7 +36064,7 @@
                 <m:t>+</m:t>
               </m:r>
               <m:r>
-                <m:t>18.29</m:t>
+                <m:t>18.28</m:t>
               </m:r>
             </m:oMath>
             <w:r>
@@ -35392,7 +36191,7 @@
                 <m:t>+</m:t>
               </m:r>
               <m:r>
-                <m:t>4.54</m:t>
+                <m:t>4.53</m:t>
               </m:r>
             </m:oMath>
             <w:r>
@@ -35945,9 +36744,9 @@
         </w:tc>
       </w:tr>
     </w:tbl>
+    <w:bookmarkEnd w:id="65"/>
     <w:bookmarkEnd w:id="66"/>
-    <w:bookmarkEnd w:id="67"/>
-    <w:bookmarkStart w:id="73" w:name="sec:res-sens"/>
+    <w:bookmarkStart w:id="72" w:name="sec:res-sens"/>
     <w:p>
       <w:pPr>
         <w:pStyle w:val="Heading2"/>
@@ -36105,7 +36904,7 @@
           <m:t>−</m:t>
         </m:r>
         <m:r>
-          <m:t>8.13</m:t>
+          <m:t>8.12</m:t>
         </m:r>
       </m:oMath>
       <w:r>
@@ -36497,7 +37296,7 @@
         <w:t xml:space="preserve"> </w:t>
       </w:r>
       <w:r>
-        <w:t xml:space="preserve">— a span of</w:t>
+        <w:t xml:space="preserve">– a span of</w:t>
       </w:r>
       <w:r>
         <w:t xml:space="preserve"> </w:t>
@@ -36686,7 +37485,7 @@
         <w:t xml:space="preserve"> </w:t>
       </w:r>
       <w:r>
-        <w:t xml:space="preserve">against 9570</w:t>
+        <w:t xml:space="preserve">against 9569</w:t>
       </w:r>
       <w:r>
         <w:t xml:space="preserve"> </w:t>
@@ -36880,7 +37679,7 @@
         <w:t xml:space="preserve"> </w:t>
       </w:r>
       <w:r>
-        <w:t xml:space="preserve">numerically, but the axes are not commensurable — a factor of four in prices against</w:t>
+        <w:t xml:space="preserve">numerically, but the axes are not commensurable – a factor of four in prices against</w:t>
       </w:r>
       <w:r>
         <w:t xml:space="preserve"> </w:t>
@@ -36909,7 +37708,7 @@
         <w:t xml:space="preserve"> </w:t>
       </w:r>
       <w:r>
-        <w:t xml:space="preserve">on coefficients — and no claim that</w:t>
+        <w:t xml:space="preserve">on coefficients – and no claim that</w:t>
       </w:r>
       <w:r>
         <w:t xml:space="preserve"> </w:t>
@@ -37216,7 +38015,7 @@
         <w:t xml:space="preserve">threshold sensitivities have consequently never been measured under the priced objective.</w:t>
       </w:r>
     </w:p>
-    <w:bookmarkStart w:id="68" w:name="tab:sens"/>
+    <w:bookmarkStart w:id="67" w:name="tab:sens"/>
     <w:p>
       <w:pPr>
         <w:pStyle w:val="TableCaption"/>
@@ -37834,7 +38633,7 @@
                 <m:t>−</m:t>
               </m:r>
               <m:r>
-                <m:t>8.13</m:t>
+                <m:t>8.12</m:t>
               </m:r>
             </m:oMath>
             <w:r>
@@ -37946,7 +38745,7 @@
               <w:jc w:val="center"/>
             </w:pPr>
             <w:r>
-              <w:t xml:space="preserve">—</w:t>
+              <w:t xml:space="preserve">–</w:t>
             </w:r>
           </w:p>
         </w:tc>
@@ -37970,7 +38769,7 @@
               <w:jc w:val="center"/>
             </w:pPr>
             <w:r>
-              <w:t xml:space="preserve">—</w:t>
+              <w:t xml:space="preserve">–</w:t>
             </w:r>
           </w:p>
         </w:tc>
@@ -37982,14 +38781,14 @@
               <w:jc w:val="center"/>
             </w:pPr>
             <w:r>
-              <w:t xml:space="preserve">—</w:t>
+              <w:t xml:space="preserve">–</w:t>
             </w:r>
           </w:p>
         </w:tc>
       </w:tr>
     </w:tbl>
-    <w:bookmarkEnd w:id="68"/>
-    <w:bookmarkStart w:id="72" w:name="fig:perturb"/>
+    <w:bookmarkEnd w:id="67"/>
+    <w:bookmarkStart w:id="71" w:name="fig:perturb"/>
     <w:p>
       <w:pPr>
         <w:pStyle w:val="CaptionedFigure"/>
@@ -37997,20 +38796,20 @@
       <w:r>
         <w:drawing>
           <wp:inline>
-            <wp:extent cx="5697063" cy="2639394"/>
+            <wp:extent cx="5703169" cy="2636341"/>
             <wp:effectExtent b="0" l="0" r="0" t="0"/>
-            <wp:docPr descr="" title="" id="70" name="Picture"/>
+            <wp:docPr descr="" title="" id="69" name="Picture"/>
             <a:graphic>
               <a:graphicData uri="http://schemas.openxmlformats.org/drawingml/2006/picture">
                 <pic:pic>
                   <pic:nvPicPr>
-                    <pic:cNvPr descr="figures/fig4_sensitivity_perturbation_prices.png" id="71" name="Picture"/>
+                    <pic:cNvPr descr="figures/fig4_sensitivity_perturbation_prices.png" id="70" name="Picture"/>
                     <pic:cNvPicPr>
                       <a:picLocks noChangeArrowheads="1" noChangeAspect="1"/>
                     </pic:cNvPicPr>
                   </pic:nvPicPr>
                   <pic:blipFill>
-                    <a:blip r:embed="rId69"/>
+                    <a:blip r:embed="rId68"/>
                     <a:stretch>
                       <a:fillRect/>
                     </a:stretch>
@@ -38018,7 +38817,7 @@
                   <pic:spPr bwMode="auto">
                     <a:xfrm>
                       <a:off x="0" y="0"/>
-                      <a:ext cx="5697063" cy="2639394"/>
+                      <a:ext cx="5703169" cy="2636341"/>
                     </a:xfrm>
                     <a:prstGeom prst="rect">
                       <a:avLst/>
@@ -38143,10 +38942,10 @@
         <w:t xml:space="preserve">energy-price grid.</w:t>
       </w:r>
     </w:p>
+    <w:bookmarkEnd w:id="71"/>
     <w:bookmarkEnd w:id="72"/>
     <w:bookmarkEnd w:id="73"/>
-    <w:bookmarkEnd w:id="74"/>
-    <w:bookmarkStart w:id="87" w:name="sec:discussion"/>
+    <w:bookmarkStart w:id="86" w:name="sec:discussion"/>
     <w:p>
       <w:pPr>
         <w:pStyle w:val="Heading1"/>
@@ -38155,7 +38954,7 @@
         <w:t xml:space="preserve">Discussion</w:t>
       </w:r>
     </w:p>
-    <w:bookmarkStart w:id="75" w:name="sec:disc-mechanism"/>
+    <w:bookmarkStart w:id="74" w:name="sec:disc-mechanism"/>
     <w:p>
       <w:pPr>
         <w:pStyle w:val="Heading2"/>
@@ -38175,7 +38974,7 @@
         <w:pStyle w:val="FirstParagraph"/>
       </w:pPr>
       <w:r>
-        <w:t xml:space="preserve">The physically motivated regressors used here—saturation vapour pressure</w:t>
+        <w:t xml:space="preserve">The physically motivated regressors used here – saturation vapour pressure</w:t>
       </w:r>
       <w:r>
         <w:t xml:space="preserve"> </w:t>
@@ -38289,7 +39088,10 @@
         </m:r>
       </m:oMath>
       <w:r>
-        <w:t xml:space="preserve">—are algebraic functions of variables the raw</w:t>
+        <w:t xml:space="preserve"> </w:t>
+      </w:r>
+      <w:r>
+        <w:t xml:space="preserve">– are algebraic functions of variables the raw</w:t>
       </w:r>
       <w:r>
         <w:t xml:space="preserve"> </w:t>
@@ -38593,7 +39395,7 @@
         <w:t xml:space="preserve"> </w:t>
       </w:r>
       <w:r>
-        <w:t xml:space="preserve">economics. Under the one-factor closed-loop comparison—ensemble optimiser,</w:t>
+        <w:t xml:space="preserve">economics. Under the one-factor closed-loop comparison – ensemble optimiser,</w:t>
       </w:r>
       <w:r>
         <w:t xml:space="preserve"> </w:t>
@@ -38633,7 +39435,7 @@
         <w:t xml:space="preserve"> </w:t>
       </w:r>
       <w:r>
-        <w:t xml:space="preserve">that changes—the three libraries scored</w:t>
+        <w:t xml:space="preserve">that changes – the three libraries scored</w:t>
       </w:r>
       <w:r>
         <w:t xml:space="preserve"> </w:t>
@@ -39046,7 +39848,7 @@
         <w:t xml:space="preserve"> </w:t>
       </w:r>
       <w:r>
-        <w:t xml:space="preserve">mechanism block—library, scalers, every other term and the MPC construction held</w:t>
+        <w:t xml:space="preserve">mechanism block – library, scalers, every other term and the MPC construction held</w:t>
       </w:r>
       <w:r>
         <w:t xml:space="preserve"> </w:t>
@@ -39475,7 +40277,7 @@
         </m:sSup>
       </m:oMath>
       <w:r>
-        <w:t xml:space="preserve">)—and it is</w:t>
+        <w:t xml:space="preserve">) – and it is</w:t>
       </w:r>
       <w:r>
         <w:t xml:space="preserve"> </w:t>
@@ -39613,13 +40415,13 @@
         <w:t xml:space="preserve"> </w:t>
       </w:r>
       <w:r>
-        <w:t xml:space="preserve">That split is observational—survival is a property of each fit, not a randomised</w:t>
-      </w:r>
-      <w:r>
-        <w:t xml:space="preserve"> </w:t>
-      </w:r>
-      <w:r>
-        <w:t xml:space="preserve">factor, and it is confounded with recipe—so the conservative reading is that</w:t>
+        <w:t xml:space="preserve">That split is observational – survival is a property of each fit, not a randomised</w:t>
+      </w:r>
+      <w:r>
+        <w:t xml:space="preserve"> </w:t>
+      </w:r>
+      <w:r>
+        <w:t xml:space="preserve">factor, and it is confounded with recipe – so the conservative reading is that</w:t>
       </w:r>
       <w:r>
         <w:t xml:space="preserve"> </w:t>
@@ -39661,13 +40463,13 @@
         <w:t xml:space="preserve"> </w:t>
       </w:r>
       <w:r>
-        <w:t xml:space="preserve">the threshold to destabilise the direct boiler term, but—unlike the full</w:t>
-      </w:r>
-      <w:r>
-        <w:t xml:space="preserve"> </w:t>
-      </w:r>
-      <w:r>
-        <w:t xml:space="preserve">library—holds no bilinear</w:t>
+        <w:t xml:space="preserve">the threshold to destabilise the direct boiler term, but – unlike the full</w:t>
+      </w:r>
+      <w:r>
+        <w:t xml:space="preserve"> </w:t>
+      </w:r>
+      <w:r>
+        <w:t xml:space="preserve">library – holds no bilinear</w:t>
       </w:r>
       <w:r>
         <w:t xml:space="preserve"> </w:t>
@@ -39748,7 +40550,7 @@
           <m:t>+</m:t>
         </m:r>
         <m:r>
-          <m:t>3.10</m:t>
+          <m:t>3.09</m:t>
         </m:r>
       </m:oMath>
       <w:r>
@@ -39948,13 +40750,13 @@
         <w:t xml:space="preserve"> </w:t>
       </w:r>
       <w:r>
-        <w:t xml:space="preserve">feature—the only one of the four cross terms that</w:t>
-      </w:r>
-      <w:r>
-        <w:t xml:space="preserve"> </w:t>
-      </w:r>
-      <w:r>
-        <w:t xml:space="preserve">touches the boiler—from the full physics candidate set gives a 17-feature library</w:t>
+        <w:t xml:space="preserve">feature – the only one of the four cross terms that</w:t>
+      </w:r>
+      <w:r>
+        <w:t xml:space="preserve"> </w:t>
+      </w:r>
+      <w:r>
+        <w:t xml:space="preserve">touches the boiler – from the full physics candidate set gives a 17-feature library</w:t>
       </w:r>
       <w:r>
         <w:t xml:space="preserve"> </w:t>
@@ -40444,7 +41246,10 @@
         <w:t xml:space="preserve"> </w:t>
       </w:r>
       <w:r>
-        <w:t xml:space="preserve">survival—</w:t>
+        <w:t xml:space="preserve">survival –</w:t>
+      </w:r>
+      <w:r>
+        <w:t xml:space="preserve"> </w:t>
       </w:r>
       <m:oMath>
         <m:r>
@@ -40562,7 +41367,10 @@
         </m:sSup>
       </m:oMath>
       <w:r>
-        <w:t xml:space="preserve">—while neither conditioning,</w:t>
+        <w:t xml:space="preserve"> </w:t>
+      </w:r>
+      <w:r>
+        <w:t xml:space="preserve">– while neither conditioning,</w:t>
       </w:r>
       <w:r>
         <w:t xml:space="preserve"> </w:t>
@@ -40633,8 +41441,8 @@
         <w:t xml:space="preserve">there, and none of its contrasts reaches significance under either objective.</w:t>
       </w:r>
     </w:p>
-    <w:bookmarkEnd w:id="75"/>
-    <w:bookmarkStart w:id="76" w:name="sec:disc-rule"/>
+    <w:bookmarkEnd w:id="74"/>
+    <w:bookmarkStart w:id="75" w:name="sec:disc-rule"/>
     <w:p>
       <w:pPr>
         <w:pStyle w:val="Heading2"/>
@@ -40666,13 +41474,13 @@
         <w:t xml:space="preserve"> </w:t>
       </w:r>
       <w:r>
-        <w:t xml:space="preserve">fraction of rollouts that diverge—both computed on the identification data in</w:t>
-      </w:r>
-      <w:r>
-        <w:t xml:space="preserve"> </w:t>
-      </w:r>
-      <w:r>
-        <w:t xml:space="preserve">seconds, before any closed-loop season is simulated—and keep one-step error out</w:t>
+        <w:t xml:space="preserve">fraction of rollouts that diverge – both computed on the identification data in</w:t>
+      </w:r>
+      <w:r>
+        <w:t xml:space="preserve"> </w:t>
+      </w:r>
+      <w:r>
+        <w:t xml:space="preserve">seconds, before any closed-loop season is simulated – and keep one-step error out</w:t>
       </w:r>
       <w:r>
         <w:t xml:space="preserve"> </w:t>
@@ -40707,7 +41515,7 @@
         <w:t xml:space="preserve"> </w:t>
       </w:r>
       <w:r>
-        <w:t xml:space="preserve">(5 h) control horizon—a stress test rather than a matched one, so the screening</w:t>
+        <w:t xml:space="preserve">(5 h) control horizon – a stress test rather than a matched one, so the screening</w:t>
       </w:r>
       <w:r>
         <w:t xml:space="preserve"> </w:t>
@@ -40839,7 +41647,7 @@
         <w:t xml:space="preserve"> </w:t>
       </w:r>
       <w:r>
-        <w:t xml:space="preserve">selection criterion—not a rank correlation across the series.</w:t>
+        <w:t xml:space="preserve">selection criterion – not a rank correlation across the series.</w:t>
       </w:r>
     </w:p>
     <w:p>
@@ -40865,13 +41673,13 @@
         <w:t xml:space="preserve"> </w:t>
       </w:r>
       <w:r>
-        <w:t xml:space="preserve">a surviving path to the states it is meant to move. The check costs nothing—it</w:t>
-      </w:r>
-      <w:r>
-        <w:t xml:space="preserve"> </w:t>
-      </w:r>
-      <w:r>
-        <w:t xml:space="preserve">inspects numbers already computed—and it is the variable the closed loop turned</w:t>
+        <w:t xml:space="preserve">a surviving path to the states it is meant to move. The check costs nothing – it</w:t>
+      </w:r>
+      <w:r>
+        <w:t xml:space="preserve"> </w:t>
+      </w:r>
+      <w:r>
+        <w:t xml:space="preserve">inspects numbers already computed – and it is the variable the closed loop turned</w:t>
       </w:r>
       <w:r>
         <w:t xml:space="preserve"> </w:t>
@@ -41147,7 +41955,7 @@
         <w:t xml:space="preserve"> </w:t>
       </w:r>
       <w:r>
-        <w:t xml:space="preserve">which they were added both cost multi-step stability—the three non-cross features</w:t>
+        <w:t xml:space="preserve">which they were added both cost multi-step stability – the three non-cross features</w:t>
       </w:r>
       <w:r>
         <w:t xml:space="preserve"> </w:t>
@@ -41195,7 +42003,10 @@
         </m:r>
       </m:oMath>
       <w:r>
-        <w:t xml:space="preserve">—while neither group buys back a closed-loop margin above the raw</w:t>
+        <w:t xml:space="preserve"> </w:t>
+      </w:r>
+      <w:r>
+        <w:t xml:space="preserve">– while neither group buys back a closed-loop margin above the raw</w:t>
       </w:r>
       <w:r>
         <w:t xml:space="preserve"> </w:t>
@@ -41294,8 +42105,8 @@
         <w:t xml:space="preserve">above. Motivation earns a candidate a place in the ladder, and nothing more.</w:t>
       </w:r>
     </w:p>
-    <w:bookmarkEnd w:id="76"/>
-    <w:bookmarkStart w:id="77" w:name="sec:disc-sparsity"/>
+    <w:bookmarkEnd w:id="75"/>
+    <w:bookmarkStart w:id="76" w:name="sec:disc-sparsity"/>
     <w:p>
       <w:pPr>
         <w:pStyle w:val="Heading2"/>
@@ -41309,7 +42120,7 @@
         <w:pStyle w:val="FirstParagraph"/>
       </w:pPr>
       <w:r>
-        <w:t xml:space="preserve">The winner is the sparser model on both counts—11 candidate features against</w:t>
+        <w:t xml:space="preserve">The winner is the sparser model on both counts – 11 candidate features against</w:t>
       </w:r>
       <w:r>
         <w:t xml:space="preserve"> </w:t>
@@ -41340,7 +42151,10 @@
         </m:r>
       </m:oMath>
       <w:r>
-        <w:t xml:space="preserve">—so sparsity cannot be what the</w:t>
+        <w:t xml:space="preserve"> </w:t>
+      </w:r>
+      <w:r>
+        <w:t xml:space="preserve">– so sparsity cannot be what the</w:t>
       </w:r>
       <w:r>
         <w:t xml:space="preserve"> </w:t>
@@ -41561,13 +42375,13 @@
         <w:t xml:space="preserve"> </w:t>
       </w:r>
       <w:r>
-        <w:t xml:space="preserve">raw-library variants—bagged ensemble and plain sequential thresholded least</w:t>
-      </w:r>
-      <w:r>
-        <w:t xml:space="preserve"> </w:t>
-      </w:r>
-      <w:r>
-        <w:t xml:space="preserve">squares—cannot be separated in closed loop (median</w:t>
+        <w:t xml:space="preserve">raw-library variants – bagged ensemble and plain sequential thresholded least</w:t>
+      </w:r>
+      <w:r>
+        <w:t xml:space="preserve"> </w:t>
+      </w:r>
+      <w:r>
+        <w:t xml:space="preserve">squares – cannot be separated in closed loop (median</w:t>
       </w:r>
       <w:r>
         <w:t xml:space="preserve"> </w:t>
@@ -41720,8 +42534,8 @@
         <w:t xml:space="preserve">.</w:t>
       </w:r>
     </w:p>
-    <w:bookmarkEnd w:id="77"/>
-    <w:bookmarkStart w:id="78" w:name="sec:disc-defects"/>
+    <w:bookmarkEnd w:id="76"/>
+    <w:bookmarkStart w:id="77" w:name="sec:disc-defects"/>
     <w:p>
       <w:pPr>
         <w:pStyle w:val="Heading2"/>
@@ -41815,13 +42629,13 @@
         <w:t xml:space="preserve"> </w:t>
       </w:r>
       <w:r>
-        <w:t xml:space="preserve">to the reinforcement-learning agents—16 random trials, selection on the training years</w:t>
-      </w:r>
-      <w:r>
-        <w:t xml:space="preserve"> </w:t>
-      </w:r>
-      <w:r>
-        <w:t xml:space="preserve">only—is worth</w:t>
+        <w:t xml:space="preserve">to the reinforcement-learning agents – 16 random trials, selection on the training years</w:t>
+      </w:r>
+      <w:r>
+        <w:t xml:space="preserve"> </w:t>
+      </w:r>
+      <w:r>
+        <w:t xml:space="preserve">only – is worth</w:t>
       </w:r>
       <w:r>
         <w:t xml:space="preserve"> </w:t>
@@ -42396,8 +43210,8 @@
         <w:t xml:space="preserve">economic difference to the surrogate model class.</w:t>
       </w:r>
     </w:p>
-    <w:bookmarkEnd w:id="78"/>
-    <w:bookmarkStart w:id="79" w:name="sec:disc-related"/>
+    <w:bookmarkEnd w:id="77"/>
+    <w:bookmarkStart w:id="78" w:name="sec:disc-related"/>
     <w:p>
       <w:pPr>
         <w:pStyle w:val="Heading2"/>
@@ -42411,7 +43225,7 @@
         <w:pStyle w:val="FirstParagraph"/>
       </w:pPr>
       <w:r>
-        <w:t xml:space="preserve">The finding instantiates the identification-for-control programme—model</w:t>
+        <w:t xml:space="preserve">The finding instantiates the identification-for-control programme – model</w:t>
       </w:r>
       <w:r>
         <w:t xml:space="preserve"> </w:t>
@@ -42423,7 +43237,7 @@
         <w:t xml:space="preserve"> </w:t>
       </w:r>
       <w:r>
-        <w:t xml:space="preserve">serves  [18–20,25,46]—and</w:t>
+        <w:t xml:space="preserve">serves  [18–20,25,46] – and</w:t>
       </w:r>
       <w:r>
         <w:t xml:space="preserve"> </w:t>
@@ -42628,7 +43442,7 @@
         <w:t xml:space="preserve"> </w:t>
       </w:r>
       <w:r>
-        <w:t xml:space="preserve">matters less but that it has to be scored on what the controller actually uses—a</w:t>
+        <w:t xml:space="preserve">matters less but that it has to be scored on what the controller actually uses – a</w:t>
       </w:r>
       <w:r>
         <w:t xml:space="preserve"> </w:t>
@@ -42835,8 +43649,8 @@
         <w:t xml:space="preserve">in a physical greenhouse.</w:t>
       </w:r>
     </w:p>
-    <w:bookmarkEnd w:id="79"/>
-    <w:bookmarkStart w:id="86" w:name="sec:disc-limitations"/>
+    <w:bookmarkEnd w:id="78"/>
+    <w:bookmarkStart w:id="85" w:name="sec:disc-limitations"/>
     <w:p>
       <w:pPr>
         <w:pStyle w:val="Heading2"/>
@@ -43071,7 +43885,7 @@
         <w:t xml:space="preserve"> </w:t>
       </w:r>
       <w:r>
-        <w:t xml:space="preserve">priced—structural to the model class, and it blocks the natural terminal-cost</w:t>
+        <w:t xml:space="preserve">priced – structural to the model class, and it blocks the natural terminal-cost</w:t>
       </w:r>
       <w:r>
         <w:t xml:space="preserve"> </w:t>
@@ -43340,7 +44154,7 @@
         <w:t xml:space="preserve"> </w:t>
       </w:r>
       <w:r>
-        <w:t xml:space="preserve">controllers—another declaration moves them. This is not hypothetical: adding the</w:t>
+        <w:t xml:space="preserve">controllers – another declaration moves them. This is not hypothetical: adding the</w:t>
       </w:r>
       <w:r>
         <w:t xml:space="preserve"> </w:t>
@@ -43364,14 +44178,34 @@
         <w:t xml:space="preserve"> </w:t>
       </w:r>
       <w:r>
-        <w:t xml:space="preserve">every corrected level in the main comparison, the raw-versus-physics contrast from</w:t>
-      </w:r>
-      <w:r>
-        <w:t xml:space="preserve"> </w:t>
-      </w:r>
-      <m:oMath>
-        <m:r>
-          <m:t>7.7</m:t>
+        <w:t xml:space="preserve">every corrected level of Table </w:t>
+      </w:r>
+      <w:hyperlink w:anchor="tab:wilcoxon">
+        <w:r>
+          <w:rPr>
+            <w:rStyle w:val="Hyperlink"/>
+          </w:rPr>
+          <w:t xml:space="preserve">7</w:t>
+        </w:r>
+      </w:hyperlink>
+      <w:r>
+        <w:t xml:space="preserve"> </w:t>
+      </w:r>
+      <w:r>
+        <w:t xml:space="preserve">– the raw-library ensemble against</w:t>
+      </w:r>
+      <w:r>
+        <w:t xml:space="preserve"> </w:t>
+      </w:r>
+      <w:r>
+        <w:t xml:space="preserve">the tuned heuristic from</w:t>
+      </w:r>
+      <w:r>
+        <w:t xml:space="preserve"> </w:t>
+      </w:r>
+      <m:oMath>
+        <m:r>
+          <m:t>6.9</m:t>
         </m:r>
         <m:r>
           <m:rPr>
@@ -43393,7 +44227,7 @@
               <m:t>−</m:t>
             </m:r>
             <m:r>
-              <m:t>4</m:t>
+              <m:t>11</m:t>
             </m:r>
           </m:sup>
         </m:sSup>
@@ -43409,7 +44243,7 @@
       </w:r>
       <m:oMath>
         <m:r>
-          <m:t>4.6</m:t>
+          <m:t>8.3</m:t>
         </m:r>
         <m:r>
           <m:rPr>
@@ -43431,22 +44265,101 @@
               <m:t>−</m:t>
             </m:r>
             <m:r>
-              <m:t>4</m:t>
+              <m:t>11</m:t>
             </m:r>
           </m:sup>
         </m:sSup>
       </m:oMath>
       <w:r>
-        <w:t xml:space="preserve"> </w:t>
-      </w:r>
-      <w:r>
-        <w:t xml:space="preserve">among them, without any controller</w:t>
-      </w:r>
-      <w:r>
-        <w:t xml:space="preserve"> </w:t>
-      </w:r>
-      <w:r>
-        <w:t xml:space="preserve">crossing</w:t>
+        <w:t xml:space="preserve">, and the best</w:t>
+      </w:r>
+      <w:r>
+        <w:t xml:space="preserve"> </w:t>
+      </w:r>
+      <w:r>
+        <w:t xml:space="preserve">physics-informed variant against it from</w:t>
+      </w:r>
+      <w:r>
+        <w:t xml:space="preserve"> </w:t>
+      </w:r>
+      <m:oMath>
+        <m:r>
+          <m:t>4.7</m:t>
+        </m:r>
+        <m:r>
+          <m:rPr>
+            <m:sty m:val="p"/>
+          </m:rPr>
+          <m:t>×</m:t>
+        </m:r>
+        <m:sSup>
+          <m:e>
+            <m:r>
+              <m:t>10</m:t>
+            </m:r>
+          </m:e>
+          <m:sup>
+            <m:r>
+              <m:rPr>
+                <m:sty m:val="p"/>
+              </m:rPr>
+              <m:t>−</m:t>
+            </m:r>
+            <m:r>
+              <m:t>4</m:t>
+            </m:r>
+          </m:sup>
+        </m:sSup>
+      </m:oMath>
+      <w:r>
+        <w:t xml:space="preserve"> </w:t>
+      </w:r>
+      <w:r>
+        <w:t xml:space="preserve">to</w:t>
+      </w:r>
+      <w:r>
+        <w:t xml:space="preserve"> </w:t>
+      </w:r>
+      <m:oMath>
+        <m:r>
+          <m:t>7.0</m:t>
+        </m:r>
+        <m:r>
+          <m:rPr>
+            <m:sty m:val="p"/>
+          </m:rPr>
+          <m:t>×</m:t>
+        </m:r>
+        <m:sSup>
+          <m:e>
+            <m:r>
+              <m:t>10</m:t>
+            </m:r>
+          </m:e>
+          <m:sup>
+            <m:r>
+              <m:rPr>
+                <m:sty m:val="p"/>
+              </m:rPr>
+              <m:t>−</m:t>
+            </m:r>
+            <m:r>
+              <m:t>4</m:t>
+            </m:r>
+          </m:sup>
+        </m:sSup>
+      </m:oMath>
+      <w:r>
+        <w:t xml:space="preserve"> </w:t>
+      </w:r>
+      <w:r>
+        <w:t xml:space="preserve">–</w:t>
+      </w:r>
+      <w:r>
+        <w:t xml:space="preserve"> </w:t>
+      </w:r>
+      <w:r>
+        <w:t xml:space="preserve">without any controller crossing</w:t>
       </w:r>
       <w:r>
         <w:t xml:space="preserve"> </w:t>
@@ -43457,7 +44370,71 @@
         </m:r>
       </m:oMath>
       <w:r>
-        <w:t xml:space="preserve">.</w:t>
+        <w:t xml:space="preserve">. The paired raw-versus-physics contrast of</w:t>
+      </w:r>
+      <w:r>
+        <w:t xml:space="preserve"> </w:t>
+      </w:r>
+      <w:r>
+        <w:t xml:space="preserve">Section </w:t>
+      </w:r>
+      <w:hyperlink w:anchor="sec:res-main">
+        <w:r>
+          <w:rPr>
+            <w:rStyle w:val="Hyperlink"/>
+          </w:rPr>
+          <w:t xml:space="preserve">3.3</w:t>
+        </w:r>
+      </w:hyperlink>
+      <w:r>
+        <w:t xml:space="preserve"> </w:t>
+      </w:r>
+      <w:r>
+        <w:t xml:space="preserve">is the exception that shows the rule: it sits at</w:t>
+      </w:r>
+      <w:r>
+        <w:t xml:space="preserve"> </w:t>
+      </w:r>
+      <m:oMath>
+        <m:r>
+          <m:t>7.7</m:t>
+        </m:r>
+        <m:r>
+          <m:rPr>
+            <m:sty m:val="p"/>
+          </m:rPr>
+          <m:t>×</m:t>
+        </m:r>
+        <m:sSup>
+          <m:e>
+            <m:r>
+              <m:t>10</m:t>
+            </m:r>
+          </m:e>
+          <m:sup>
+            <m:r>
+              <m:rPr>
+                <m:sty m:val="p"/>
+              </m:rPr>
+              <m:t>−</m:t>
+            </m:r>
+            <m:r>
+              <m:t>4</m:t>
+            </m:r>
+          </m:sup>
+        </m:sSup>
+      </m:oMath>
+      <w:r>
+        <w:t xml:space="preserve"> </w:t>
+      </w:r>
+      <w:r>
+        <w:t xml:space="preserve">under both families, because enlarging the family moved nothing</w:t>
+      </w:r>
+      <w:r>
+        <w:t xml:space="preserve"> </w:t>
+      </w:r>
+      <w:r>
+        <w:t xml:space="preserve">below it.</w:t>
       </w:r>
     </w:p>
     <w:p>
@@ -43490,7 +44467,7 @@
         <w:t xml:space="preserve"> </w:t>
       </w:r>
       <w:r>
-        <w:t xml:space="preserve">has no 2022 season—all 20 runs exhausted the solver-failure budget—but that</w:t>
+        <w:t xml:space="preserve">has no 2022 season – all 20 runs exhausted the solver-failure budget – but that</w:t>
       </w:r>
       <w:r>
         <w:t xml:space="preserve"> </w:t>
@@ -43830,7 +44807,10 @@
         </m:sSup>
       </m:oMath>
       <w:r>
-        <w:t xml:space="preserve">—so the</w:t>
+        <w:t xml:space="preserve"> </w:t>
+      </w:r>
+      <w:r>
+        <w:t xml:space="preserve">– so the</w:t>
       </w:r>
       <w:r>
         <w:t xml:space="preserve"> </w:t>
@@ -43848,7 +44828,7 @@
         <w:t xml:space="preserve"> </w:t>
       </w:r>
       <w:r>
-        <w:t xml:space="preserve">added—the term-deletion probe below—and did not disturb the pattern, but the</w:t>
+        <w:t xml:space="preserve">added – the term-deletion probe below – and did not disturb the pattern, but the</w:t>
       </w:r>
       <w:r>
         <w:t xml:space="preserve"> </w:t>
@@ -43881,7 +44861,7 @@
         <w:t xml:space="preserve"> </w:t>
       </w:r>
       <w:r>
-        <w:t xml:space="preserve">structural explanation—that the bilinear</w:t>
+        <w:t xml:space="preserve">structural explanation – that the bilinear</w:t>
       </w:r>
       <w:r>
         <w:t xml:space="preserve"> </w:t>
@@ -43928,7 +44908,7 @@
         <w:t xml:space="preserve"> </w:t>
       </w:r>
       <w:r>
-        <w:t xml:space="preserve">what rescues the full physics library—has been tested by deleting exactly that</w:t>
+        <w:t xml:space="preserve">what rescues the full physics library – has been tested by deleting exactly that</w:t>
       </w:r>
       <w:r>
         <w:t xml:space="preserve"> </w:t>
@@ -44306,7 +45286,7 @@
         <w:t xml:space="preserve"> </w:t>
       </w:r>
       <w:r>
-        <w:t xml:space="preserve">a uniform decline—the median at</w:t>
+        <w:t xml:space="preserve">a uniform decline – the median at</w:t>
       </w:r>
       <w:r>
         <w:t xml:space="preserve"> </w:t>
@@ -44501,7 +45481,7 @@
         <w:t xml:space="preserve"> </w:t>
       </w:r>
       <w:r>
-        <w:t xml:space="preserve">for the physics-informed variants—consistent with rollout error</w:t>
+        <w:t xml:space="preserve">for the physics-informed variants – consistent with rollout error</w:t>
       </w:r>
       <w:r>
         <w:t xml:space="preserve"> </w:t>
@@ -44631,7 +45611,7 @@
         <w:t xml:space="preserve"> </w:t>
       </w:r>
       <w:r>
-        <w:t xml:space="preserve">smaller than a change of platform—the two harnesses score the</w:t>
+        <w:t xml:space="preserve">smaller than a change of platform – the two harnesses score the</w:t>
       </w:r>
       <w:r>
         <w:t xml:space="preserve"> </w:t>
@@ -44759,7 +45739,7 @@
         <w:t xml:space="preserve"> </w:t>
       </w:r>
       <w:r>
-        <w:t xml:space="preserve">taken — mean against median, all pairs against completed seasons</w:t>
+        <w:t xml:space="preserve">taken – mean against median, all pairs against completed seasons</w:t>
       </w:r>
       <w:r>
         <w:t xml:space="preserve"> </w:t>
@@ -44942,7 +45922,7 @@
         <w:t xml:space="preserve"> </w:t>
       </w:r>
       <w:r>
-        <w:t xml:space="preserve">controllers win across a nine-point grid of fruit and energy prices—though</w:t>
+        <w:t xml:space="preserve">controllers win across a nine-point grid of fruit and energy prices – though</w:t>
       </w:r>
       <w:r>
         <w:t xml:space="preserve"> </w:t>
@@ -44969,7 +45949,7 @@
         <w:t xml:space="preserve">proved  [4].</w:t>
       </w:r>
     </w:p>
-    <w:bookmarkStart w:id="80" w:name="tab:disc-libraries"/>
+    <w:bookmarkStart w:id="79" w:name="tab:disc-libraries"/>
     <w:p>
       <w:pPr>
         <w:pStyle w:val="TableCaption"/>
@@ -45120,7 +46100,7 @@
         <w:t xml:space="preserve"> </w:t>
       </w:r>
       <w:r>
-        <w:t xml:space="preserve">both regimes—but only over the two sparse estimators used here; pooled over</w:t>
+        <w:t xml:space="preserve">both regimes – but only over the two sparse estimators used here; pooled over</w:t>
       </w:r>
       <w:r>
         <w:t xml:space="preserve"> </w:t>
@@ -45225,7 +46205,7 @@
         <w:tblStyle w:val="Table"/>
         <w:tblW w:type="auto" w:w="0"/>
         <w:tblLook w:firstRow="0" w:lastRow="0" w:firstColumn="0" w:lastColumn="0" w:noHBand="0" w:noVBand="0" w:val="0000"/>
-        <w:tblCaption w:val="The selection reversal, measured on the held-out identification block. Rollout RMSE is the median over replicates at the 96-step (24 h) horizon for indoor temperature, with the interquartile range beside it; \kappa is the condition number of the regression matrix; “terms” counts non-zero coefficients after thresholding; n=40 per cell (10 replicates \times 2 sparse estimators \times 2 fit years). \kappa and the term count are properties of the fit and so repeat across regimes. The ordering by one-step error is the exact inverse of the ordering by every multi-step criterion, in both regimes—but only over the two sparse estimators used here; pooled over all four estimators of the full ladder the one-step ordering is no longer strict. The medians overstate the separation: both physics libraries are strongly dispersed, and the lower quartile of the no-cross library falls to the raw library’s level, which Section 4.2 attributes to the evaluation year. The table is an open-loop measurement throughout: \kappa orders every column here, and it does not order closed-loop margin, where the series is non-monotone (Section 4.1). The column is reported as a diagnostic and must not be read as a performance ranking."/>
+        <w:tblCaption w:val="The selection reversal, measured on the held-out identification block. Rollout RMSE is the median over replicates at the 96-step (24 h) horizon for indoor temperature, with the interquartile range beside it; \kappa is the condition number of the regression matrix; “terms” counts non-zero coefficients after thresholding; n=40 per cell (10 replicates \times 2 sparse estimators \times 2 fit years). \kappa and the term count are properties of the fit and so repeat across regimes. The ordering by one-step error is the exact inverse of the ordering by every multi-step criterion, in both regimes – but only over the two sparse estimators used here; pooled over all four estimators of the full ladder the one-step ordering is no longer strict. The medians overstate the separation: both physics libraries are strongly dispersed, and the lower quartile of the no-cross library falls to the raw library’s level, which Section 4.2 attributes to the evaluation year. The table is an open-loop measurement throughout: \kappa orders every column here, and it does not order closed-loop margin, where the series is non-monotone (Section 4.1). The column is reported as a diagnostic and must not be read as a performance ranking."/>
       </w:tblPr>
       <w:tblGrid>
         <w:gridCol w:w="1131"/>
@@ -45786,7 +46766,7 @@
               <w:jc w:val="center"/>
             </w:pPr>
             <w:r>
-              <w:t xml:space="preserve">1.90</w:t>
+              <w:t xml:space="preserve">1.89</w:t>
             </w:r>
           </w:p>
         </w:tc>
@@ -45976,7 +46956,7 @@
                 <w:b/>
                 <w:bCs/>
               </w:rPr>
-              <w:t xml:space="preserve">1.77</w:t>
+              <w:t xml:space="preserve">1.76</w:t>
             </w:r>
           </w:p>
         </w:tc>
@@ -46006,9 +46986,9 @@
         </w:tc>
       </w:tr>
     </w:tbl>
-    <w:bookmarkEnd w:id="80"/>
+    <w:bookmarkEnd w:id="79"/>
     <w:p/>
-    <w:bookmarkStart w:id="81" w:name="tab:disc-defects"/>
+    <w:bookmarkStart w:id="80" w:name="tab:disc-defects"/>
     <w:p>
       <w:pPr>
         <w:pStyle w:val="TableCaption"/>
@@ -46737,8 +47717,8 @@
         </w:tc>
       </w:tr>
     </w:tbl>
-    <w:bookmarkEnd w:id="81"/>
-    <w:bookmarkStart w:id="85" w:name="fig:disc-corrections"/>
+    <w:bookmarkEnd w:id="80"/>
+    <w:bookmarkStart w:id="84" w:name="fig:disc-corrections"/>
     <w:p>
       <w:pPr>
         <w:pStyle w:val="CaptionedFigure"/>
@@ -46746,20 +47726,20 @@
       <w:r>
         <w:drawing>
           <wp:inline>
-            <wp:extent cx="6209981" cy="2863796"/>
+            <wp:extent cx="6124495" cy="2560014"/>
             <wp:effectExtent b="0" l="0" r="0" t="0"/>
-            <wp:docPr descr="" title="" id="83" name="Picture"/>
+            <wp:docPr descr="" title="" id="82" name="Picture"/>
             <a:graphic>
               <a:graphicData uri="http://schemas.openxmlformats.org/drawingml/2006/picture">
                 <pic:pic>
                   <pic:nvPicPr>
-                    <pic:cNvPr descr="figures/fig5_corrections_waterfall.png" id="84" name="Picture"/>
+                    <pic:cNvPr descr="figures/fig5_corrections_waterfall.png" id="83" name="Picture"/>
                     <pic:cNvPicPr>
                       <a:picLocks noChangeArrowheads="1" noChangeAspect="1"/>
                     </pic:cNvPicPr>
                   </pic:nvPicPr>
                   <pic:blipFill>
-                    <a:blip r:embed="rId82"/>
+                    <a:blip r:embed="rId81"/>
                     <a:stretch>
                       <a:fillRect/>
                     </a:stretch>
@@ -46767,7 +47747,7 @@
                   <pic:spPr bwMode="auto">
                     <a:xfrm>
                       <a:off x="0" y="0"/>
-                      <a:ext cx="6209981" cy="2863796"/>
+                      <a:ext cx="6124495" cy="2560014"/>
                     </a:xfrm>
                     <a:prstGeom prst="rect">
                       <a:avLst/>
@@ -46791,13 +47771,25 @@
         <w:pStyle w:val="ImageCaption"/>
       </w:pPr>
       <w:r>
-        <w:t xml:space="preserve">Reduction of the headline contrast by two benchmarking safeguards.</w:t>
-      </w:r>
-      <w:r>
-        <w:t xml:space="preserve"> </w:t>
-      </w:r>
-      <w:r>
-        <w:t xml:space="preserve">(</w:t>
+        <w:t xml:space="preserve">Reduction of the headline contrast by two benchmarking safeguards. A positive</w:t>
+      </w:r>
+      <w:r>
+        <w:t xml:space="preserve"> </w:t>
+      </w:r>
+      <w:r>
+        <w:t xml:space="preserve">value means the raw library is ahead. Bars show the contrast before adjustment, the effect</w:t>
+      </w:r>
+      <w:r>
+        <w:t xml:space="preserve"> </w:t>
+      </w:r>
+      <w:r>
+        <w:t xml:space="preserve">of the safeguard, and the contrast that remains; the open circle is the mean, the heavy rule</w:t>
+      </w:r>
+      <w:r>
+        <w:t xml:space="preserve"> </w:t>
+      </w:r>
+      <w:r>
+        <w:t xml:space="preserve">the median, and the whiskers one standard deviation. (</w:t>
       </w:r>
       <w:r>
         <w:rPr>
@@ -46807,7 +47799,19 @@
         <w:t xml:space="preserve">a</w:t>
       </w:r>
       <w:r>
-        <w:t xml:space="preserve">) Tuning the agronomic reference. (</w:t>
+        <w:t xml:space="preserve">) Tuning the agronomic</w:t>
+      </w:r>
+      <w:r>
+        <w:t xml:space="preserve"> </w:t>
+      </w:r>
+      <w:r>
+        <w:t xml:space="preserve">reference; the reference is deterministic, so its counts are one-sample rather than paired.</w:t>
+      </w:r>
+      <w:r>
+        <w:t xml:space="preserve"> </w:t>
+      </w:r>
+      <w:r>
+        <w:t xml:space="preserve">(</w:t>
       </w:r>
       <w:r>
         <w:rPr>
@@ -46817,25 +47821,19 @@
         <w:t xml:space="preserve">b</w:t>
       </w:r>
       <w:r>
-        <w:t xml:space="preserve">) Aligning MPC stage-cost weights</w:t>
-      </w:r>
-      <w:r>
-        <w:t xml:space="preserve"> </w:t>
-      </w:r>
-      <w:r>
-        <w:t xml:space="preserve">with evaluation prices. Bars show the contrast before adjustment, the safeguard effect</w:t>
-      </w:r>
-      <w:r>
-        <w:t xml:space="preserve"> </w:t>
-      </w:r>
-      <w:r>
-        <w:t xml:space="preserve">and the residual contrast.</w:t>
+        <w:t xml:space="preserve">) Aligning the MPC stage-cost weights with the evaluation prices, paired on</w:t>
+      </w:r>
+      <w:r>
+        <w:t xml:space="preserve"> </w:t>
+      </w:r>
+      <w:r>
+        <w:t xml:space="preserve">replicate and test season.</w:t>
       </w:r>
     </w:p>
+    <w:bookmarkEnd w:id="84"/>
     <w:bookmarkEnd w:id="85"/>
     <w:bookmarkEnd w:id="86"/>
-    <w:bookmarkEnd w:id="87"/>
-    <w:bookmarkStart w:id="93" w:name="sec:conclusions"/>
+    <w:bookmarkStart w:id="91" w:name="sec:conclusions"/>
     <w:p>
       <w:pPr>
         <w:pStyle w:val="Heading1"/>
@@ -46873,24 +47871,13 @@
         <w:t xml:space="preserve"> </w:t>
       </w:r>
       <w:r>
-        <w:t xml:space="preserve">threshold—rather than conditioning alone—best tracks the non-monotone economic</w:t>
-      </w:r>
-      <w:r>
-        <w:t xml:space="preserve"> </w:t>
-      </w:r>
-      <w:r>
-        <w:t xml:space="preserve">outcome (Figure </w:t>
-      </w:r>
-      <w:hyperlink w:anchor="fig:graphical-abstract">
-        <w:r>
-          <w:rPr>
-            <w:rStyle w:val="Hyperlink"/>
-          </w:rPr>
-          <w:t xml:space="preserve">6</w:t>
-        </w:r>
-      </w:hyperlink>
-      <w:r>
-        <w:t xml:space="preserve">).</w:t>
+        <w:t xml:space="preserve">threshold – rather than conditioning alone – best tracks the non-monotone economic</w:t>
+      </w:r>
+      <w:r>
+        <w:t xml:space="preserve"> </w:t>
+      </w:r>
+      <w:r>
+        <w:t xml:space="preserve">outcome (Graphical Abstract).</w:t>
       </w:r>
     </w:p>
     <w:p>
@@ -46999,13 +47986,13 @@
         <w:t xml:space="preserve"> </w:t>
       </w:r>
       <w:r>
-        <w:t xml:space="preserve">is confined to that block — pooled over all 72 labels the raw library predicts</w:t>
-      </w:r>
-      <w:r>
-        <w:t xml:space="preserve"> </w:t>
-      </w:r>
-      <w:r>
-        <w:t xml:space="preserve">better one step ahead too — but it reproduces on a held-out year</w:t>
+        <w:t xml:space="preserve">is confined to that block – pooled over all 72 labels the raw library predicts</w:t>
+      </w:r>
+      <w:r>
+        <w:t xml:space="preserve"> </w:t>
+      </w:r>
+      <w:r>
+        <w:t xml:space="preserve">better one step ahead too – but it reproduces on a held-out year</w:t>
       </w:r>
       <w:r>
         <w:t xml:space="preserve"> </w:t>
@@ -47140,7 +48127,7 @@
           <m:t>=</m:t>
         </m:r>
         <m:r>
-          <m:t>4.6</m:t>
+          <m:t>7.7</m:t>
         </m:r>
         <m:r>
           <m:rPr>
@@ -47339,7 +48326,7 @@
         <w:t xml:space="preserve"> </w:t>
       </w:r>
       <w:r>
-        <w:t xml:space="preserve">— same estimator, threshold and seeds — the condition number rises</w:t>
+        <w:t xml:space="preserve">– same estimator, threshold and seeds – the condition number rises</w:t>
       </w:r>
       <w:r>
         <w:t xml:space="preserve"> </w:t>
@@ -47616,13 +48603,13 @@
         <w:t xml:space="preserve"> </w:t>
       </w:r>
       <w:r>
-        <w:t xml:space="preserve">of fits of the three nested libraries — the ordering of the margins, which</w:t>
-      </w:r>
-      <w:r>
-        <w:t xml:space="preserve"> </w:t>
-      </w:r>
-      <w:r>
-        <w:t xml:space="preserve">conditioning does not reproduce — and in</w:t>
+        <w:t xml:space="preserve">of fits of the three nested libraries – the ordering of the margins, which</w:t>
+      </w:r>
+      <w:r>
+        <w:t xml:space="preserve"> </w:t>
+      </w:r>
+      <w:r>
+        <w:t xml:space="preserve">conditioning does not reproduce – and in</w:t>
       </w:r>
       <w:r>
         <w:t xml:space="preserve"> </w:t>
@@ -47940,7 +48927,7 @@
         <w:t xml:space="preserve"> </w:t>
       </w:r>
       <w:r>
-        <w:t xml:space="preserve">less margin — though two of those points are</w:t>
+        <w:t xml:space="preserve">less margin – though two of those points are</w:t>
       </w:r>
       <w:r>
         <w:t xml:space="preserve"> </w:t>
@@ -48203,7 +49190,7 @@
         <w:t xml:space="preserve">result file it is read from, so that each can be checked at source.</w:t>
       </w:r>
     </w:p>
-    <w:bookmarkStart w:id="88" w:name="tab:headline"/>
+    <w:bookmarkStart w:id="87" w:name="tab:headline"/>
     <w:p>
       <w:pPr>
         <w:pStyle w:val="TableCaption"/>
@@ -48890,7 +49877,7 @@
               <w:t xml:space="preserve"> </w:t>
             </w:r>
             <w:r>
-              <w:t xml:space="preserve">/ — /</w:t>
+              <w:t xml:space="preserve">/ – /</w:t>
             </w:r>
             <w:r>
               <w:t xml:space="preserve"> </w:t>
@@ -49207,7 +50194,7 @@
                 <m:t>=</m:t>
               </m:r>
               <m:r>
-                <m:t>4.6</m:t>
+                <m:t>7.7</m:t>
               </m:r>
               <m:r>
                 <m:rPr>
@@ -50276,7 +51263,7 @@
         </w:tc>
       </w:tr>
     </w:tbl>
-    <w:bookmarkEnd w:id="88"/>
+    <w:bookmarkEnd w:id="87"/>
     <w:p>
       <w:pPr>
         <w:pStyle w:val="BodyText"/>
@@ -50511,7 +51498,6 @@
         <w:t xml:space="preserve">is 20 seeds, not 80 runs.</w:t>
       </w:r>
     </w:p>
-    <w:bookmarkStart w:id="92" w:name="fig:graphical-abstract"/>
     <w:p>
       <w:pPr>
         <w:pStyle w:val="CaptionedFigure"/>
@@ -50519,20 +51505,20 @@
       <w:r>
         <w:drawing>
           <wp:inline>
-            <wp:extent cx="6237459" cy="2303555"/>
+            <wp:extent cx="6126022" cy="2311187"/>
             <wp:effectExtent b="0" l="0" r="0" t="0"/>
-            <wp:docPr descr="" title="" id="90" name="Picture"/>
+            <wp:docPr descr="" title="" id="89" name="Picture"/>
             <a:graphic>
               <a:graphicData uri="http://schemas.openxmlformats.org/drawingml/2006/picture">
                 <pic:pic>
                   <pic:nvPicPr>
-                    <pic:cNvPr descr="figures/fig-graphical-abstract.png" id="91" name="Picture"/>
+                    <pic:cNvPr descr="figures/fig-graphical-abstract.png" id="90" name="Picture"/>
                     <pic:cNvPicPr>
                       <a:picLocks noChangeArrowheads="1" noChangeAspect="1"/>
                     </pic:cNvPicPr>
                   </pic:nvPicPr>
                   <pic:blipFill>
-                    <a:blip r:embed="rId89"/>
+                    <a:blip r:embed="rId88"/>
                     <a:stretch>
                       <a:fillRect/>
                     </a:stretch>
@@ -50540,7 +51526,7 @@
                   <pic:spPr bwMode="auto">
                     <a:xfrm>
                       <a:off x="0" y="0"/>
-                      <a:ext cx="6237459" cy="2303555"/>
+                      <a:ext cx="6126022" cy="2311187"/>
                     </a:xfrm>
                     <a:prstGeom prst="rect">
                       <a:avLst/>
@@ -50609,7 +51595,6 @@
         <w:t xml:space="preserve">) The five-member margin–violation Pareto front.</w:t>
       </w:r>
     </w:p>
-    <w:bookmarkEnd w:id="92"/>
     <w:p>
       <w:r>
         <w:pict>
@@ -50626,76 +51611,13 @@
           <w:b/>
           <w:bCs/>
         </w:rPr>
-        <w:t xml:space="preserve">Author Contributions:</w:t>
-      </w:r>
-      <w:r>
-        <w:t xml:space="preserve"> </w:t>
-      </w:r>
-      <w:r>
-        <w:t xml:space="preserve">[[REQUIRED — NOT SUPPLIED.]]</w:t>
-      </w:r>
-      <w:r>
-        <w:t xml:space="preserve"> </w:t>
-      </w:r>
-      <w:r>
-        <w:t xml:space="preserve">State each author’s contribution</w:t>
-      </w:r>
-      <w:r>
-        <w:t xml:space="preserve"> </w:t>
-      </w:r>
-      <w:r>
-        <w:t xml:space="preserve">by initials using the CRediT taxonomy, e.g. </w:t>
-      </w:r>
-      <w:r>
-        <w:t xml:space="preserve">“Conceptualization, X.X. and Y.Y.;</w:t>
-      </w:r>
-      <w:r>
-        <w:t xml:space="preserve"> </w:t>
-      </w:r>
-      <w:r>
-        <w:t xml:space="preserve">methodology, X.X.; software, X.X.; validation, X.X., Y.Y. and Z.Z.; formal</w:t>
-      </w:r>
-      <w:r>
-        <w:t xml:space="preserve"> </w:t>
-      </w:r>
-      <w:r>
-        <w:t xml:space="preserve">analysis, X.X.; investigation, X.X.; resources, X.X.; data curation, X.X.;</w:t>
-      </w:r>
-      <w:r>
-        <w:t xml:space="preserve"> </w:t>
-      </w:r>
-      <w:r>
-        <w:t xml:space="preserve">writing—original draft preparation, X.X.; writing—review and editing, X.X.;</w:t>
-      </w:r>
-      <w:r>
-        <w:t xml:space="preserve"> </w:t>
-      </w:r>
-      <w:r>
-        <w:t xml:space="preserve">visualization, X.X.; supervision, X.X.; project administration, X.X.; funding</w:t>
-      </w:r>
-      <w:r>
-        <w:t xml:space="preserve"> </w:t>
-      </w:r>
-      <w:r>
-        <w:t xml:space="preserve">acquisition, Y.Y. All authors have read and agreed to the published version of</w:t>
-      </w:r>
-      <w:r>
-        <w:t xml:space="preserve"> </w:t>
-      </w:r>
-      <w:r>
-        <w:t xml:space="preserve">the manuscript.”</w:t>
-      </w:r>
-      <w:r>
-        <w:t xml:space="preserve"> </w:t>
-      </w:r>
-      <w:r>
-        <w:t xml:space="preserve">Initials must match the author block above, and every listed</w:t>
-      </w:r>
-      <w:r>
-        <w:t xml:space="preserve"> </w:t>
-      </w:r>
-      <w:r>
-        <w:t xml:space="preserve">author must appear in at least one role.</w:t>
+        <w:t xml:space="preserve">Supplementary Materials:</w:t>
+      </w:r>
+      <w:r>
+        <w:t xml:space="preserve"> </w:t>
+      </w:r>
+      <w:r>
+        <w:t xml:space="preserve">Not applicable.</w:t>
       </w:r>
     </w:p>
     <w:p>
@@ -50707,58 +51629,13 @@
           <w:b/>
           <w:bCs/>
         </w:rPr>
-        <w:t xml:space="preserve">Funding:</w:t>
-      </w:r>
-      <w:r>
-        <w:t xml:space="preserve"> </w:t>
-      </w:r>
-      <w:r>
-        <w:t xml:space="preserve">[[REQUIRED — NOT SUPPLIED.]]</w:t>
-      </w:r>
-      <w:r>
-        <w:t xml:space="preserve"> </w:t>
-      </w:r>
-      <w:r>
-        <w:t xml:space="preserve">Either name every funder with the</w:t>
-      </w:r>
-      <w:r>
-        <w:t xml:space="preserve"> </w:t>
-      </w:r>
-      <w:r>
-        <w:t xml:space="preserve">grant number in MDPI’s form (</w:t>
-      </w:r>
-      <w:r>
-        <w:t xml:space="preserve">“This research was funded by NAME OF FUNDER, grant</w:t>
-      </w:r>
-      <w:r>
-        <w:t xml:space="preserve"> </w:t>
-      </w:r>
-      <w:r>
-        <w:t xml:space="preserve">number XXX”</w:t>
-      </w:r>
-      <w:r>
-        <w:t xml:space="preserve">) or state exactly</w:t>
-      </w:r>
-      <w:r>
-        <w:t xml:space="preserve"> </w:t>
-      </w:r>
-      <w:r>
-        <w:t xml:space="preserve">“This research received no external funding”</w:t>
-      </w:r>
-      <w:r>
-        <w:t xml:space="preserve">.</w:t>
-      </w:r>
-      <w:r>
-        <w:t xml:space="preserve"> </w:t>
-      </w:r>
-      <w:r>
-        <w:t xml:space="preserve">Do not leave this blank: MDPI will not send the manuscript out for review</w:t>
-      </w:r>
-      <w:r>
-        <w:t xml:space="preserve"> </w:t>
-      </w:r>
-      <w:r>
-        <w:t xml:space="preserve">without it.</w:t>
+        <w:t xml:space="preserve">Author Contributions:</w:t>
+      </w:r>
+      <w:r>
+        <w:t xml:space="preserve"> </w:t>
+      </w:r>
+      <w:r>
+        <w:t xml:space="preserve">Conceptualization, I.I.N. and M.S.K.; methodology, M.S.K., M.V.L. and A.T.C.; software, A.T.C., M.V.L., M.M.Z. and M.S.Kh.; validation, M.V.L., M.S.K. and M.M.Z.; formal analysis, A.T.C. and M.S.K.; investigation, A.T.C., E.O.C., A.E.M. and M.S.Kh.; resources, I.I.N., A.E.M. and M.N.K.; data curation, E.O.C., M.M.Z. and A.T.C.; writing—original draft preparation, A.T.C.; writing—review and editing, I.I.N., M.S.K., M.V.L. and M.M.Z.; visualization, A.T.C. and M.S.Kh.; supervision, I.I.N. and M.S.K.; project administration, I.I.N. and M.N.K.; funding acquisition, I.I.N. and M.N.K. All authors have read and agreed to the published version of the manuscript.</w:t>
       </w:r>
     </w:p>
     <w:p>
@@ -50770,25 +51647,13 @@
           <w:b/>
           <w:bCs/>
         </w:rPr>
-        <w:t xml:space="preserve">Institutional Review Board Statement:</w:t>
-      </w:r>
-      <w:r>
-        <w:t xml:space="preserve"> </w:t>
-      </w:r>
-      <w:r>
-        <w:t xml:space="preserve">Not applicable. This</w:t>
-      </w:r>
-      <w:r>
-        <w:t xml:space="preserve"> </w:t>
-      </w:r>
-      <w:r>
-        <w:t xml:space="preserve">study is a computational study of a greenhouse climate simulator and involves</w:t>
-      </w:r>
-      <w:r>
-        <w:t xml:space="preserve"> </w:t>
-      </w:r>
-      <w:r>
-        <w:t xml:space="preserve">neither humans nor animals.</w:t>
+        <w:t xml:space="preserve">Funding:</w:t>
+      </w:r>
+      <w:r>
+        <w:t xml:space="preserve"> </w:t>
+      </w:r>
+      <w:r>
+        <w:t xml:space="preserve">This research was funded by the Ministry of Science and Higher Education of the Russian Federation under the Agreement on the provision of a grant from the federal budget in the form of a subsidy for state support of the development programmes of world-class research centres performing research in priority areas of scientific and technological development, agreement no. 075-15-2025-592 of 24 June 2025.</w:t>
       </w:r>
     </w:p>
     <w:p>
@@ -50800,13 +51665,25 @@
           <w:b/>
           <w:bCs/>
         </w:rPr>
-        <w:t xml:space="preserve">Informed Consent Statement:</w:t>
-      </w:r>
-      <w:r>
-        <w:t xml:space="preserve"> </w:t>
-      </w:r>
-      <w:r>
-        <w:t xml:space="preserve">Not applicable.</w:t>
+        <w:t xml:space="preserve">Institutional Review Board Statement:</w:t>
+      </w:r>
+      <w:r>
+        <w:t xml:space="preserve"> </w:t>
+      </w:r>
+      <w:r>
+        <w:t xml:space="preserve">Not applicable. This</w:t>
+      </w:r>
+      <w:r>
+        <w:t xml:space="preserve"> </w:t>
+      </w:r>
+      <w:r>
+        <w:t xml:space="preserve">study is a computational study of a greenhouse climate simulator and involves</w:t>
+      </w:r>
+      <w:r>
+        <w:t xml:space="preserve"> </w:t>
+      </w:r>
+      <w:r>
+        <w:t xml:space="preserve">neither humans nor animals.</w:t>
       </w:r>
     </w:p>
     <w:p>
@@ -50818,6 +51695,24 @@
           <w:b/>
           <w:bCs/>
         </w:rPr>
+        <w:t xml:space="preserve">Informed Consent Statement:</w:t>
+      </w:r>
+      <w:r>
+        <w:t xml:space="preserve"> </w:t>
+      </w:r>
+      <w:r>
+        <w:t xml:space="preserve">Not applicable.</w:t>
+      </w:r>
+    </w:p>
+    <w:p>
+      <w:pPr>
+        <w:pStyle w:val="BodyText"/>
+      </w:pPr>
+      <w:r>
+        <w:rPr>
+          <w:b/>
+          <w:bCs/>
+        </w:rPr>
         <w:t xml:space="preserve">Data Availability Statement:</w:t>
       </w:r>
       <w:r>
@@ -51016,7 +51911,7 @@
         <w:t xml:space="preserve"> </w:t>
       </w:r>
       <w:r>
-        <w:t xml:space="preserve">then applies the acceptance gates—mixed configuration hash,</w:t>
+        <w:t xml:space="preserve">then applies the acceptance gates – mixed configuration hash,</w:t>
       </w:r>
       <w:r>
         <w:t xml:space="preserve"> </w:t>
@@ -51034,7 +51929,7 @@
         <w:t xml:space="preserve"> </w:t>
       </w:r>
       <w:r>
-        <w:t xml:space="preserve">region or an incomplete ablation block—and exits non-zero if any fails.</w:t>
+        <w:t xml:space="preserve">region or an incomplete ablation block – and exits non-zero if any fails.</w:t>
       </w:r>
       <w:r>
         <w:t xml:space="preserve"> </w:t>
@@ -51167,7 +52062,7 @@
         <w:t xml:space="preserve"> </w:t>
       </w:r>
       <w:r>
-        <w:t xml:space="preserve">tree — a repository URL and an archived release with a DOI (Zenodo, figshare or</w:t>
+        <w:t xml:space="preserve">tree – a repository URL and an archived release with a DOI (Zenodo, figshare or</w:t>
       </w:r>
       <w:r>
         <w:t xml:space="preserve"> </w:t>
@@ -51191,59 +52086,35 @@
           <w:b/>
           <w:bCs/>
         </w:rPr>
+        <w:t xml:space="preserve">Acknowledgments:</w:t>
+      </w:r>
+      <w:r>
+        <w:t xml:space="preserve"> </w:t>
+      </w:r>
+      <w:r>
+        <w:t xml:space="preserve">Not applicable.</w:t>
+      </w:r>
+    </w:p>
+    <w:p>
+      <w:pPr>
+        <w:pStyle w:val="BodyText"/>
+      </w:pPr>
+      <w:r>
+        <w:rPr>
+          <w:b/>
+          <w:bCs/>
+        </w:rPr>
         <w:t xml:space="preserve">Conflicts of Interest:</w:t>
       </w:r>
       <w:r>
         <w:t xml:space="preserve"> </w:t>
       </w:r>
       <w:r>
-        <w:t xml:space="preserve">[[REQUIRED — NOT SUPPLIED.]]</w:t>
-      </w:r>
-      <w:r>
-        <w:t xml:space="preserve"> </w:t>
-      </w:r>
-      <w:r>
-        <w:t xml:space="preserve">Every author must declare. Use</w:t>
-      </w:r>
-      <w:r>
-        <w:t xml:space="preserve"> </w:t>
-      </w:r>
-      <w:r>
-        <w:t xml:space="preserve">“The authors declare no conflicts of interest.”</w:t>
-      </w:r>
-      <w:r>
-        <w:t xml:space="preserve"> </w:t>
-      </w:r>
-      <w:r>
-        <w:t xml:space="preserve">only if that is true of all of</w:t>
-      </w:r>
-      <w:r>
-        <w:t xml:space="preserve"> </w:t>
-      </w:r>
-      <w:r>
-        <w:t xml:space="preserve">them; otherwise describe the interest and state the funders’ role, or lack of</w:t>
-      </w:r>
-      <w:r>
-        <w:t xml:space="preserve"> </w:t>
-      </w:r>
-      <w:r>
-        <w:t xml:space="preserve">role, in the design of the study, in the collection, analyses or interpretation</w:t>
-      </w:r>
-      <w:r>
-        <w:t xml:space="preserve"> </w:t>
-      </w:r>
-      <w:r>
-        <w:t xml:space="preserve">of data, in the writing of the manuscript, and in the decision to publish the</w:t>
-      </w:r>
-      <w:r>
-        <w:t xml:space="preserve"> </w:t>
-      </w:r>
-      <w:r>
-        <w:t xml:space="preserve">results.</w:t>
+        <w:t xml:space="preserve">The authors declare no conflicts of interest.</w:t>
       </w:r>
     </w:p>
-    <w:bookmarkEnd w:id="93"/>
-    <w:bookmarkStart w:id="127" w:name="references"/>
+    <w:bookmarkEnd w:id="91"/>
+    <w:bookmarkStart w:id="125" w:name="references"/>
     <w:p>
       <w:pPr>
         <w:pStyle w:val="Heading1"/>
@@ -51257,7 +52128,7 @@
         <w:pStyle w:val="FirstParagraph"/>
       </w:pPr>
       <w:r>
-        <w:t xml:space="preserve">1. Katzin, D.; van Mourik, S.; Kempkes, F.; van Henten, E.J. GreenLight—An open source model for greenhouses with supplemental lighting: Evaluation of heat requirements under LED and HPS lamps.</w:t>
+        <w:t xml:space="preserve">1. Katzin, D.; van Mourik, S.; Kempkes, F.; van Henten, E.J. GreenLight – An open source model for greenhouses with supplemental lighting: Evaluation of heat requirements under LED and HPS lamps.</w:t>
       </w:r>
       <w:r>
         <w:t xml:space="preserve"> </w:t>
@@ -51298,7 +52169,7 @@
       <w:r>
         <w:t xml:space="preserve"> </w:t>
       </w:r>
-      <w:hyperlink r:id="rId94">
+      <w:hyperlink r:id="rId92">
         <w:r>
           <w:rPr>
             <w:rStyle w:val="Hyperlink"/>
@@ -51353,7 +52224,7 @@
       <w:r>
         <w:t xml:space="preserve"> </w:t>
       </w:r>
-      <w:hyperlink r:id="rId95">
+      <w:hyperlink r:id="rId93">
         <w:r>
           <w:rPr>
             <w:rStyle w:val="Hyperlink"/>
@@ -51372,7 +52243,7 @@
       <w:r>
         <w:t xml:space="preserve"> </w:t>
       </w:r>
-      <w:hyperlink r:id="rId96">
+      <w:hyperlink r:id="rId94">
         <w:r>
           <w:rPr>
             <w:rStyle w:val="Hyperlink"/>
@@ -51427,7 +52298,7 @@
       <w:r>
         <w:t xml:space="preserve"> </w:t>
       </w:r>
-      <w:hyperlink r:id="rId97">
+      <w:hyperlink r:id="rId95">
         <w:r>
           <w:rPr>
             <w:rStyle w:val="Hyperlink"/>
@@ -51446,7 +52317,7 @@
       <w:r>
         <w:t xml:space="preserve"> </w:t>
       </w:r>
-      <w:hyperlink r:id="rId98">
+      <w:hyperlink r:id="rId96">
         <w:r>
           <w:rPr>
             <w:rStyle w:val="Hyperlink"/>
@@ -51501,7 +52372,7 @@
       <w:r>
         <w:t xml:space="preserve"> </w:t>
       </w:r>
-      <w:hyperlink r:id="rId99">
+      <w:hyperlink r:id="rId97">
         <w:r>
           <w:rPr>
             <w:rStyle w:val="Hyperlink"/>
@@ -51556,7 +52427,7 @@
       <w:r>
         <w:t xml:space="preserve"> </w:t>
       </w:r>
-      <w:hyperlink r:id="rId100">
+      <w:hyperlink r:id="rId98">
         <w:r>
           <w:rPr>
             <w:rStyle w:val="Hyperlink"/>
@@ -51631,7 +52502,7 @@
       <w:r>
         <w:t xml:space="preserve"> </w:t>
       </w:r>
-      <w:hyperlink r:id="rId101">
+      <w:hyperlink r:id="rId99">
         <w:r>
           <w:rPr>
             <w:rStyle w:val="Hyperlink"/>
@@ -51740,7 +52611,7 @@
       <w:r>
         <w:t xml:space="preserve"> </w:t>
       </w:r>
-      <w:hyperlink r:id="rId102">
+      <w:hyperlink r:id="rId100">
         <w:r>
           <w:rPr>
             <w:rStyle w:val="Hyperlink"/>
@@ -51795,7 +52666,7 @@
       <w:r>
         <w:t xml:space="preserve"> </w:t>
       </w:r>
-      <w:hyperlink r:id="rId103">
+      <w:hyperlink r:id="rId101">
         <w:r>
           <w:rPr>
             <w:rStyle w:val="Hyperlink"/>
@@ -51850,7 +52721,7 @@
       <w:r>
         <w:t xml:space="preserve"> </w:t>
       </w:r>
-      <w:hyperlink r:id="rId104">
+      <w:hyperlink r:id="rId102">
         <w:r>
           <w:rPr>
             <w:rStyle w:val="Hyperlink"/>
@@ -51905,7 +52776,7 @@
       <w:r>
         <w:t xml:space="preserve"> </w:t>
       </w:r>
-      <w:hyperlink r:id="rId105">
+      <w:hyperlink r:id="rId103">
         <w:r>
           <w:rPr>
             <w:rStyle w:val="Hyperlink"/>
@@ -51960,7 +52831,7 @@
       <w:r>
         <w:t xml:space="preserve"> </w:t>
       </w:r>
-      <w:hyperlink r:id="rId106">
+      <w:hyperlink r:id="rId104">
         <w:r>
           <w:rPr>
             <w:rStyle w:val="Hyperlink"/>
@@ -52015,7 +52886,7 @@
       <w:r>
         <w:t xml:space="preserve"> </w:t>
       </w:r>
-      <w:hyperlink r:id="rId107">
+      <w:hyperlink r:id="rId105">
         <w:r>
           <w:rPr>
             <w:rStyle w:val="Hyperlink"/>
@@ -52070,7 +52941,7 @@
       <w:r>
         <w:t xml:space="preserve"> </w:t>
       </w:r>
-      <w:hyperlink r:id="rId108">
+      <w:hyperlink r:id="rId106">
         <w:r>
           <w:rPr>
             <w:rStyle w:val="Hyperlink"/>
@@ -52125,7 +52996,7 @@
       <w:r>
         <w:t xml:space="preserve"> </w:t>
       </w:r>
-      <w:hyperlink r:id="rId109">
+      <w:hyperlink r:id="rId107">
         <w:r>
           <w:rPr>
             <w:rStyle w:val="Hyperlink"/>
@@ -52180,7 +53051,7 @@
       <w:r>
         <w:t xml:space="preserve"> </w:t>
       </w:r>
-      <w:hyperlink r:id="rId110">
+      <w:hyperlink r:id="rId108">
         <w:r>
           <w:rPr>
             <w:rStyle w:val="Hyperlink"/>
@@ -52233,7 +53104,7 @@
       <w:r>
         <w:t xml:space="preserve"> </w:t>
       </w:r>
-      <w:hyperlink r:id="rId111">
+      <w:hyperlink r:id="rId109">
         <w:r>
           <w:rPr>
             <w:rStyle w:val="Hyperlink"/>
@@ -52247,7 +53118,7 @@
         <w:pStyle w:val="BodyText"/>
       </w:pPr>
       <w:r>
-        <w:t xml:space="preserve">20. Van den Hof, P.M.J.; Schrama, R.J.P. Identification and control—Closed-loop issues.</w:t>
+        <w:t xml:space="preserve">20. Van den Hof, P.M.J.; Schrama, R.J.P. Identification and control – Closed-loop issues.</w:t>
       </w:r>
       <w:r>
         <w:t xml:space="preserve"> </w:t>
@@ -52288,7 +53159,7 @@
       <w:r>
         <w:t xml:space="preserve"> </w:t>
       </w:r>
-      <w:hyperlink r:id="rId112">
+      <w:hyperlink r:id="rId110">
         <w:r>
           <w:rPr>
             <w:rStyle w:val="Hyperlink"/>
@@ -52547,7 +53418,7 @@
       <w:r>
         <w:t xml:space="preserve"> </w:t>
       </w:r>
-      <w:hyperlink r:id="rId113">
+      <w:hyperlink r:id="rId111">
         <w:r>
           <w:rPr>
             <w:rStyle w:val="Hyperlink"/>
@@ -52602,7 +53473,7 @@
       <w:r>
         <w:t xml:space="preserve"> </w:t>
       </w:r>
-      <w:hyperlink r:id="rId114">
+      <w:hyperlink r:id="rId112">
         <w:r>
           <w:rPr>
             <w:rStyle w:val="Hyperlink"/>
@@ -52677,7 +53548,7 @@
       <w:r>
         <w:t xml:space="preserve"> </w:t>
       </w:r>
-      <w:hyperlink r:id="rId115">
+      <w:hyperlink r:id="rId113">
         <w:r>
           <w:rPr>
             <w:rStyle w:val="Hyperlink"/>
@@ -52882,7 +53753,7 @@
       <w:r>
         <w:t xml:space="preserve"> </w:t>
       </w:r>
-      <w:hyperlink r:id="rId116">
+      <w:hyperlink r:id="rId114">
         <w:r>
           <w:rPr>
             <w:rStyle w:val="Hyperlink"/>
@@ -53025,7 +53896,7 @@
       <w:r>
         <w:t xml:space="preserve"> </w:t>
       </w:r>
-      <w:hyperlink r:id="rId117">
+      <w:hyperlink r:id="rId115">
         <w:r>
           <w:rPr>
             <w:rStyle w:val="Hyperlink"/>
@@ -53044,7 +53915,7 @@
       <w:r>
         <w:t xml:space="preserve"> </w:t>
       </w:r>
-      <w:hyperlink r:id="rId118">
+      <w:hyperlink r:id="rId116">
         <w:r>
           <w:rPr>
             <w:rStyle w:val="Hyperlink"/>
@@ -53058,7 +53929,7 @@
       <w:r>
         <w:t xml:space="preserve"> </w:t>
       </w:r>
-      <w:hyperlink r:id="rId119">
+      <w:hyperlink r:id="rId117">
         <w:r>
           <w:rPr>
             <w:rStyle w:val="Hyperlink"/>
@@ -53119,7 +53990,7 @@
       <w:r>
         <w:t xml:space="preserve"> </w:t>
       </w:r>
-      <w:hyperlink r:id="rId120">
+      <w:hyperlink r:id="rId118">
         <w:r>
           <w:rPr>
             <w:rStyle w:val="Hyperlink"/>
@@ -53174,7 +54045,7 @@
       <w:r>
         <w:t xml:space="preserve"> </w:t>
       </w:r>
-      <w:hyperlink r:id="rId121">
+      <w:hyperlink r:id="rId119">
         <w:r>
           <w:rPr>
             <w:rStyle w:val="Hyperlink"/>
@@ -53206,7 +54077,7 @@
       <w:r>
         <w:t xml:space="preserve"> </w:t>
       </w:r>
-      <w:hyperlink r:id="rId122">
+      <w:hyperlink r:id="rId120">
         <w:r>
           <w:rPr>
             <w:rStyle w:val="Hyperlink"/>
@@ -53329,7 +54200,7 @@
       <w:r>
         <w:t xml:space="preserve"> </w:t>
       </w:r>
-      <w:hyperlink r:id="rId123">
+      <w:hyperlink r:id="rId121">
         <w:r>
           <w:rPr>
             <w:rStyle w:val="Hyperlink"/>
@@ -53384,7 +54255,7 @@
       <w:r>
         <w:t xml:space="preserve"> </w:t>
       </w:r>
-      <w:hyperlink r:id="rId124">
+      <w:hyperlink r:id="rId122">
         <w:r>
           <w:rPr>
             <w:rStyle w:val="Hyperlink"/>
@@ -53416,7 +54287,7 @@
       <w:r>
         <w:t xml:space="preserve"> </w:t>
       </w:r>
-      <w:hyperlink r:id="rId125">
+      <w:hyperlink r:id="rId123">
         <w:r>
           <w:rPr>
             <w:rStyle w:val="Hyperlink"/>
@@ -53471,7 +54342,7 @@
       <w:r>
         <w:t xml:space="preserve"> </w:t>
       </w:r>
-      <w:hyperlink r:id="rId126">
+      <w:hyperlink r:id="rId124">
         <w:r>
           <w:rPr>
             <w:rStyle w:val="Hyperlink"/>
@@ -53480,7 +54351,7 @@
         </w:r>
       </w:hyperlink>
     </w:p>
-    <w:bookmarkEnd w:id="127"/>
+    <w:bookmarkEnd w:id="125"/>
     <w:sectPr>
       <w:headerReference r:id="rId12" w:type="even"/>
       <w:headerReference r:id="rId13" w:type="default"/>
@@ -53653,34 +54524,6 @@
     <w:p>
       <w:r>
         <w:separator/>
-      </w:r>
-    </w:p>
-  </w:footnote>
-  <w:footnote w:id="25">
-    <w:p>
-      <w:pPr>
-        <w:pStyle w:val="FootnoteText"/>
-      </w:pPr>
-      <w:r>
-        <w:rPr>
-          <w:rStyle w:val="FootnoteReference"/>
-        </w:rPr>
-        <w:footnoteRef/>
-      </w:r>
-      <w:r>
-        <w:t xml:space="preserve"> </w:t>
-      </w:r>
-      <w:r>
-        <w:t xml:space="preserve">Correspondence:</w:t>
-      </w:r>
-      <w:r>
-        <w:t xml:space="preserve"> </w:t>
-      </w:r>
-      <w:r>
-        <w:rPr>
-          <w:rStyle w:val="VerbatimChar"/>
-        </w:rPr>
-        <w:t xml:space="preserve">[[CORRESPONDING AUTHOR E-MAIL REQUIRED]]</w:t>
       </w:r>
     </w:p>
   </w:footnote>

--- a/own-article/paper/en/paper_en.docx
+++ b/own-article/paper/en/paper_en.docx
@@ -1067,20 +1067,7 @@
         <w:t xml:space="preserve"> </w:t>
       </w:r>
       <w:r>
-        <w:t xml:space="preserve">problem is termed</w:t>
-      </w:r>
-      <w:r>
-        <w:t xml:space="preserve"> </w:t>
-      </w:r>
-      <w:r>
-        <w:rPr>
-          <w:i/>
-          <w:iCs/>
-        </w:rPr>
-        <w:t xml:space="preserve">objective mismatch</w:t>
-      </w:r>
-      <w:r>
-        <w:t xml:space="preserve">: predictive accuracy can be a poor proxy for</w:t>
+        <w:t xml:space="preserve">problem is termed objective mismatch: predictive accuracy can be a poor proxy for</w:t>
       </w:r>
       <w:r>
         <w:t xml:space="preserve"> </w:t>
@@ -1782,17 +1769,7 @@
         <w:t xml:space="preserve"> </w:t>
       </w:r>
       <w:r>
-        <w:t xml:space="preserve">its stock and tuned configurations – over four held-out test seasons. A</w:t>
-      </w:r>
-      <w:r>
-        <w:t xml:space="preserve"> </w:t>
-      </w:r>
-      <w:r>
-        <w:rPr>
-          <w:i/>
-          <w:iCs/>
-        </w:rPr>
-        <w:t xml:space="preserve">season</w:t>
+        <w:t xml:space="preserve">its stock and tuned configurations – over four held-out test seasons. A season</w:t>
       </w:r>
       <w:r>
         <w:t xml:space="preserve"> </w:t>
@@ -3495,39 +3472,7 @@
         <w:t xml:space="preserve"> </w:t>
       </w:r>
       <w:r>
-        <w:t xml:space="preserve">Survival</w:t>
-      </w:r>
-      <w:r>
-        <w:t xml:space="preserve"> </w:t>
-      </w:r>
-      <w:r>
-        <w:rPr>
-          <w:i/>
-          <w:iCs/>
-        </w:rPr>
-        <w:t xml:space="preserve">gates</w:t>
-      </w:r>
-      <w:r>
-        <w:t xml:space="preserve"> </w:t>
-      </w:r>
-      <w:r>
-        <w:t xml:space="preserve">the outcome but does not</w:t>
-      </w:r>
-      <w:r>
-        <w:t xml:space="preserve"> </w:t>
-      </w:r>
-      <w:r>
-        <w:rPr>
-          <w:i/>
-          <w:iCs/>
-        </w:rPr>
-        <w:t xml:space="preserve">order</w:t>
-      </w:r>
-      <w:r>
-        <w:t xml:space="preserve"> </w:t>
-      </w:r>
-      <w:r>
-        <w:t xml:space="preserve">it: among the two libraries</w:t>
+        <w:t xml:space="preserve">Survival gates the outcome but does not order it: among the two libraries</w:t>
       </w:r>
       <w:r>
         <w:t xml:space="preserve"> </w:t>
@@ -4758,23 +4703,7 @@
         <w:t xml:space="preserve"> </w:t>
       </w:r>
       <w:r>
-        <w:t xml:space="preserve">is</w:t>
-      </w:r>
-      <w:r>
-        <w:t xml:space="preserve"> </w:t>
-      </w:r>
-      <w:r>
-        <w:rPr>
-          <w:i/>
-          <w:iCs/>
-        </w:rPr>
-        <w:t xml:space="preserve">not</w:t>
-      </w:r>
-      <w:r>
-        <w:t xml:space="preserve"> </w:t>
-      </w:r>
-      <w:r>
-        <w:t xml:space="preserve">the scalar the environment returns as its reward: that</w:t>
+        <w:t xml:space="preserve">is not the scalar the environment returns as its reward: that</w:t>
       </w:r>
       <w:r>
         <w:t xml:space="preserve"> </w:t>
@@ -4921,23 +4850,7 @@
         <w:t xml:space="preserve"> </w:t>
       </w:r>
       <w:r>
-        <w:t xml:space="preserve">is reported as a</w:t>
-      </w:r>
-      <w:r>
-        <w:t xml:space="preserve"> </w:t>
-      </w:r>
-      <w:r>
-        <w:rPr>
-          <w:i/>
-          <w:iCs/>
-        </w:rPr>
-        <w:t xml:space="preserve">margin</w:t>
-      </w:r>
-      <w:r>
-        <w:t xml:space="preserve"> </w:t>
-      </w:r>
-      <w:r>
-        <w:t xml:space="preserve">and not as a farm</w:t>
+        <w:t xml:space="preserve">is reported as a margin and not as a farm</w:t>
       </w:r>
       <w:r>
         <w:t xml:space="preserve"> </w:t>
@@ -5173,23 +5086,7 @@
         <w:t xml:space="preserve"> </w:t>
       </w:r>
       <w:r>
-        <w:t xml:space="preserve">penalises humidity only</w:t>
-      </w:r>
-      <w:r>
-        <w:t xml:space="preserve"> </w:t>
-      </w:r>
-      <w:r>
-        <w:rPr>
-          <w:i/>
-          <w:iCs/>
-        </w:rPr>
-        <w:t xml:space="preserve">above</w:t>
-      </w:r>
-      <w:r>
-        <w:t xml:space="preserve"> </w:t>
-      </w:r>
-      <w:r>
-        <w:t xml:space="preserve">85 % and CO</w:t>
+        <w:t xml:space="preserve">penalises humidity only above 85 % and CO</w:t>
       </w:r>
       <m:oMath>
         <m:sSub>
@@ -5209,23 +5106,7 @@
         <w:t xml:space="preserve"> </w:t>
       </w:r>
       <w:r>
-        <w:t xml:space="preserve">only</w:t>
-      </w:r>
-      <w:r>
-        <w:t xml:space="preserve"> </w:t>
-      </w:r>
-      <w:r>
-        <w:rPr>
-          <w:i/>
-          <w:iCs/>
-        </w:rPr>
-        <w:t xml:space="preserve">below</w:t>
-      </w:r>
-      <w:r>
-        <w:t xml:space="preserve"> </w:t>
-      </w:r>
-      <w:r>
-        <w:t xml:space="preserve">a floor, so the</w:t>
+        <w:t xml:space="preserve">only below a floor, so the</w:t>
       </w:r>
       <w:r>
         <w:t xml:space="preserve"> </w:t>
@@ -5292,17 +5173,7 @@
         <w:t xml:space="preserve"> </w:t>
       </w:r>
       <w:r>
-        <w:rPr>
-          <w:i/>
-          <w:iCs/>
-        </w:rPr>
-        <w:t xml:space="preserve">low-threshold</w:t>
-      </w:r>
-      <w:r>
-        <w:t xml:space="preserve"> </w:t>
-      </w:r>
-      <w:r>
-        <w:t xml:space="preserve">SINDy variant is not a reduced first-principles grey box; it is the</w:t>
+        <w:t xml:space="preserve">low-threshold SINDy variant is not a reduced first-principles grey box; it is the</w:t>
       </w:r>
       <w:r>
         <w:t xml:space="preserve"> </w:t>
@@ -5358,23 +5229,7 @@
         <w:t xml:space="preserve"> </w:t>
       </w:r>
       <w:r>
-        <w:t xml:space="preserve">5-day episodes). The rule-based controller is</w:t>
-      </w:r>
-      <w:r>
-        <w:t xml:space="preserve"> </w:t>
-      </w:r>
-      <w:r>
-        <w:rPr>
-          <w:i/>
-          <w:iCs/>
-        </w:rPr>
-        <w:t xml:space="preserve">never queried</w:t>
-      </w:r>
-      <w:r>
-        <w:t xml:space="preserve"> </w:t>
-      </w:r>
-      <w:r>
-        <w:t xml:space="preserve">in that loop: this is</w:t>
+        <w:t xml:space="preserve">5-day episodes). The rule-based controller is never queried in that loop: this is</w:t>
       </w:r>
       <w:r>
         <w:t xml:space="preserve"> </w:t>
@@ -6462,17 +6317,7 @@
         </m:r>
       </m:oMath>
       <w:r>
-        <w:t xml:space="preserve">) at the frozen recipe’s values, and changing</w:t>
-      </w:r>
-      <w:r>
-        <w:t xml:space="preserve"> </w:t>
-      </w:r>
-      <w:r>
-        <w:rPr>
-          <w:i/>
-          <w:iCs/>
-        </w:rPr>
-        <w:t xml:space="preserve">only</w:t>
+        <w:t xml:space="preserve">) at the frozen recipe’s values, and changing only</w:t>
       </w:r>
       <w:r>
         <w:t xml:space="preserve"> </w:t>
@@ -6702,23 +6547,7 @@
         <w:t xml:space="preserve"> </w:t>
       </w:r>
       <w:r>
-        <w:t xml:space="preserve">library ordering behaves</w:t>
-      </w:r>
-      <w:r>
-        <w:t xml:space="preserve"> </w:t>
-      </w:r>
-      <w:r>
-        <w:rPr>
-          <w:i/>
-          <w:iCs/>
-        </w:rPr>
-        <w:t xml:space="preserve">between</w:t>
-      </w:r>
-      <w:r>
-        <w:t xml:space="preserve"> </w:t>
-      </w:r>
-      <w:r>
-        <w:t xml:space="preserve">the endpoints therefore rests on the ensemble arm</w:t>
+        <w:t xml:space="preserve">library ordering behaves between the endpoints therefore rests on the ensemble arm</w:t>
       </w:r>
       <w:r>
         <w:t xml:space="preserve"> </w:t>
@@ -6779,23 +6608,7 @@
         <w:t xml:space="preserve"> </w:t>
       </w:r>
       <w:r>
-        <w:t xml:space="preserve">horizon was</w:t>
-      </w:r>
-      <w:r>
-        <w:t xml:space="preserve"> </w:t>
-      </w:r>
-      <w:r>
-        <w:rPr>
-          <w:i/>
-          <w:iCs/>
-        </w:rPr>
-        <w:t xml:space="preserve">not</w:t>
-      </w:r>
-      <w:r>
-        <w:t xml:space="preserve"> </w:t>
-      </w:r>
-      <w:r>
-        <w:t xml:space="preserve">tuned for any predictive controller either; that asymmetry runs</w:t>
+        <w:t xml:space="preserve">horizon was not tuned for any predictive controller either; that asymmetry runs</w:t>
       </w:r>
       <w:r>
         <w:t xml:space="preserve"> </w:t>
@@ -7964,7 +7777,7 @@
         <w:pStyle w:val="Heading2"/>
       </w:pPr>
       <w:r>
-        <w:t xml:space="preserve">Identification ladder and pre-registered open-loop criteria</w:t>
+        <w:t xml:space="preserve">Identification ladder and pre-specified open-loop criteria</w:t>
       </w:r>
     </w:p>
     <w:p>
@@ -8088,7 +7901,7 @@
         <w:t xml:space="preserve"> </w:t>
       </w:r>
       <w:r>
-        <w:t xml:space="preserve">map can be embedded analytically in the MPC. The pre-registration declared two gates,</w:t>
+        <w:t xml:space="preserve">map can be embedded analytically in the MPC. The protocol declared two gates,</w:t>
       </w:r>
       <w:r>
         <w:t xml:space="preserve"> </w:t>
@@ -8124,7 +7937,13 @@
         <w:t xml:space="preserve"> </w:t>
       </w:r>
       <w:r>
-        <w:t xml:space="preserve">embeddability and the 0.05 threshold, 32 of the 72 labels pass.</w:t>
+        <w:t xml:space="preserve">embeddability and the 0.05 threshold, 32 of the 72 labels pass. The protocol that</w:t>
+      </w:r>
+      <w:r>
+        <w:t xml:space="preserve"> </w:t>
+      </w:r>
+      <w:r>
+        <w:t xml:space="preserve">fixed these criteria is included in the archived replication package.</w:t>
       </w:r>
       <w:r>
         <w:t xml:space="preserve"> </w:t>
@@ -10764,23 +10583,7 @@
         <w:t xml:space="preserve"> </w:t>
       </w:r>
       <w:r>
-        <w:t xml:space="preserve">when it was truncated</w:t>
-      </w:r>
-      <w:r>
-        <w:t xml:space="preserve"> </w:t>
-      </w:r>
-      <w:r>
-        <w:rPr>
-          <w:i/>
-          <w:iCs/>
-        </w:rPr>
-        <w:t xml:space="preserve">and</w:t>
-      </w:r>
-      <w:r>
-        <w:t xml:space="preserve"> </w:t>
-      </w:r>
-      <w:r>
-        <w:t xml:space="preserve">exhausted the solver-failure budget, which removes 20 of</w:t>
+        <w:t xml:space="preserve">when it was truncated and exhausted the solver-failure budget, which removes 20 of</w:t>
       </w:r>
       <w:r>
         <w:t xml:space="preserve"> </w:t>
@@ -11315,39 +11118,13 @@
         <w:t xml:space="preserve"> </w:t>
       </w:r>
       <w:r>
-        <w:t xml:space="preserve">measured rather than a measurement. The self-test establishes bit-identity</w:t>
-      </w:r>
-      <w:r>
-        <w:t xml:space="preserve"> </w:t>
-      </w:r>
-      <w:r>
-        <w:rPr>
-          <w:i/>
-          <w:iCs/>
-        </w:rPr>
-        <w:t xml:space="preserve">within</w:t>
-      </w:r>
-      <w:r>
-        <w:t xml:space="preserve"> </w:t>
-      </w:r>
-      <w:r>
-        <w:t xml:space="preserve">one environment. Nothing in the results tree establishes it</w:t>
-      </w:r>
-      <w:r>
-        <w:t xml:space="preserve"> </w:t>
-      </w:r>
-      <w:r>
-        <w:rPr>
-          <w:i/>
-          <w:iCs/>
-        </w:rPr>
-        <w:t xml:space="preserve">across</w:t>
-      </w:r>
-      <w:r>
-        <w:t xml:space="preserve"> </w:t>
-      </w:r>
-      <w:r>
-        <w:t xml:space="preserve">environments,</w:t>
+        <w:t xml:space="preserve">measured rather than a measurement. The self-test establishes bit-identity within</w:t>
+      </w:r>
+      <w:r>
+        <w:t xml:space="preserve"> </w:t>
+      </w:r>
+      <w:r>
+        <w:t xml:space="preserve">one environment. Nothing in the results tree establishes it across environments,</w:t>
       </w:r>
       <w:r>
         <w:t xml:space="preserve"> </w:t>
@@ -11632,20 +11409,7 @@
         <w:t xml:space="preserve"> </w:t>
       </w:r>
       <w:r>
-        <w:t xml:space="preserve">mechanism that makes agreement across operating environments implausible</w:t>
-      </w:r>
-      <w:r>
-        <w:t xml:space="preserve"> </w:t>
-      </w:r>
-      <w:r>
-        <w:rPr>
-          <w:i/>
-          <w:iCs/>
-        </w:rPr>
-        <w:t xml:space="preserve">a priori</w:t>
-      </w:r>
-      <w:r>
-        <w:t xml:space="preserve">.</w:t>
+        <w:t xml:space="preserve">mechanism that makes agreement across operating environments implausible a priori.</w:t>
       </w:r>
       <w:r>
         <w:t xml:space="preserve"> </w:t>
@@ -11804,17 +11568,7 @@
         <w:t xml:space="preserve"> </w:t>
       </w:r>
       <w:r>
-        <w:rPr>
-          <w:i/>
-          <w:iCs/>
-        </w:rPr>
-        <w:t xml:space="preserve">not</w:t>
-      </w:r>
-      <w:r>
-        <w:t xml:space="preserve"> </w:t>
-      </w:r>
-      <w:r>
-        <w:t xml:space="preserve">the experimental variant; variants are identified by the per-row</w:t>
+        <w:t xml:space="preserve">not the experimental variant; variants are identified by the per-row</w:t>
       </w:r>
       <w:r>
         <w:t xml:space="preserve"> </w:t>
@@ -11850,23 +11604,7 @@
         <w:t xml:space="preserve"> </w:t>
       </w:r>
       <w:r>
-        <w:t xml:space="preserve">appear: the original stage cost, and the</w:t>
-      </w:r>
-      <w:r>
-        <w:t xml:space="preserve"> </w:t>
-      </w:r>
-      <w:r>
-        <w:rPr>
-          <w:i/>
-          <w:iCs/>
-        </w:rPr>
-        <w:t xml:space="preserve">priced</w:t>
-      </w:r>
-      <w:r>
-        <w:t xml:space="preserve"> </w:t>
-      </w:r>
-      <w:r>
-        <w:t xml:space="preserve">stage cost, in which the actuator</w:t>
+        <w:t xml:space="preserve">appear: the original stage cost, and the priced stage cost, in which the actuator</w:t>
       </w:r>
       <w:r>
         <w:t xml:space="preserve"> </w:t>
@@ -12605,23 +12343,7 @@
         <w:t xml:space="preserve"> </w:t>
       </w:r>
       <w:r>
-        <w:t xml:space="preserve">reproduces on a held-out year (below). It does</w:t>
-      </w:r>
-      <w:r>
-        <w:t xml:space="preserve"> </w:t>
-      </w:r>
-      <w:r>
-        <w:rPr>
-          <w:i/>
-          <w:iCs/>
-        </w:rPr>
-        <w:t xml:space="preserve">not</w:t>
-      </w:r>
-      <w:r>
-        <w:t xml:space="preserve"> </w:t>
-      </w:r>
-      <w:r>
-        <w:t xml:space="preserve">transfer to the closed loop. The</w:t>
+        <w:t xml:space="preserve">reproduces on a held-out year (below). It does not transfer to the closed loop. The</w:t>
       </w:r>
       <w:r>
         <w:t xml:space="preserve"> </w:t>
@@ -12952,34 +12674,13 @@
         <w:t xml:space="preserve"> </w:t>
       </w:r>
       <w:r>
-        <w:t xml:space="preserve">The supportable statement is therefore:</w:t>
-      </w:r>
-      <w:r>
-        <w:t xml:space="preserve"> </w:t>
-      </w:r>
-      <w:r>
-        <w:rPr>
-          <w:i/>
-          <w:iCs/>
-        </w:rPr>
-        <w:t xml:space="preserve">the library with the best one-step accuracy</w:t>
-      </w:r>
-      <w:r>
-        <w:rPr>
-          <w:i/>
-          <w:iCs/>
-        </w:rPr>
-        <w:t xml:space="preserve"> </w:t>
-      </w:r>
-      <w:r>
-        <w:rPr>
-          <w:i/>
-          <w:iCs/>
-        </w:rPr>
-        <w:t xml:space="preserve">is the worst on every multi-step metric</w:t>
-      </w:r>
-      <w:r>
-        <w:t xml:space="preserve">, and the strict inversion holds under sparse</w:t>
+        <w:t xml:space="preserve">The supportable statement is therefore: the library with the best one-step accuracy</w:t>
+      </w:r>
+      <w:r>
+        <w:t xml:space="preserve"> </w:t>
+      </w:r>
+      <w:r>
+        <w:t xml:space="preserve">is the worst on every multi-step metric, and the strict inversion holds under sparse</w:t>
       </w:r>
       <w:r>
         <w:t xml:space="preserve"> </w:t>
@@ -13053,7 +12754,7 @@
         <w:t xml:space="preserve"> </w:t>
       </w:r>
       <w:r>
-        <w:t xml:space="preserve">pre-registered gates (embeddable and diverged fraction</w:t>
+        <w:t xml:space="preserve">pre-specified gates (embeddable and diverged fraction</w:t>
       </w:r>
       <w:r>
         <w:t xml:space="preserve"> </w:t>
@@ -13134,7 +12835,7 @@
         <w:t xml:space="preserve"> </w:t>
       </w:r>
       <w:r>
-        <w:t xml:space="preserve">dominates it simultaneously on all three pre-registered axes: mean rollout RMSE</w:t>
+        <w:t xml:space="preserve">dominates it simultaneously on all three pre-specified axes: mean rollout RMSE</w:t>
       </w:r>
       <w:r>
         <w:t xml:space="preserve"> </w:t>
@@ -13242,29 +12943,13 @@
         <w:t xml:space="preserve"> </w:t>
       </w:r>
       <w:r>
-        <w:t xml:space="preserve">still on the pre-registered axes – 63rd of 72 on median rollout error, 64th on divergence</w:t>
-      </w:r>
-      <w:r>
-        <w:t xml:space="preserve"> </w:t>
-      </w:r>
-      <w:r>
-        <w:t xml:space="preserve">– and it is one of the 40 labels that</w:t>
-      </w:r>
-      <w:r>
-        <w:t xml:space="preserve"> </w:t>
-      </w:r>
-      <w:r>
-        <w:rPr>
-          <w:i/>
-          <w:iCs/>
-        </w:rPr>
-        <w:t xml:space="preserve">fail</w:t>
-      </w:r>
-      <w:r>
-        <w:t xml:space="preserve"> </w:t>
-      </w:r>
-      <w:r>
-        <w:t xml:space="preserve">the divergence gate</w:t>
+        <w:t xml:space="preserve">still on the pre-specified axes – 63rd of 72 on median rollout error, 64th on divergence</w:t>
+      </w:r>
+      <w:r>
+        <w:t xml:space="preserve"> </w:t>
+      </w:r>
+      <w:r>
+        <w:t xml:space="preserve">– and it is one of the 40 labels that fail the divergence gate</w:t>
       </w:r>
       <w:r>
         <w:t xml:space="preserve"> </w:t>
@@ -14318,59 +14003,21 @@
       </w:tr>
       <w:tr>
         <w:tc>
-          <w:tcPr/>
-          <w:p>
-            <w:pPr>
-              <w:pStyle w:val="Compact"/>
-            </w:pPr>
-          </w:p>
-        </w:tc>
-        <w:tc>
-          <w:tcPr/>
-          <w:p>
-            <w:pPr>
-              <w:pStyle w:val="Compact"/>
-            </w:pPr>
-          </w:p>
-        </w:tc>
-        <w:tc>
-          <w:tcPr/>
-          <w:p>
-            <w:pPr>
-              <w:pStyle w:val="Compact"/>
-            </w:pPr>
-          </w:p>
-        </w:tc>
-        <w:tc>
-          <w:tcPr/>
-          <w:p>
-            <w:pPr>
-              <w:pStyle w:val="Compact"/>
-            </w:pPr>
-          </w:p>
-        </w:tc>
-        <w:tc>
-          <w:tcPr/>
-          <w:p>
-            <w:pPr>
-              <w:pStyle w:val="Compact"/>
-            </w:pPr>
-          </w:p>
-        </w:tc>
-        <w:tc>
-          <w:tcPr/>
-          <w:p>
-            <w:pPr>
-              <w:pStyle w:val="Compact"/>
-            </w:pPr>
-          </w:p>
-        </w:tc>
-        <w:tc>
-          <w:tcPr/>
-          <w:p>
-            <w:pPr>
-              <w:pStyle w:val="Compact"/>
-            </w:pPr>
+          <w:tcPr>
+            <w:gridSpan w:val="7"/>
+          </w:tcPr>
+          <w:p>
+            <w:pPr>
+              <w:pStyle w:val="Compact"/>
+              <w:jc w:val="left"/>
+            </w:pPr>
+            <w:r>
+              <w:rPr>
+                <w:i/>
+                <w:iCs/>
+              </w:rPr>
+              <w:t xml:space="preserve">Sparse estimators only (STLSQ, ensemble)</w:t>
+            </w:r>
           </w:p>
         </w:tc>
       </w:tr>
@@ -16066,23 +15713,7 @@
         </w:r>
       </w:hyperlink>
       <w:r>
-        <w:t xml:space="preserve">). Every</w:t>
-      </w:r>
-      <w:r>
-        <w:t xml:space="preserve"> </w:t>
-      </w:r>
-      <w:r>
-        <w:rPr>
-          <w:i/>
-          <w:iCs/>
-        </w:rPr>
-        <w:t xml:space="preserve">surrogate-based</w:t>
-      </w:r>
-      <w:r>
-        <w:t xml:space="preserve"> </w:t>
-      </w:r>
-      <w:r>
-        <w:t xml:space="preserve">model-predictive controller ran</w:t>
+        <w:t xml:space="preserve">). Every surrogate-based model-predictive controller ran</w:t>
       </w:r>
       <w:r>
         <w:t xml:space="preserve"> </w:t>
@@ -16887,23 +16518,7 @@
         <w:t xml:space="preserve"> </w:t>
       </w:r>
       <w:r>
-        <w:t xml:space="preserve">4174) on</w:t>
-      </w:r>
-      <w:r>
-        <w:t xml:space="preserve"> </w:t>
-      </w:r>
-      <w:r>
-        <w:rPr>
-          <w:i/>
-          <w:iCs/>
-        </w:rPr>
-        <w:t xml:space="preserve">both</w:t>
-      </w:r>
-      <w:r>
-        <w:t xml:space="preserve"> </w:t>
-      </w:r>
-      <w:r>
-        <w:t xml:space="preserve">axes, higher margin at fewer violation steps, so the full physics</w:t>
+        <w:t xml:space="preserve">4174) on both axes, higher margin at fewer violation steps, so the full physics</w:t>
       </w:r>
       <w:r>
         <w:t xml:space="preserve"> </w:t>
@@ -16921,23 +16536,7 @@
         <w:t xml:space="preserve"> </w:t>
       </w:r>
       <w:r>
-        <w:t xml:space="preserve">that trades margin for safety at that rate. The tuned heuristic is</w:t>
-      </w:r>
-      <w:r>
-        <w:t xml:space="preserve"> </w:t>
-      </w:r>
-      <w:r>
-        <w:rPr>
-          <w:i/>
-          <w:iCs/>
-        </w:rPr>
-        <w:t xml:space="preserve">off</w:t>
-      </w:r>
-      <w:r>
-        <w:t xml:space="preserve"> </w:t>
-      </w:r>
-      <w:r>
-        <w:t xml:space="preserve">the front</w:t>
+        <w:t xml:space="preserve">that trades margin for safety at that rate. The tuned heuristic is off the front</w:t>
       </w:r>
       <w:r>
         <w:t xml:space="preserve"> </w:t>
@@ -17722,23 +17321,7 @@
         <w:t xml:space="preserve"> </w:t>
       </w:r>
       <w:r>
-        <w:t xml:space="preserve">seed and season, the priced objective improves</w:t>
-      </w:r>
-      <w:r>
-        <w:t xml:space="preserve"> </w:t>
-      </w:r>
-      <w:r>
-        <w:rPr>
-          <w:i/>
-          <w:iCs/>
-        </w:rPr>
-        <w:t xml:space="preserve">both</w:t>
-      </w:r>
-      <w:r>
-        <w:t xml:space="preserve"> </w:t>
-      </w:r>
-      <w:r>
-        <w:t xml:space="preserve">axes for all eight MPC</w:t>
+        <w:t xml:space="preserve">seed and season, the priced objective improves both axes for all eight MPC</w:t>
       </w:r>
       <w:r>
         <w:t xml:space="preserve"> </w:t>
@@ -23960,23 +23543,7 @@
         <w:t xml:space="preserve"> </w:t>
       </w:r>
       <w:r>
-        <w:t xml:space="preserve">use the</w:t>
-      </w:r>
-      <w:r>
-        <w:t xml:space="preserve"> </w:t>
-      </w:r>
-      <w:r>
-        <w:rPr>
-          <w:i/>
-          <w:iCs/>
-        </w:rPr>
-        <w:t xml:space="preserve">default</w:t>
-      </w:r>
-      <w:r>
-        <w:t xml:space="preserve"> </w:t>
-      </w:r>
-      <w:r>
-        <w:t xml:space="preserve">stage cost; they are</w:t>
+        <w:t xml:space="preserve">use the default stage cost; they are</w:t>
       </w:r>
       <w:r>
         <w:t xml:space="preserve"> </w:t>
@@ -24258,23 +23825,7 @@
         <w:pStyle w:val="BodyText"/>
       </w:pPr>
       <w:r>
-        <w:t xml:space="preserve">The ordering</w:t>
-      </w:r>
-      <w:r>
-        <w:t xml:space="preserve"> </w:t>
-      </w:r>
-      <w:r>
-        <w:rPr>
-          <w:i/>
-          <w:iCs/>
-        </w:rPr>
-        <w:t xml:space="preserve">below</w:t>
-      </w:r>
-      <w:r>
-        <w:t xml:space="preserve"> </w:t>
-      </w:r>
-      <w:r>
-        <w:t xml:space="preserve">the lead does not carry over. Compared like for like – the same</w:t>
+        <w:t xml:space="preserve">The ordering below the lead does not carry over. Compared like for like – the same</w:t>
       </w:r>
       <w:r>
         <w:t xml:space="preserve"> </w:t>
@@ -24432,23 +23983,7 @@
         <w:t xml:space="preserve"> </w:t>
       </w:r>
       <w:r>
-        <w:t xml:space="preserve">here against 20 in the main wave; the reference is the</w:t>
-      </w:r>
-      <w:r>
-        <w:t xml:space="preserve"> </w:t>
-      </w:r>
-      <w:r>
-        <w:rPr>
-          <w:i/>
-          <w:iCs/>
-        </w:rPr>
-        <w:t xml:space="preserve">hard-coded</w:t>
-      </w:r>
-      <w:r>
-        <w:t xml:space="preserve"> </w:t>
-      </w:r>
-      <w:r>
-        <w:t xml:space="preserve">heuristic, since</w:t>
+        <w:t xml:space="preserve">here against 20 in the main wave; the reference is the hard-coded heuristic, since</w:t>
       </w:r>
       <w:r>
         <w:t xml:space="preserve"> </w:t>
@@ -24494,23 +24029,7 @@
         <w:pStyle w:val="TableCaption"/>
       </w:pPr>
       <w:r>
-        <w:t xml:space="preserve">Four seasons never used at any stage,</w:t>
-      </w:r>
-      <w:r>
-        <w:t xml:space="preserve"> </w:t>
-      </w:r>
-      <w:r>
-        <w:rPr>
-          <w:i/>
-          <w:iCs/>
-        </w:rPr>
-        <w:t xml:space="preserve">original</w:t>
-      </w:r>
-      <w:r>
-        <w:t xml:space="preserve"> </w:t>
-      </w:r>
-      <w:r>
-        <w:t xml:space="preserve">objective, 8 seeds. EPI in</w:t>
+        <w:t xml:space="preserve">Four seasons never used at any stage, original objective, 8 seeds. EPI in</w:t>
       </w:r>
       <w:r>
         <w:t xml:space="preserve"> </w:t>
@@ -25524,23 +25043,7 @@
         <w:t xml:space="preserve"> </w:t>
       </w:r>
       <w:r>
-        <w:t xml:space="preserve">in the</w:t>
-      </w:r>
-      <w:r>
-        <w:t xml:space="preserve"> </w:t>
-      </w:r>
-      <w:r>
-        <w:rPr>
-          <w:i/>
-          <w:iCs/>
-        </w:rPr>
-        <w:t xml:space="preserve">middle</w:t>
-      </w:r>
-      <w:r>
-        <w:t xml:space="preserve"> </w:t>
-      </w:r>
-      <w:r>
-        <w:t xml:space="preserve">of the economic ranking, ten times above the middle-conditioned one,</w:t>
+        <w:t xml:space="preserve">in the middle of the economic ranking, ten times above the middle-conditioned one,</w:t>
       </w:r>
       <w:r>
         <w:t xml:space="preserve"> </w:t>
@@ -26149,23 +25652,7 @@
         <w:t xml:space="preserve"> </w:t>
       </w:r>
       <w:r>
-        <w:t xml:space="preserve">carries enough collinearity for the threshold to destabilise the</w:t>
-      </w:r>
-      <w:r>
-        <w:t xml:space="preserve"> </w:t>
-      </w:r>
-      <w:r>
-        <w:rPr>
-          <w:i/>
-          <w:iCs/>
-        </w:rPr>
-        <w:t xml:space="preserve">direct</w:t>
-      </w:r>
-      <w:r>
-        <w:t xml:space="preserve"> </w:t>
-      </w:r>
-      <w:r>
-        <w:t xml:space="preserve">boiler</w:t>
+        <w:t xml:space="preserve">carries enough collinearity for the threshold to destabilise the direct boiler</w:t>
       </w:r>
       <w:r>
         <w:t xml:space="preserve"> </w:t>
@@ -26915,23 +26402,7 @@
         <w:t xml:space="preserve"> </w:t>
       </w:r>
       <w:r>
-        <w:t xml:space="preserve">– while</w:t>
-      </w:r>
-      <w:r>
-        <w:t xml:space="preserve"> </w:t>
-      </w:r>
-      <w:r>
-        <w:rPr>
-          <w:i/>
-          <w:iCs/>
-        </w:rPr>
-        <w:t xml:space="preserve">which</w:t>
-      </w:r>
-      <w:r>
-        <w:t xml:space="preserve"> </w:t>
-      </w:r>
-      <w:r>
-        <w:t xml:space="preserve">feature</w:t>
+        <w:t xml:space="preserve">– while which feature</w:t>
       </w:r>
       <w:r>
         <w:t xml:space="preserve"> </w:t>
@@ -27971,23 +27442,7 @@
         <w:t xml:space="preserve"> </w:t>
       </w:r>
       <w:r>
-        <w:t xml:space="preserve">the term</w:t>
-      </w:r>
-      <w:r>
-        <w:t xml:space="preserve"> </w:t>
-      </w:r>
-      <w:r>
-        <w:rPr>
-          <w:i/>
-          <w:iCs/>
-        </w:rPr>
-        <w:t xml:space="preserve">dropped</w:t>
-      </w:r>
-      <w:r>
-        <w:t xml:space="preserve"> </w:t>
-      </w:r>
-      <w:r>
-        <w:t xml:space="preserve">(</w:t>
+        <w:t xml:space="preserve">the term dropped (</w:t>
       </w:r>
       <m:oMath>
         <m:r>
@@ -28022,23 +27477,7 @@
         <w:t xml:space="preserve"> </w:t>
       </w:r>
       <w:r>
-        <w:t xml:space="preserve">with the term</w:t>
-      </w:r>
-      <w:r>
-        <w:t xml:space="preserve"> </w:t>
-      </w:r>
-      <w:r>
-        <w:rPr>
-          <w:i/>
-          <w:iCs/>
-        </w:rPr>
-        <w:t xml:space="preserve">kept</w:t>
-      </w:r>
-      <w:r>
-        <w:t xml:space="preserve"> </w:t>
-      </w:r>
-      <w:r>
-        <w:t xml:space="preserve">(</w:t>
+        <w:t xml:space="preserve">with the term kept (</w:t>
       </w:r>
       <m:oMath>
         <m:r>
@@ -29381,59 +28820,21 @@
       </w:tr>
       <w:tr>
         <w:tc>
-          <w:tcPr/>
-          <w:p>
-            <w:pPr>
-              <w:pStyle w:val="Compact"/>
-            </w:pPr>
-          </w:p>
-        </w:tc>
-        <w:tc>
-          <w:tcPr/>
-          <w:p>
-            <w:pPr>
-              <w:pStyle w:val="Compact"/>
-            </w:pPr>
-          </w:p>
-        </w:tc>
-        <w:tc>
-          <w:tcPr/>
-          <w:p>
-            <w:pPr>
-              <w:pStyle w:val="Compact"/>
-            </w:pPr>
-          </w:p>
-        </w:tc>
-        <w:tc>
-          <w:tcPr/>
-          <w:p>
-            <w:pPr>
-              <w:pStyle w:val="Compact"/>
-            </w:pPr>
-          </w:p>
-        </w:tc>
-        <w:tc>
-          <w:tcPr/>
-          <w:p>
-            <w:pPr>
-              <w:pStyle w:val="Compact"/>
-            </w:pPr>
-          </w:p>
-        </w:tc>
-        <w:tc>
-          <w:tcPr/>
-          <w:p>
-            <w:pPr>
-              <w:pStyle w:val="Compact"/>
-            </w:pPr>
-          </w:p>
-        </w:tc>
-        <w:tc>
-          <w:tcPr/>
-          <w:p>
-            <w:pPr>
-              <w:pStyle w:val="Compact"/>
-            </w:pPr>
+          <w:tcPr>
+            <w:gridSpan w:val="7"/>
+          </w:tcPr>
+          <w:p>
+            <w:pPr>
+              <w:pStyle w:val="Compact"/>
+              <w:jc w:val="left"/>
+            </w:pPr>
+            <w:r>
+              <w:rPr>
+                <w:i/>
+                <w:iCs/>
+              </w:rPr>
+              <w:t xml:space="preserve">STLSQ estimator</w:t>
+            </w:r>
           </w:p>
         </w:tc>
       </w:tr>
@@ -33552,17 +32953,7 @@
         <w:pStyle w:val="FirstParagraph"/>
       </w:pPr>
       <w:r>
-        <w:rPr>
-          <w:i/>
-          <w:iCs/>
-        </w:rPr>
-        <w:t xml:space="preserve">Model accuracy is not the binding constraint.</w:t>
-      </w:r>
-      <w:r>
-        <w:t xml:space="preserve"> </w:t>
-      </w:r>
-      <w:r>
-        <w:t xml:space="preserve">A planner using the simulator’s own</w:t>
+        <w:t xml:space="preserve">Model accuracy is not the binding constraint. A planner using the simulator’s own</w:t>
       </w:r>
       <w:r>
         <w:t xml:space="preserve"> </w:t>
@@ -33889,17 +33280,7 @@
         <w:pStyle w:val="BodyText"/>
       </w:pPr>
       <w:r>
-        <w:rPr>
-          <w:i/>
-          <w:iCs/>
-        </w:rPr>
-        <w:t xml:space="preserve">Prediction error along the operating trajectory is small.</w:t>
-      </w:r>
-      <w:r>
-        <w:t xml:space="preserve"> </w:t>
-      </w:r>
-      <w:r>
-        <w:t xml:space="preserve">Replaying both</w:t>
+        <w:t xml:space="preserve">Prediction error along the operating trajectory is small. Replaying both</w:t>
       </w:r>
       <w:r>
         <w:t xml:space="preserve"> </w:t>
@@ -34116,10 +33497,6 @@
         <w:pStyle w:val="BodyText"/>
       </w:pPr>
       <w:r>
-        <w:rPr>
-          <w:i/>
-          <w:iCs/>
-        </w:rPr>
         <w:t xml:space="preserve">The horizon was never tuned, and correcting for it does not change the ordering.</w:t>
       </w:r>
       <w:r>
@@ -34696,10 +34073,6 @@
         <w:pStyle w:val="BodyText"/>
       </w:pPr>
       <w:r>
-        <w:rPr>
-          <w:i/>
-          <w:iCs/>
-        </w:rPr>
         <w:t xml:space="preserve">The bootstrap draw of the ensemble optimizer is a real but secondary axis.</w:t>
       </w:r>
       <w:r>
@@ -35414,23 +34787,7 @@
         <w:t xml:space="preserve"> </w:t>
       </w:r>
       <w:r>
-        <w:t xml:space="preserve">statistics must be reported. Violations are</w:t>
-      </w:r>
-      <w:r>
-        <w:t xml:space="preserve"> </w:t>
-      </w:r>
-      <w:r>
-        <w:rPr>
-          <w:i/>
-          <w:iCs/>
-        </w:rPr>
-        <w:t xml:space="preserve">worse</w:t>
-      </w:r>
-      <w:r>
-        <w:t xml:space="preserve"> </w:t>
-      </w:r>
-      <w:r>
-        <w:t xml:space="preserve">under the guard (</w:t>
+        <w:t xml:space="preserve">statistics must be reported. Violations are worse under the guard (</w:t>
       </w:r>
       <m:oMath>
         <m:r>
@@ -37502,23 +36859,7 @@
         </m:r>
       </m:oMath>
       <w:r>
-        <w:t xml:space="preserve">) but</w:t>
-      </w:r>
-      <w:r>
-        <w:t xml:space="preserve"> </w:t>
-      </w:r>
-      <w:r>
-        <w:rPr>
-          <w:i/>
-          <w:iCs/>
-        </w:rPr>
-        <w:t xml:space="preserve">not</w:t>
-      </w:r>
-      <w:r>
-        <w:t xml:space="preserve"> </w:t>
-      </w:r>
-      <w:r>
-        <w:t xml:space="preserve">monotonically: the</w:t>
+        <w:t xml:space="preserve">) but not monotonically: the</w:t>
       </w:r>
       <w:r>
         <w:t xml:space="preserve"> </w:t>
@@ -37750,20 +37091,7 @@
         <w:t xml:space="preserve"> </w:t>
       </w:r>
       <w:r>
-        <w:t xml:space="preserve">canonical wave, and</w:t>
-      </w:r>
-      <w:r>
-        <w:t xml:space="preserve"> </w:t>
-      </w:r>
-      <w:r>
-        <w:rPr>
-          <w:i/>
-          <w:iCs/>
-        </w:rPr>
-        <w:t xml:space="preserve">neither raw-library controller is in it</w:t>
-      </w:r>
-      <w:r>
-        <w:t xml:space="preserve">. The price sensitivity</w:t>
+        <w:t xml:space="preserve">canonical wave, and neither raw-library controller is in it. The price sensitivity</w:t>
       </w:r>
       <w:r>
         <w:t xml:space="preserve"> </w:t>
@@ -37880,23 +37208,7 @@
         <w:t xml:space="preserve"> </w:t>
       </w:r>
       <w:r>
-        <w:t xml:space="preserve">contrast, disagrees with the genuinely priced mechanism sweep on</w:t>
-      </w:r>
-      <w:r>
-        <w:t xml:space="preserve"> </w:t>
-      </w:r>
-      <w:r>
-        <w:rPr>
-          <w:i/>
-          <w:iCs/>
-        </w:rPr>
-        <w:t xml:space="preserve">all</w:t>
-      </w:r>
-      <w:r>
-        <w:t xml:space="preserve"> </w:t>
-      </w:r>
-      <w:r>
-        <w:t xml:space="preserve">40 overlapping</w:t>
+        <w:t xml:space="preserve">contrast, disagrees with the genuinely priced mechanism sweep on all 40 overlapping</w:t>
       </w:r>
       <w:r>
         <w:t xml:space="preserve"> </w:t>
@@ -39234,23 +38546,7 @@
         <w:t xml:space="preserve"> </w:t>
       </w:r>
       <w:r>
-        <w:t xml:space="preserve">libraries along that direction at all: it is</w:t>
-      </w:r>
-      <w:r>
-        <w:t xml:space="preserve"> </w:t>
-      </w:r>
-      <w:r>
-        <w:rPr>
-          <w:i/>
-          <w:iCs/>
-        </w:rPr>
-        <w:t xml:space="preserve">best</w:t>
-      </w:r>
-      <w:r>
-        <w:t xml:space="preserve"> </w:t>
-      </w:r>
-      <w:r>
-        <w:t xml:space="preserve">for the worst-conditioned</w:t>
+        <w:t xml:space="preserve">libraries along that direction at all: it is best for the worst-conditioned</w:t>
       </w:r>
       <w:r>
         <w:t xml:space="preserve"> </w:t>
@@ -40332,17 +39628,7 @@
         <w:t xml:space="preserve"> </w:t>
       </w:r>
       <w:r>
-        <w:rPr>
-          <w:i/>
-          <w:iCs/>
-        </w:rPr>
-        <w:t xml:space="preserve">without</w:t>
-      </w:r>
-      <w:r>
-        <w:t xml:space="preserve"> </w:t>
-      </w:r>
-      <w:r>
-        <w:t xml:space="preserve">the term (</w:t>
+        <w:t xml:space="preserve">without the term (</w:t>
       </w:r>
       <m:oMath>
         <m:r>
@@ -40385,17 +39671,7 @@
         <w:t xml:space="preserve"> </w:t>
       </w:r>
       <w:r>
-        <w:rPr>
-          <w:i/>
-          <w:iCs/>
-        </w:rPr>
-        <w:t xml:space="preserve">with</w:t>
-      </w:r>
-      <w:r>
-        <w:t xml:space="preserve"> </w:t>
-      </w:r>
-      <w:r>
-        <w:t xml:space="preserve">it (</w:t>
+        <w:t xml:space="preserve">with it (</w:t>
       </w:r>
       <m:oMath>
         <m:r>
@@ -40435,23 +39711,7 @@
         <w:pStyle w:val="BodyText"/>
       </w:pPr>
       <w:r>
-        <w:t xml:space="preserve">One plausible explanation for why the middle library is worse than</w:t>
-      </w:r>
-      <w:r>
-        <w:t xml:space="preserve"> </w:t>
-      </w:r>
-      <w:r>
-        <w:rPr>
-          <w:i/>
-          <w:iCs/>
-        </w:rPr>
-        <w:t xml:space="preserve">both</w:t>
-      </w:r>
-      <w:r>
-        <w:t xml:space="preserve"> </w:t>
-      </w:r>
-      <w:r>
-        <w:t xml:space="preserve">of its</w:t>
+        <w:t xml:space="preserve">One plausible explanation for why the middle library is worse than both of its</w:t>
       </w:r>
       <w:r>
         <w:t xml:space="preserve"> </w:t>
@@ -41533,7 +40793,7 @@
         <w:t xml:space="preserve"> </w:t>
       </w:r>
       <w:r>
-        <w:t xml:space="preserve">pre-registered axes at once (Section </w:t>
+        <w:t xml:space="preserve">pre-specified axes at once (Section </w:t>
       </w:r>
       <w:hyperlink w:anchor="sec:res-ladder">
         <w:r>
@@ -41588,42 +40848,13 @@
         <w:t xml:space="preserve"> </w:t>
       </w:r>
       <w:r>
-        <w:t xml:space="preserve">allow. Over the series, the screen</w:t>
-      </w:r>
-      <w:r>
-        <w:t xml:space="preserve"> </w:t>
-      </w:r>
-      <w:r>
-        <w:rPr>
-          <w:i/>
-          <w:iCs/>
-        </w:rPr>
-        <w:t xml:space="preserve">identifies the closed-loop winner</w:t>
-      </w:r>
-      <w:r>
-        <w:t xml:space="preserve"> </w:t>
-      </w:r>
-      <w:r>
-        <w:t xml:space="preserve">and</w:t>
-      </w:r>
-      <w:r>
-        <w:t xml:space="preserve"> </w:t>
-      </w:r>
-      <w:r>
-        <w:t xml:space="preserve">one-step accuracy ranks that same winner</w:t>
-      </w:r>
-      <w:r>
-        <w:t xml:space="preserve"> </w:t>
-      </w:r>
-      <w:r>
-        <w:rPr>
-          <w:i/>
-          <w:iCs/>
-        </w:rPr>
-        <w:t xml:space="preserve">last</w:t>
-      </w:r>
-      <w:r>
-        <w:t xml:space="preserve">; but neither open-loop</w:t>
+        <w:t xml:space="preserve">allow. Over the series, the screen identifies the closed-loop winner and</w:t>
+      </w:r>
+      <w:r>
+        <w:t xml:space="preserve"> </w:t>
+      </w:r>
+      <w:r>
+        <w:t xml:space="preserve">one-step accuracy ranks that same winner last; but neither open-loop</w:t>
       </w:r>
       <w:r>
         <w:t xml:space="preserve"> </w:t>
@@ -41757,20 +40988,7 @@
         <w:pStyle w:val="BodyText"/>
       </w:pPr>
       <w:r>
-        <w:t xml:space="preserve">Two qualifications. The ladder’s rollout value is a</w:t>
-      </w:r>
-      <w:r>
-        <w:t xml:space="preserve"> </w:t>
-      </w:r>
-      <w:r>
-        <w:rPr>
-          <w:i/>
-          <w:iCs/>
-        </w:rPr>
-        <w:t xml:space="preserve">comparator</w:t>
-      </w:r>
-      <w:r>
-        <w:t xml:space="preserve">, not a</w:t>
+        <w:t xml:space="preserve">Two qualifications. The ladder’s rollout value is a comparator, not a</w:t>
       </w:r>
       <w:r>
         <w:t xml:space="preserve"> </w:t>
@@ -41834,17 +41052,7 @@
         <w:t xml:space="preserve"> </w:t>
       </w:r>
       <w:r>
-        <w:rPr>
-          <w:i/>
-          <w:iCs/>
-        </w:rPr>
-        <w:t xml:space="preserve">evaluation</w:t>
-      </w:r>
-      <w:r>
-        <w:t xml:space="preserve"> </w:t>
-      </w:r>
-      <w:r>
-        <w:t xml:space="preserve">year. The physics library without cross terms scores a median</w:t>
+        <w:t xml:space="preserve">evaluation year. The physics library without cross terms scores a median</w:t>
       </w:r>
       <w:r>
         <w:t xml:space="preserve"> </w:t>
@@ -42012,23 +41220,7 @@
         <w:t xml:space="preserve"> </w:t>
       </w:r>
       <w:r>
-        <w:t xml:space="preserve">library’s. Nor does the</w:t>
-      </w:r>
-      <w:r>
-        <w:t xml:space="preserve"> </w:t>
-      </w:r>
-      <w:r>
-        <w:rPr>
-          <w:i/>
-          <w:iCs/>
-        </w:rPr>
-        <w:t xml:space="preserve">count</w:t>
-      </w:r>
-      <w:r>
-        <w:t xml:space="preserve"> </w:t>
-      </w:r>
-      <w:r>
-        <w:t xml:space="preserve">of added features order the damage: adding</w:t>
+        <w:t xml:space="preserve">library’s. Nor does the count of added features order the damage: adding</w:t>
       </w:r>
       <w:r>
         <w:t xml:space="preserve"> </w:t>
@@ -42774,23 +41966,7 @@
         <w:t xml:space="preserve"> </w:t>
       </w:r>
       <w:r>
-        <w:t xml:space="preserve">agronomic baseline even before the search. Tuning also moved the heuristic</w:t>
-      </w:r>
-      <w:r>
-        <w:t xml:space="preserve"> </w:t>
-      </w:r>
-      <w:r>
-        <w:rPr>
-          <w:i/>
-          <w:iCs/>
-        </w:rPr>
-        <w:t xml:space="preserve">onto</w:t>
-      </w:r>
-      <w:r>
-        <w:t xml:space="preserve"> </w:t>
-      </w:r>
-      <w:r>
-        <w:t xml:space="preserve">the</w:t>
+        <w:t xml:space="preserve">agronomic baseline even before the search. Tuning also moved the heuristic onto the</w:t>
       </w:r>
       <w:r>
         <w:t xml:space="preserve"> </w:t>
@@ -42953,23 +42129,7 @@
         <w:t xml:space="preserve"> </w:t>
       </w:r>
       <w:r>
-        <w:t xml:space="preserve">improved</w:t>
-      </w:r>
-      <w:r>
-        <w:t xml:space="preserve"> </w:t>
-      </w:r>
-      <w:r>
-        <w:rPr>
-          <w:i/>
-          <w:iCs/>
-        </w:rPr>
-        <w:t xml:space="preserve">both</w:t>
-      </w:r>
-      <w:r>
-        <w:t xml:space="preserve"> </w:t>
-      </w:r>
-      <w:r>
-        <w:t xml:space="preserve">axes for all eight MPC controllers, but unevenly: the five</w:t>
+        <w:t xml:space="preserve">improved both axes for all eight MPC controllers, but unevenly: the five</w:t>
       </w:r>
       <w:r>
         <w:t xml:space="preserve"> </w:t>
@@ -43273,20 +42433,7 @@
         <w:t xml:space="preserve"> </w:t>
       </w:r>
       <w:r>
-        <w:t xml:space="preserve">standard screen ranks that winner</w:t>
-      </w:r>
-      <w:r>
-        <w:t xml:space="preserve"> </w:t>
-      </w:r>
-      <w:r>
-        <w:rPr>
-          <w:i/>
-          <w:iCs/>
-        </w:rPr>
-        <w:t xml:space="preserve">last</w:t>
-      </w:r>
-      <w:r>
-        <w:t xml:space="preserve">. The screen needs only free-running</w:t>
+        <w:t xml:space="preserve">standard screen ranks that winner last. The screen needs only free-running</w:t>
       </w:r>
       <w:r>
         <w:t xml:space="preserve"> </w:t>
@@ -43397,23 +42544,7 @@
         <w:t xml:space="preserve"> </w:t>
       </w:r>
       <w:r>
-        <w:t xml:space="preserve">stability without exception. What we do</w:t>
-      </w:r>
-      <w:r>
-        <w:t xml:space="preserve"> </w:t>
-      </w:r>
-      <w:r>
-        <w:rPr>
-          <w:i/>
-          <w:iCs/>
-        </w:rPr>
-        <w:t xml:space="preserve">not</w:t>
-      </w:r>
-      <w:r>
-        <w:t xml:space="preserve"> </w:t>
-      </w:r>
-      <w:r>
-        <w:t xml:space="preserve">find is the further step from</w:t>
+        <w:t xml:space="preserve">stability without exception. What we do not find is the further step from</w:t>
       </w:r>
       <w:r>
         <w:t xml:space="preserve"> </w:t>
@@ -44736,20 +43867,7 @@
         <w:t xml:space="preserve"> </w:t>
       </w:r>
       <w:r>
-        <w:t xml:space="preserve">axis. Boiler-term survival is</w:t>
-      </w:r>
-      <w:r>
-        <w:t xml:space="preserve"> </w:t>
-      </w:r>
-      <w:r>
-        <w:rPr>
-          <w:i/>
-          <w:iCs/>
-        </w:rPr>
-        <w:t xml:space="preserve">measured, not manipulated</w:t>
-      </w:r>
-      <w:r>
-        <w:t xml:space="preserve">, at library level:</w:t>
+        <w:t xml:space="preserve">axis. Boiler-term survival is measured, not manipulated, at library level:</w:t>
       </w:r>
       <w:r>
         <w:t xml:space="preserve"> </w:t>
@@ -45569,20 +44687,7 @@
         <w:t xml:space="preserve"> </w:t>
       </w:r>
       <w:r>
-        <w:t xml:space="preserve">machine is</w:t>
-      </w:r>
-      <w:r>
-        <w:t xml:space="preserve"> </w:t>
-      </w:r>
-      <w:r>
-        <w:rPr>
-          <w:i/>
-          <w:iCs/>
-        </w:rPr>
-        <w:t xml:space="preserve">unknown</w:t>
-      </w:r>
-      <w:r>
-        <w:t xml:space="preserve">: every wave reported here ran in one environment, and</w:t>
+        <w:t xml:space="preserve">machine is unknown: every wave reported here ran in one environment, and</w:t>
       </w:r>
       <w:r>
         <w:t xml:space="preserve"> </w:t>
@@ -45617,17 +44722,7 @@
         <w:t xml:space="preserve"> </w:t>
       </w:r>
       <w:r>
-        <w:rPr>
-          <w:i/>
-          <w:iCs/>
-        </w:rPr>
-        <w:t xml:space="preserve">deterministic</w:t>
-      </w:r>
-      <w:r>
-        <w:t xml:space="preserve"> </w:t>
-      </w:r>
-      <w:r>
-        <w:t xml:space="preserve">heuristic differently in all four seasons at identical</w:t>
+        <w:t xml:space="preserve">deterministic heuristic differently in all four seasons at identical</w:t>
       </w:r>
       <w:r>
         <w:t xml:space="preserve"> </w:t>
@@ -46144,23 +45239,7 @@
         <w:t xml:space="preserve"> </w:t>
       </w:r>
       <w:r>
-        <w:t xml:space="preserve">evaluation year. The table is an</w:t>
-      </w:r>
-      <w:r>
-        <w:t xml:space="preserve"> </w:t>
-      </w:r>
-      <w:r>
-        <w:rPr>
-          <w:i/>
-          <w:iCs/>
-        </w:rPr>
-        <w:t xml:space="preserve">open-loop</w:t>
-      </w:r>
-      <w:r>
-        <w:t xml:space="preserve"> </w:t>
-      </w:r>
-      <w:r>
-        <w:t xml:space="preserve">measurement throughout:</w:t>
+        <w:t xml:space="preserve">evaluation year. The table is an open-loop measurement throughout:</w:t>
       </w:r>
       <w:r>
         <w:t xml:space="preserve"> </w:t>
@@ -48367,17 +47446,7 @@
         <w:t xml:space="preserve"> </w:t>
       </w:r>
       <w:r>
-        <w:rPr>
-          <w:i/>
-          <w:iCs/>
-        </w:rPr>
-        <w:t xml:space="preserve">denser</w:t>
-      </w:r>
-      <w:r>
-        <w:t xml:space="preserve"> </w:t>
-      </w:r>
-      <w:r>
-        <w:t xml:space="preserve">rather than sparser (</w:t>
+        <w:t xml:space="preserve">denser rather than sparser (</w:t>
       </w:r>
       <m:oMath>
         <m:r>
@@ -53910,7 +52979,7 @@
         <w:pStyle w:val="BodyText"/>
       </w:pPr>
       <w:r>
-        <w:t xml:space="preserve">37. Zippenfenig, P. Open-Meteo.com Weather API, 2023; Zenodo.</w:t>
+        <w:t xml:space="preserve">37. Zippenfenig, P. Open-Meteo.com Weather API, 2023; Zenodo (concept DOI, all versions).</w:t>
       </w:r>
       <w:r>
         <w:t xml:space="preserve"> </w:t>

--- a/own-article/paper/en/paper_en.docx
+++ b/own-article/paper/en/paper_en.docx
@@ -492,13 +492,19 @@
         <w:t xml:space="preserve"> </w:t>
       </w:r>
       <w:r>
-        <w:t xml:space="preserve">Outcome measures were simulated seasonal margin and climate-corridor violations. One-step</w:t>
-      </w:r>
-      <w:r>
-        <w:t xml:space="preserve"> </w:t>
-      </w:r>
-      <w:r>
-        <w:t xml:space="preserve">accuracy and multi-step stability ranked the feature libraries oppositely:</w:t>
+        <w:t xml:space="preserve">Outcome measures were simulated seasonal margin and climate-corridor violations. Among</w:t>
+      </w:r>
+      <w:r>
+        <w:t xml:space="preserve"> </w:t>
+      </w:r>
+      <w:r>
+        <w:t xml:space="preserve">first-order, undenoised configurations under sparse estimators, one-step accuracy and</w:t>
+      </w:r>
+      <w:r>
+        <w:t xml:space="preserve"> </w:t>
+      </w:r>
+      <w:r>
+        <w:t xml:space="preserve">multi-step stability ranked the feature libraries oppositely:</w:t>
       </w:r>
       <w:r>
         <w:t xml:space="preserve"> </w:t>
@@ -11464,18 +11470,7 @@
         <w:t xml:space="preserve"> </w:t>
       </w:r>
       <w:r>
-        <w:t xml:space="preserve">(Table </w:t>
-      </w:r>
-      <w:hyperlink w:anchor="tab:wilcoxon">
-        <w:r>
-          <w:rPr>
-            <w:rStyle w:val="Hyperlink"/>
-          </w:rPr>
-          <w:t xml:space="preserve">7</w:t>
-        </w:r>
-      </w:hyperlink>
-      <w:r>
-        <w:t xml:space="preserve">, Section </w:t>
+        <w:t xml:space="preserve">(Section </w:t>
       </w:r>
       <w:hyperlink w:anchor="sec:res-main">
         <w:r>
@@ -13584,14 +13579,14 @@
         <w:t xml:space="preserve"> </w:t>
       </w:r>
       <w:r>
-        <w:t xml:space="preserve">(Table </w:t>
-      </w:r>
-      <w:hyperlink w:anchor="tab:main">
+        <w:t xml:space="preserve">(Section </w:t>
+      </w:r>
+      <w:hyperlink w:anchor="sec:res-main">
         <w:r>
           <w:rPr>
             <w:rStyle w:val="Hyperlink"/>
           </w:rPr>
-          <w:t xml:space="preserve">6</w:t>
+          <w:t xml:space="preserve">3.3</w:t>
         </w:r>
       </w:hyperlink>
       <w:r>
@@ -14205,14 +14200,14 @@
         <w:t xml:space="preserve"> </w:t>
       </w:r>
       <w:r>
-        <w:t xml:space="preserve">(Table </w:t>
-      </w:r>
-      <w:hyperlink w:anchor="tab:main">
+        <w:t xml:space="preserve">(Section </w:t>
+      </w:r>
+      <w:hyperlink w:anchor="sec:res-main">
         <w:r>
           <w:rPr>
             <w:rStyle w:val="Hyperlink"/>
           </w:rPr>
-          <w:t xml:space="preserve">6</w:t>
+          <w:t xml:space="preserve">3.3</w:t>
         </w:r>
       </w:hyperlink>
       <w:r>
@@ -40680,7 +40675,7 @@
       <w:r>
         <w:drawing>
           <wp:inline>
-            <wp:extent cx="5703169" cy="2636341"/>
+            <wp:extent cx="5339851" cy="2636341"/>
             <wp:effectExtent b="0" l="0" r="0" t="0"/>
             <wp:docPr descr="" title="" id="69" name="Picture"/>
             <a:graphic>
@@ -40701,7 +40696,7 @@
                   <pic:spPr bwMode="auto">
                     <a:xfrm>
                       <a:off x="0" y="0"/>
-                      <a:ext cx="5703169" cy="2636341"/>
+                      <a:ext cx="5339851" cy="2636341"/>
                     </a:xfrm>
                     <a:prstGeom prst="rect">
                       <a:avLst/>
@@ -49202,7 +49197,19 @@
         <w:t xml:space="preserve"> </w:t>
       </w:r>
       <w:r>
-        <w:t xml:space="preserve">reference; the reference is deterministic, so its counts are one-sample rather than paired.</w:t>
+        <w:t xml:space="preserve">reference; the reference is deterministic, so its counts are one-sample rather than paired,</w:t>
+      </w:r>
+      <w:r>
+        <w:t xml:space="preserve"> </w:t>
+      </w:r>
+      <w:r>
+        <w:t xml:space="preserve">and the four short horizontal lines at the correction bar mark where the contrast would end</w:t>
+      </w:r>
+      <w:r>
+        <w:t xml:space="preserve"> </w:t>
+      </w:r>
+      <w:r>
+        <w:t xml:space="preserve">if the correction were the tuning gain of a single test season.</w:t>
       </w:r>
       <w:r>
         <w:t xml:space="preserve"> </w:t>
@@ -53198,7 +53205,7 @@
       </w:r>
     </w:p>
     <w:bookmarkEnd w:id="91"/>
-    <w:bookmarkStart w:id="125" w:name="references"/>
+    <w:bookmarkStart w:id="126" w:name="references"/>
     <w:p>
       <w:pPr>
         <w:pStyle w:val="Heading1"/>
@@ -54412,7 +54419,24 @@
         <w:t xml:space="preserve">2024</w:t>
       </w:r>
       <w:r>
-        <w:t xml:space="preserve">.</w:t>
+        <w:t xml:space="preserve">. Available online:</w:t>
+      </w:r>
+      <w:r>
+        <w:t xml:space="preserve"> </w:t>
+      </w:r>
+      <w:hyperlink r:id="rId111">
+        <w:r>
+          <w:rPr>
+            <w:rStyle w:val="Hyperlink"/>
+          </w:rPr>
+          <w:t xml:space="preserve">https://openreview.net/forum?id=tQVZgvXhZb</w:t>
+        </w:r>
+      </w:hyperlink>
+      <w:r>
+        <w:t xml:space="preserve"> </w:t>
+      </w:r>
+      <w:r>
+        <w:t xml:space="preserve">(accessed on 23 September 2026).</w:t>
       </w:r>
     </w:p>
     <w:p>
@@ -54502,7 +54526,7 @@
       <w:r>
         <w:t xml:space="preserve"> </w:t>
       </w:r>
-      <w:hyperlink r:id="rId111">
+      <w:hyperlink r:id="rId112">
         <w:r>
           <w:rPr>
             <w:rStyle w:val="Hyperlink"/>
@@ -54557,7 +54581,7 @@
       <w:r>
         <w:t xml:space="preserve"> </w:t>
       </w:r>
-      <w:hyperlink r:id="rId112">
+      <w:hyperlink r:id="rId113">
         <w:r>
           <w:rPr>
             <w:rStyle w:val="Hyperlink"/>
@@ -54632,7 +54656,7 @@
       <w:r>
         <w:t xml:space="preserve"> </w:t>
       </w:r>
-      <w:hyperlink r:id="rId113">
+      <w:hyperlink r:id="rId114">
         <w:r>
           <w:rPr>
             <w:rStyle w:val="Hyperlink"/>
@@ -54837,7 +54861,7 @@
       <w:r>
         <w:t xml:space="preserve"> </w:t>
       </w:r>
-      <w:hyperlink r:id="rId114">
+      <w:hyperlink r:id="rId115">
         <w:r>
           <w:rPr>
             <w:rStyle w:val="Hyperlink"/>
@@ -54980,7 +55004,7 @@
       <w:r>
         <w:t xml:space="preserve"> </w:t>
       </w:r>
-      <w:hyperlink r:id="rId115">
+      <w:hyperlink r:id="rId116">
         <w:r>
           <w:rPr>
             <w:rStyle w:val="Hyperlink"/>
@@ -54999,7 +55023,7 @@
       <w:r>
         <w:t xml:space="preserve"> </w:t>
       </w:r>
-      <w:hyperlink r:id="rId116">
+      <w:hyperlink r:id="rId117">
         <w:r>
           <w:rPr>
             <w:rStyle w:val="Hyperlink"/>
@@ -55013,7 +55037,7 @@
       <w:r>
         <w:t xml:space="preserve"> </w:t>
       </w:r>
-      <w:hyperlink r:id="rId117">
+      <w:hyperlink r:id="rId118">
         <w:r>
           <w:rPr>
             <w:rStyle w:val="Hyperlink"/>
@@ -55074,7 +55098,7 @@
       <w:r>
         <w:t xml:space="preserve"> </w:t>
       </w:r>
-      <w:hyperlink r:id="rId118">
+      <w:hyperlink r:id="rId119">
         <w:r>
           <w:rPr>
             <w:rStyle w:val="Hyperlink"/>
@@ -55129,7 +55153,7 @@
       <w:r>
         <w:t xml:space="preserve"> </w:t>
       </w:r>
-      <w:hyperlink r:id="rId119">
+      <w:hyperlink r:id="rId120">
         <w:r>
           <w:rPr>
             <w:rStyle w:val="Hyperlink"/>
@@ -55161,7 +55185,7 @@
       <w:r>
         <w:t xml:space="preserve"> </w:t>
       </w:r>
-      <w:hyperlink r:id="rId120">
+      <w:hyperlink r:id="rId121">
         <w:r>
           <w:rPr>
             <w:rStyle w:val="Hyperlink"/>
@@ -55284,7 +55308,7 @@
       <w:r>
         <w:t xml:space="preserve"> </w:t>
       </w:r>
-      <w:hyperlink r:id="rId121">
+      <w:hyperlink r:id="rId122">
         <w:r>
           <w:rPr>
             <w:rStyle w:val="Hyperlink"/>
@@ -55339,7 +55363,7 @@
       <w:r>
         <w:t xml:space="preserve"> </w:t>
       </w:r>
-      <w:hyperlink r:id="rId122">
+      <w:hyperlink r:id="rId123">
         <w:r>
           <w:rPr>
             <w:rStyle w:val="Hyperlink"/>
@@ -55371,7 +55395,7 @@
       <w:r>
         <w:t xml:space="preserve"> </w:t>
       </w:r>
-      <w:hyperlink r:id="rId123">
+      <w:hyperlink r:id="rId124">
         <w:r>
           <w:rPr>
             <w:rStyle w:val="Hyperlink"/>
@@ -55426,7 +55450,7 @@
       <w:r>
         <w:t xml:space="preserve"> </w:t>
       </w:r>
-      <w:hyperlink r:id="rId124">
+      <w:hyperlink r:id="rId125">
         <w:r>
           <w:rPr>
             <w:rStyle w:val="Hyperlink"/>
@@ -55435,7 +55459,7 @@
         </w:r>
       </w:hyperlink>
     </w:p>
-    <w:bookmarkEnd w:id="125"/>
+    <w:bookmarkEnd w:id="126"/>
     <w:sectPr>
       <w:headerReference r:id="rId12" w:type="even"/>
       <w:headerReference r:id="rId13" w:type="default"/>

--- a/own-article/paper/en/paper_en.docx
+++ b/own-article/paper/en/paper_en.docx
@@ -53050,7 +53050,7 @@
         <w:t xml:space="preserve"> </w:t>
       </w:r>
       <w:r>
-        <w:t xml:space="preserve">together with the git commit of the generating code. The archived replication package</w:t>
+        <w:t xml:space="preserve">together with the git commit of the generating code. The replication tree used to prepare this manuscript</w:t>
       </w:r>
       <w:r>
         <w:t xml:space="preserve"> </w:t>
@@ -53141,7 +53141,7 @@
         </w:r>
       </w:hyperlink>
       <w:r>
-        <w:t xml:space="preserve">).</w:t>
+        <w:t xml:space="preserve">). Analysis code: https://doi.org/10.5281/zenodo.22939740. The record does not include per-run result tables.</w:t>
       </w:r>
       <w:r>
         <w:t xml:space="preserve"> </w:t>

--- a/own-article/paper/en/paper_en.docx
+++ b/own-article/paper/en/paper_en.docx
@@ -157,7 +157,7 @@
           <w:b/>
           <w:bCs/>
         </w:rPr>
-        <w:t xml:space="preserve">Mariya S. Kilina</w:t>
+        <w:t xml:space="preserve">Elena O. Chernyaeva</w:t>
       </w:r>
       <m:oMath>
         <m:sSup>
@@ -168,11 +168,23 @@
           </m:e>
           <m:sup>
             <m:r>
-              <m:t>2</m:t>
+              <m:t>1</m:t>
             </m:r>
           </m:sup>
         </m:sSup>
       </m:oMath>
+      <w:r>
+        <w:t xml:space="preserve"> </w:t>
+      </w:r>
+      <w:r>
+        <w:t xml:space="preserve"> </w:t>
+      </w:r>
+      <w:r>
+        <w:rPr>
+          <w:vertAlign w:val="superscript"/>
+        </w:rPr>
+        <w:t xml:space="preserve">0009-0003-3829-3486</w:t>
+      </w:r>
     </w:p>
     <w:p>
       <w:pPr>
@@ -183,7 +195,7 @@
           <w:b/>
           <w:bCs/>
         </w:rPr>
-        <w:t xml:space="preserve">Marina M. Zhdanova</w:t>
+        <w:t xml:space="preserve">Mariya S. Kilina</w:t>
       </w:r>
       <m:oMath>
         <m:sSup>
@@ -194,23 +206,11 @@
           </m:e>
           <m:sup>
             <m:r>
-              <m:t>3</m:t>
+              <m:t>2</m:t>
             </m:r>
           </m:sup>
         </m:sSup>
       </m:oMath>
-      <w:r>
-        <w:t xml:space="preserve"> </w:t>
-      </w:r>
-      <w:r>
-        <w:t xml:space="preserve"> </w:t>
-      </w:r>
-      <w:r>
-        <w:rPr>
-          <w:vertAlign w:val="superscript"/>
-        </w:rPr>
-        <w:t xml:space="preserve">0000-0003-1119-5221</w:t>
-      </w:r>
     </w:p>
     <w:p>
       <w:pPr>
@@ -221,7 +221,7 @@
           <w:b/>
           <w:bCs/>
         </w:rPr>
-        <w:t xml:space="preserve">Elena O. Chernyaeva</w:t>
+        <w:t xml:space="preserve">Marina M. Zhdanova</w:t>
       </w:r>
       <m:oMath>
         <m:sSup>
@@ -232,7 +232,7 @@
           </m:e>
           <m:sup>
             <m:r>
-              <m:t>1</m:t>
+              <m:t>3</m:t>
             </m:r>
           </m:sup>
         </m:sSup>
@@ -247,7 +247,7 @@
         <w:rPr>
           <w:vertAlign w:val="superscript"/>
         </w:rPr>
-        <w:t xml:space="preserve">0009-0003-3829-3486</w:t>
+        <w:t xml:space="preserve">0000-0003-1119-5221</w:t>
       </w:r>
     </w:p>
     <w:p>

--- a/own-article/paper/en/paper_en.docx
+++ b/own-article/paper/en/paper_en.docx
@@ -8436,13 +8436,13 @@
         <w:t xml:space="preserve">EXPERIMENT_PROTOCOL.md</w:t>
       </w:r>
       <w:r>
-        <w:t xml:space="preserve">, is included in the archived</w:t>
-      </w:r>
-      <w:r>
-        <w:t xml:space="preserve"> </w:t>
-      </w:r>
-      <w:r>
-        <w:t xml:space="preserve">replication package named in the Data Availability Statement.</w:t>
+        <w:t xml:space="preserve">, is included in the public replication tree linked in the Data Availability Statement.</w:t>
+      </w:r>
+      <w:r>
+        <w:t xml:space="preserve"/>
+      </w:r>
+      <w:r>
+        <w:t xml:space="preserve"/>
       </w:r>
       <w:r>
         <w:t xml:space="preserve"> </w:t>
@@ -16076,23 +16076,24 @@
     </w:p>
     <w:tbl>
       <w:tblPr>
-        <w:tblStyle w:val="Table"/>
         <w:tblW w:type="auto" w:w="0"/>
-        <w:tblLook w:firstRow="1" w:lastRow="0" w:firstColumn="0" w:lastColumn="0" w:noHBand="0" w:noVBand="0" w:val="0020"/>
-        <w:tblCaption w:val="Tuning the rule-based reference under the reinforcement-learning agents’ budget (16 random trials plus the hard-coded configuration as trial 0; selection on 2018–2019 only). EPI in EUR m^{-2}; one deterministic run per season. Source: regen/results/n2_tune/tune_rb_n2.csv."/>
+        <w:tblLayout w:type="fixed"/>
+        <w:tblLook w:firstColumn="1" w:firstRow="1" w:lastColumn="0" w:lastRow="0" w:noHBand="0" w:noVBand="1" w:val="04A0"/>
       </w:tblPr>
       <w:tblGrid>
-        <w:gridCol w:w="1980"/>
-        <w:gridCol w:w="1980"/>
-        <w:gridCol w:w="1980"/>
-        <w:gridCol w:w="1980"/>
+        <w:gridCol w:w="2580"/>
+        <w:gridCol w:w="1020"/>
+        <w:gridCol w:w="1020"/>
+        <w:gridCol w:w="1020"/>
+        <w:gridCol w:w="1020"/>
+        <w:gridCol w:w="1020"/>
+        <w:gridCol w:w="1531"/>
       </w:tblGrid>
       <w:tr>
-        <w:trPr>
-          <w:tblHeader w:val="on"/>
-        </w:trPr>
-        <w:tc>
-          <w:tcPr/>
+        <w:tc>
+          <w:tcPr>
+            <w:tcW w:type="dxa" w:w="2580"/>
+          </w:tcPr>
           <w:p>
             <w:pPr>
               <w:pStyle w:val="Compact"/>
@@ -16104,7 +16105,10 @@
           </w:p>
         </w:tc>
         <w:tc>
-          <w:tcPr/>
+          <w:tcPr>
+            <w:tcW w:type="dxa" w:w="2040"/>
+            <w:gridSpan w:val="2"/>
+          </w:tcPr>
           <w:p>
             <w:pPr>
               <w:pStyle w:val="Compact"/>
@@ -16116,7 +16120,10 @@
           </w:p>
         </w:tc>
         <w:tc>
-          <w:tcPr/>
+          <w:tcPr>
+            <w:tcW w:type="dxa" w:w="2040"/>
+            <w:gridSpan w:val="2"/>
+          </w:tcPr>
           <w:p>
             <w:pPr>
               <w:pStyle w:val="Compact"/>
@@ -16128,7 +16135,10 @@
           </w:p>
         </w:tc>
         <w:tc>
-          <w:tcPr/>
+          <w:tcPr>
+            <w:tcW w:type="dxa" w:w="2551"/>
+            <w:gridSpan w:val="2"/>
+          </w:tcPr>
           <w:p>
             <w:pPr>
               <w:pStyle w:val="Compact"/>
@@ -16142,7 +16152,9 @@
       </w:tr>
       <w:tr>
         <w:tc>
-          <w:tcPr/>
+          <w:tcPr>
+            <w:tcW w:type="dxa" w:w="2580"/>
+          </w:tcPr>
           <w:p>
             <w:pPr>
               <w:pStyle w:val="Compact"/>
@@ -16174,7 +16186,10 @@
           </w:p>
         </w:tc>
         <w:tc>
-          <w:tcPr/>
+          <w:tcPr>
+            <w:tcW w:type="dxa" w:w="2040"/>
+            <w:gridSpan w:val="2"/>
+          </w:tcPr>
           <w:p>
             <w:pPr>
               <w:pStyle w:val="Compact"/>
@@ -16186,7 +16201,10 @@
           </w:p>
         </w:tc>
         <w:tc>
-          <w:tcPr/>
+          <w:tcPr>
+            <w:tcW w:type="dxa" w:w="2040"/>
+            <w:gridSpan w:val="2"/>
+          </w:tcPr>
           <w:p>
             <w:pPr>
               <w:pStyle w:val="Compact"/>
@@ -16198,7 +16216,10 @@
           </w:p>
         </w:tc>
         <w:tc>
-          <w:tcPr/>
+          <w:tcPr>
+            <w:tcW w:type="dxa" w:w="2551"/>
+            <w:gridSpan w:val="2"/>
+          </w:tcPr>
           <w:p>
             <w:pPr>
               <w:pStyle w:val="Compact"/>
@@ -16212,7 +16233,9 @@
       </w:tr>
       <w:tr>
         <w:tc>
-          <w:tcPr/>
+          <w:tcPr>
+            <w:tcW w:type="dxa" w:w="2580"/>
+          </w:tcPr>
           <w:p>
             <w:pPr>
               <w:pStyle w:val="Compact"/>
@@ -16244,7 +16267,10 @@
           </w:p>
         </w:tc>
         <w:tc>
-          <w:tcPr/>
+          <w:tcPr>
+            <w:tcW w:type="dxa" w:w="2040"/>
+            <w:gridSpan w:val="2"/>
+          </w:tcPr>
           <w:p>
             <w:pPr>
               <w:pStyle w:val="Compact"/>
@@ -16256,7 +16282,10 @@
           </w:p>
         </w:tc>
         <w:tc>
-          <w:tcPr/>
+          <w:tcPr>
+            <w:tcW w:type="dxa" w:w="2040"/>
+            <w:gridSpan w:val="2"/>
+          </w:tcPr>
           <w:p>
             <w:pPr>
               <w:pStyle w:val="Compact"/>
@@ -16268,7 +16297,10 @@
           </w:p>
         </w:tc>
         <w:tc>
-          <w:tcPr/>
+          <w:tcPr>
+            <w:tcW w:type="dxa" w:w="2551"/>
+            <w:gridSpan w:val="2"/>
+          </w:tcPr>
           <w:p>
             <w:pPr>
               <w:pStyle w:val="Compact"/>
@@ -16282,7 +16314,9 @@
       </w:tr>
       <w:tr>
         <w:tc>
-          <w:tcPr/>
+          <w:tcPr>
+            <w:tcW w:type="dxa" w:w="2580"/>
+          </w:tcPr>
           <w:p>
             <w:pPr>
               <w:pStyle w:val="Compact"/>
@@ -16314,7 +16348,10 @@
           </w:p>
         </w:tc>
         <w:tc>
-          <w:tcPr/>
+          <w:tcPr>
+            <w:tcW w:type="dxa" w:w="2040"/>
+            <w:gridSpan w:val="2"/>
+          </w:tcPr>
           <w:p>
             <w:pPr>
               <w:pStyle w:val="Compact"/>
@@ -16326,7 +16363,10 @@
           </w:p>
         </w:tc>
         <w:tc>
-          <w:tcPr/>
+          <w:tcPr>
+            <w:tcW w:type="dxa" w:w="2040"/>
+            <w:gridSpan w:val="2"/>
+          </w:tcPr>
           <w:p>
             <w:pPr>
               <w:pStyle w:val="Compact"/>
@@ -16338,7 +16378,10 @@
           </w:p>
         </w:tc>
         <w:tc>
-          <w:tcPr/>
+          <w:tcPr>
+            <w:tcW w:type="dxa" w:w="2551"/>
+            <w:gridSpan w:val="2"/>
+          </w:tcPr>
           <w:p>
             <w:pPr>
               <w:pStyle w:val="Compact"/>
@@ -16352,7 +16395,9 @@
       </w:tr>
       <w:tr>
         <w:tc>
-          <w:tcPr/>
+          <w:tcPr>
+            <w:tcW w:type="dxa" w:w="2580"/>
+          </w:tcPr>
           <w:p>
             <w:pPr>
               <w:pStyle w:val="Compact"/>
@@ -16364,7 +16409,10 @@
           </w:p>
         </w:tc>
         <w:tc>
-          <w:tcPr/>
+          <w:tcPr>
+            <w:tcW w:type="dxa" w:w="2040"/>
+            <w:gridSpan w:val="2"/>
+          </w:tcPr>
           <w:p>
             <w:pPr>
               <w:pStyle w:val="Compact"/>
@@ -16376,7 +16424,10 @@
           </w:p>
         </w:tc>
         <w:tc>
-          <w:tcPr/>
+          <w:tcPr>
+            <w:tcW w:type="dxa" w:w="2040"/>
+            <w:gridSpan w:val="2"/>
+          </w:tcPr>
           <w:p>
             <w:pPr>
               <w:pStyle w:val="Compact"/>
@@ -16388,7 +16439,10 @@
           </w:p>
         </w:tc>
         <w:tc>
-          <w:tcPr/>
+          <w:tcPr>
+            <w:tcW w:type="dxa" w:w="2551"/>
+            <w:gridSpan w:val="2"/>
+          </w:tcPr>
           <w:p>
             <w:pPr>
               <w:pStyle w:val="Compact"/>
@@ -16402,57 +16456,81 @@
       </w:tr>
       <w:tr>
         <w:tc>
-          <w:tcPr/>
-          <w:p>
-            <w:pPr>
-              <w:pStyle w:val="Compact"/>
-              <w:jc w:val="left"/>
-            </w:pPr>
-            <w:r>
-              <w:t xml:space="preserve">Test season</w:t>
-            </w:r>
-          </w:p>
-        </w:tc>
-        <w:tc>
-          <w:tcPr/>
-          <w:p>
-            <w:pPr>
-              <w:pStyle w:val="Compact"/>
-              <w:jc w:val="center"/>
-            </w:pPr>
-            <w:r>
-              <w:t xml:space="preserve">2020</w:t>
-            </w:r>
-          </w:p>
-        </w:tc>
-        <w:tc>
-          <w:tcPr/>
-          <w:p>
-            <w:pPr>
-              <w:pStyle w:val="Compact"/>
-              <w:jc w:val="center"/>
-            </w:pPr>
-            <w:r>
-              <w:t xml:space="preserve">2022</w:t>
-            </w:r>
-          </w:p>
-        </w:tc>
-        <w:tc>
-          <w:tcPr/>
-          <w:p>
-            <w:pPr>
-              <w:pStyle w:val="Compact"/>
-              <w:jc w:val="center"/>
-            </w:pPr>
-            <w:r>
-              <w:t xml:space="preserve">Mean Violations</w:t>
+          <w:tcPr>
+            <w:tcW w:type="dxa" w:w="2580"/>
+          </w:tcPr>
+          <w:p>
+            <w:r>
+              <w:t>Test season</w:t>
+            </w:r>
+          </w:p>
+        </w:tc>
+        <w:tc>
+          <w:tcPr>
+            <w:tcW w:type="dxa" w:w="1020"/>
+          </w:tcPr>
+          <w:p>
+            <w:r>
+              <w:t>2020</w:t>
+            </w:r>
+          </w:p>
+        </w:tc>
+        <w:tc>
+          <w:tcPr>
+            <w:tcW w:type="dxa" w:w="1020"/>
+          </w:tcPr>
+          <w:p>
+            <w:r>
+              <w:t>2021</w:t>
+            </w:r>
+          </w:p>
+        </w:tc>
+        <w:tc>
+          <w:tcPr>
+            <w:tcW w:type="dxa" w:w="1020"/>
+          </w:tcPr>
+          <w:p>
+            <w:r>
+              <w:t>2022</w:t>
+            </w:r>
+          </w:p>
+        </w:tc>
+        <w:tc>
+          <w:tcPr>
+            <w:tcW w:type="dxa" w:w="1020"/>
+          </w:tcPr>
+          <w:p>
+            <w:r>
+              <w:t>2023</w:t>
+            </w:r>
+          </w:p>
+        </w:tc>
+        <w:tc>
+          <w:tcPr>
+            <w:tcW w:type="dxa" w:w="1020"/>
+          </w:tcPr>
+          <w:p>
+            <w:r>
+              <w:t>Mean</w:t>
+            </w:r>
+          </w:p>
+        </w:tc>
+        <w:tc>
+          <w:tcPr>
+            <w:tcW w:type="dxa" w:w="1531"/>
+          </w:tcPr>
+          <w:p>
+            <w:r>
+              <w:t>Violations</w:t>
             </w:r>
           </w:p>
         </w:tc>
       </w:tr>
       <w:tr>
         <w:tc>
-          <w:tcPr/>
+          <w:tcPr>
+            <w:tcW w:type="dxa" w:w="2580"/>
+          </w:tcPr>
           <w:p>
             <w:pPr>
               <w:pStyle w:val="Compact"/>
@@ -16464,12 +16542,10 @@
           </w:p>
         </w:tc>
         <w:tc>
-          <w:tcPr/>
-          <w:p>
-            <w:pPr>
-              <w:pStyle w:val="Compact"/>
-              <w:jc w:val="center"/>
-            </w:pPr>
+          <w:tcPr>
+            <w:tcW w:type="dxa" w:w="1020"/>
+          </w:tcPr>
+          <w:p>
             <m:oMath>
               <m:r>
                 <m:rPr>
@@ -16481,9 +16557,13 @@
                 <m:t>4.63</m:t>
               </m:r>
             </m:oMath>
-            <w:r>
-              <w:t xml:space="preserve"> </w:t>
-            </w:r>
+          </w:p>
+        </w:tc>
+        <w:tc>
+          <w:tcPr>
+            <w:tcW w:type="dxa" w:w="1020"/>
+          </w:tcPr>
+          <w:p>
             <m:oMath>
               <m:r>
                 <m:rPr>
@@ -16498,12 +16578,10 @@
           </w:p>
         </w:tc>
         <w:tc>
-          <w:tcPr/>
-          <w:p>
-            <w:pPr>
-              <w:pStyle w:val="Compact"/>
-              <w:jc w:val="center"/>
-            </w:pPr>
+          <w:tcPr>
+            <w:tcW w:type="dxa" w:w="1020"/>
+          </w:tcPr>
+          <w:p>
             <m:oMath>
               <m:r>
                 <m:rPr>
@@ -16515,9 +16593,13 @@
                 <m:t>1.30</m:t>
               </m:r>
             </m:oMath>
-            <w:r>
-              <w:t xml:space="preserve"> </w:t>
-            </w:r>
+          </w:p>
+        </w:tc>
+        <w:tc>
+          <w:tcPr>
+            <w:tcW w:type="dxa" w:w="1020"/>
+          </w:tcPr>
+          <w:p>
             <m:oMath>
               <m:r>
                 <m:rPr>
@@ -16532,12 +16614,10 @@
           </w:p>
         </w:tc>
         <w:tc>
-          <w:tcPr/>
-          <w:p>
-            <w:pPr>
-              <w:pStyle w:val="Compact"/>
-              <w:jc w:val="center"/>
-            </w:pPr>
+          <w:tcPr>
+            <w:tcW w:type="dxa" w:w="1020"/>
+          </w:tcPr>
+          <w:p>
             <m:oMath>
               <m:r>
                 <m:rPr>
@@ -16549,15 +16629,24 @@
                 <m:t>1.23</m:t>
               </m:r>
             </m:oMath>
-            <w:r>
-              <w:t xml:space="preserve">​</w:t>
+          </w:p>
+        </w:tc>
+        <w:tc>
+          <w:tcPr>
+            <w:tcW w:type="dxa" w:w="1531"/>
+          </w:tcPr>
+          <w:p>
+            <w:r>
+              <w:t>2813</w:t>
             </w:r>
           </w:p>
         </w:tc>
       </w:tr>
       <w:tr>
         <w:tc>
-          <w:tcPr/>
+          <w:tcPr>
+            <w:tcW w:type="dxa" w:w="2580"/>
+          </w:tcPr>
           <w:p>
             <w:pPr>
               <w:pStyle w:val="Compact"/>
@@ -16569,12 +16658,10 @@
           </w:p>
         </w:tc>
         <w:tc>
-          <w:tcPr/>
-          <w:p>
-            <w:pPr>
-              <w:pStyle w:val="Compact"/>
-              <w:jc w:val="center"/>
-            </w:pPr>
+          <w:tcPr>
+            <w:tcW w:type="dxa" w:w="1020"/>
+          </w:tcPr>
+          <w:p>
             <m:oMath>
               <m:r>
                 <m:rPr>
@@ -16586,9 +16673,13 @@
                 <m:t>6.29</m:t>
               </m:r>
             </m:oMath>
-            <w:r>
-              <w:t xml:space="preserve"> </w:t>
-            </w:r>
+          </w:p>
+        </w:tc>
+        <w:tc>
+          <w:tcPr>
+            <w:tcW w:type="dxa" w:w="1020"/>
+          </w:tcPr>
+          <w:p>
             <m:oMath>
               <m:r>
                 <m:rPr>
@@ -16603,12 +16694,10 @@
           </w:p>
         </w:tc>
         <w:tc>
-          <w:tcPr/>
-          <w:p>
-            <w:pPr>
-              <w:pStyle w:val="Compact"/>
-              <w:jc w:val="center"/>
-            </w:pPr>
+          <w:tcPr>
+            <w:tcW w:type="dxa" w:w="1020"/>
+          </w:tcPr>
+          <w:p>
             <m:oMath>
               <m:r>
                 <m:rPr>
@@ -16620,9 +16709,13 @@
                 <m:t>2.81</m:t>
               </m:r>
             </m:oMath>
-            <w:r>
-              <w:t xml:space="preserve"> </w:t>
-            </w:r>
+          </w:p>
+        </w:tc>
+        <w:tc>
+          <w:tcPr>
+            <w:tcW w:type="dxa" w:w="1020"/>
+          </w:tcPr>
+          <w:p>
             <m:oMath>
               <m:r>
                 <m:rPr>
@@ -16637,12 +16730,10 @@
           </w:p>
         </w:tc>
         <w:tc>
-          <w:tcPr/>
-          <w:p>
-            <w:pPr>
-              <w:pStyle w:val="Compact"/>
-              <w:jc w:val="center"/>
-            </w:pPr>
+          <w:tcPr>
+            <w:tcW w:type="dxa" w:w="1020"/>
+          </w:tcPr>
+          <w:p>
             <m:oMath>
               <m:r>
                 <m:rPr>
@@ -16657,15 +16748,24 @@
                 <m:t>2.26</m:t>
               </m:r>
             </m:oMath>
-            <w:r>
-              <w:t xml:space="preserve">​</w:t>
+          </w:p>
+        </w:tc>
+        <w:tc>
+          <w:tcPr>
+            <w:tcW w:type="dxa" w:w="1531"/>
+          </w:tcPr>
+          <w:p>
+            <w:r>
+              <w:t>4339</w:t>
             </w:r>
           </w:p>
         </w:tc>
       </w:tr>
       <w:tr>
         <w:tc>
-          <w:tcPr/>
+          <w:tcPr>
+            <w:tcW w:type="dxa" w:w="2580"/>
+          </w:tcPr>
           <w:p>
             <w:pPr>
               <w:pStyle w:val="Compact"/>
@@ -16677,12 +16777,10 @@
           </w:p>
         </w:tc>
         <w:tc>
-          <w:tcPr/>
-          <w:p>
-            <w:pPr>
-              <w:pStyle w:val="Compact"/>
-              <w:jc w:val="center"/>
-            </w:pPr>
+          <w:tcPr>
+            <w:tcW w:type="dxa" w:w="1020"/>
+          </w:tcPr>
+          <w:p>
             <m:oMath>
               <m:r>
                 <m:rPr>
@@ -16694,9 +16792,13 @@
                 <m:t>1.66</m:t>
               </m:r>
             </m:oMath>
-            <w:r>
-              <w:t xml:space="preserve"> </w:t>
-            </w:r>
+          </w:p>
+        </w:tc>
+        <w:tc>
+          <w:tcPr>
+            <w:tcW w:type="dxa" w:w="1020"/>
+          </w:tcPr>
+          <w:p>
             <m:oMath>
               <m:r>
                 <m:rPr>
@@ -16711,12 +16813,10 @@
           </w:p>
         </w:tc>
         <w:tc>
-          <w:tcPr/>
-          <w:p>
-            <w:pPr>
-              <w:pStyle w:val="Compact"/>
-              <w:jc w:val="center"/>
-            </w:pPr>
+          <w:tcPr>
+            <w:tcW w:type="dxa" w:w="1020"/>
+          </w:tcPr>
+          <w:p>
             <m:oMath>
               <m:r>
                 <m:rPr>
@@ -16728,9 +16828,13 @@
                 <m:t>1.50</m:t>
               </m:r>
             </m:oMath>
-            <w:r>
-              <w:t xml:space="preserve"> </w:t>
-            </w:r>
+          </w:p>
+        </w:tc>
+        <w:tc>
+          <w:tcPr>
+            <w:tcW w:type="dxa" w:w="1020"/>
+          </w:tcPr>
+          <w:p>
             <m:oMath>
               <m:r>
                 <m:rPr>
@@ -16745,12 +16849,10 @@
           </w:p>
         </w:tc>
         <w:tc>
-          <w:tcPr/>
-          <w:p>
-            <w:pPr>
-              <w:pStyle w:val="Compact"/>
-              <w:jc w:val="center"/>
-            </w:pPr>
+          <w:tcPr>
+            <w:tcW w:type="dxa" w:w="1020"/>
+          </w:tcPr>
+          <w:p>
             <m:oMath>
               <m:r>
                 <m:rPr>
@@ -16765,9 +16867,13 @@
                 <m:t>3.49</m:t>
               </m:r>
             </m:oMath>
-            <w:r>
-              <w:t xml:space="preserve"> </w:t>
-            </w:r>
+          </w:p>
+        </w:tc>
+        <w:tc>
+          <w:tcPr>
+            <w:tcW w:type="dxa" w:w="1531"/>
+          </w:tcPr>
+          <w:p>
             <m:oMath>
               <m:r>
                 <m:rPr>
@@ -50556,7 +50662,7 @@
         <w:t xml:space="preserve"> </w:t>
       </w:r>
       <w:r>
-        <w:t xml:space="preserve">archived replication package. EPI is the</w:t>
+        <w:t xml:space="preserve">public replication tree. EPI is the</w:t>
       </w:r>
       <w:r>
         <w:t xml:space="preserve"> </w:t>
@@ -53147,25 +53253,39 @@
         <w:t xml:space="preserve"> </w:t>
       </w:r>
       <w:r>
-        <w:t xml:space="preserve">[[REQUIRED BEFORE SUBMISSION: a public, citable location for this</w:t>
-      </w:r>
-      <w:r>
-        <w:t xml:space="preserve"> </w:t>
-      </w:r>
-      <w:r>
-        <w:t xml:space="preserve">tree – a repository URL and an archived release with a DOI (Zenodo, figshare or</w:t>
-      </w:r>
-      <w:r>
-        <w:t xml:space="preserve"> </w:t>
-      </w:r>
-      <w:r>
-        <w:t xml:space="preserve">equivalent). MDPI requires a link or an explicit statement of restriction; a path</w:t>
-      </w:r>
-      <w:r>
-        <w:t xml:space="preserve"> </w:t>
-      </w:r>
-      <w:r>
-        <w:t xml:space="preserve">inside a private repository is not sufficient.]]</w:t>
+        <w:t xml:space="preserve"/>
+      </w:r>
+      <w:r>
+        <w:t xml:space="preserve"/>
+      </w:r>
+      <w:r>
+        <w:t xml:space="preserve"/>
+      </w:r>
+      <w:r>
+        <w:t xml:space="preserve"/>
+      </w:r>
+      <w:r>
+        <w:t xml:space="preserve"/>
+      </w:r>
+      <w:r>
+        <w:t xml:space="preserve"/>
+      </w:r>
+      <w:r>
+        <w:t xml:space="preserve"/>
+      </w:r>
+      <w:r>
+        <w:t xml:space="preserve">The complete replication tree is openly available at </w:t>
+      </w:r>
+      <w:hyperlink r:id="rId1">
+        <w:r>
+          <w:rPr>
+            <w:rStyle w:val="Hyperlink"/>
+          </w:rPr>
+          <w:t>https://github.com/chernyaevantont-tech/greenhouse-control/tree/516e167920bd060a33c7a311d504ee54529c769b/own-article</w:t>
+        </w:r>
+      </w:hyperlink>
+      <w:r>
+        <w:t>, fixed to the commit identified in the URL.</w:t>
       </w:r>
     </w:p>
     <w:p>
